--- a/docs/reports/20261009-technical-report/异构无人航行器集群任务规划与协同控制技术研究-正文.docx
+++ b/docs/reports/20261009-technical-report/异构无人航行器集群任务规划与协同控制技术研究-正文.docx
@@ -46,7 +46,7 @@
             </w:rPr>
             <w:fldChar w:fldCharType="separate"/>
           </w:r>
-          <w:hyperlink w:anchor="__RefHeading___Toc1789_851563711">
+          <w:hyperlink w:anchor="__RefHeading___Toc1778_4125612531">
             <w:r>
               <w:rPr>
                 <w:webHidden/>
@@ -72,7 +72,7 @@
             </w:tabs>
             <w:rPr/>
           </w:pPr>
-          <w:hyperlink w:anchor="__RefHeading___Toc1791_851563711">
+          <w:hyperlink w:anchor="__RefHeading___Toc1780_4125612531">
             <w:r>
               <w:rPr>
                 <w:webHidden/>
@@ -104,7 +104,7 @@
             </w:tabs>
             <w:rPr/>
           </w:pPr>
-          <w:hyperlink w:anchor="__RefHeading___Toc1793_851563711">
+          <w:hyperlink w:anchor="__RefHeading___Toc1782_4125612531">
             <w:r>
               <w:rPr>
                 <w:webHidden/>
@@ -136,7 +136,7 @@
             </w:tabs>
             <w:rPr/>
           </w:pPr>
-          <w:hyperlink w:anchor="__RefHeading___Toc1795_851563711">
+          <w:hyperlink w:anchor="__RefHeading___Toc1784_4125612531">
             <w:r>
               <w:rPr>
                 <w:webHidden/>
@@ -168,7 +168,7 @@
             </w:tabs>
             <w:rPr/>
           </w:pPr>
-          <w:hyperlink w:anchor="__RefHeading___Toc1797_851563711">
+          <w:hyperlink w:anchor="__RefHeading___Toc1786_4125612531">
             <w:r>
               <w:rPr>
                 <w:webHidden/>
@@ -187,7 +187,7 @@
                 <w:rStyle w:val="IndexLink"/>
               </w:rPr>
               <w:tab/>
-              <w:t>3</w:t>
+              <w:t>4</w:t>
             </w:r>
           </w:hyperlink>
         </w:p>
@@ -200,7 +200,7 @@
             </w:tabs>
             <w:rPr/>
           </w:pPr>
-          <w:hyperlink w:anchor="__RefHeading___Toc1799_851563711">
+          <w:hyperlink w:anchor="__RefHeading___Toc1788_4125612531">
             <w:r>
               <w:rPr>
                 <w:webHidden/>
@@ -219,7 +219,7 @@
                 <w:rStyle w:val="IndexLink"/>
               </w:rPr>
               <w:tab/>
-              <w:t>3</w:t>
+              <w:t>4</w:t>
             </w:r>
           </w:hyperlink>
         </w:p>
@@ -232,7 +232,7 @@
             </w:tabs>
             <w:rPr/>
           </w:pPr>
-          <w:hyperlink w:anchor="__RefHeading___Toc1801_851563711">
+          <w:hyperlink w:anchor="__RefHeading___Toc1790_4125612531">
             <w:r>
               <w:rPr>
                 <w:webHidden/>
@@ -251,7 +251,7 @@
                 <w:rStyle w:val="IndexLink"/>
               </w:rPr>
               <w:tab/>
-              <w:t>4</w:t>
+              <w:t>5</w:t>
             </w:r>
           </w:hyperlink>
         </w:p>
@@ -264,7 +264,7 @@
             </w:tabs>
             <w:rPr/>
           </w:pPr>
-          <w:hyperlink w:anchor="__RefHeading___Toc1803_851563711">
+          <w:hyperlink w:anchor="__RefHeading___Toc1792_4125612531">
             <w:r>
               <w:rPr>
                 <w:webHidden/>
@@ -296,7 +296,7 @@
             </w:tabs>
             <w:rPr/>
           </w:pPr>
-          <w:hyperlink w:anchor="__RefHeading___Toc1805_851563711">
+          <w:hyperlink w:anchor="__RefHeading___Toc1794_4125612531">
             <w:r>
               <w:rPr>
                 <w:webHidden/>
@@ -315,7 +315,7 @@
                 <w:rStyle w:val="IndexLink"/>
               </w:rPr>
               <w:tab/>
-              <w:t>5</w:t>
+              <w:t>6</w:t>
             </w:r>
           </w:hyperlink>
         </w:p>
@@ -328,7 +328,7 @@
             </w:tabs>
             <w:rPr/>
           </w:pPr>
-          <w:hyperlink w:anchor="__RefHeading___Toc1807_851563711">
+          <w:hyperlink w:anchor="__RefHeading___Toc1796_4125612531">
             <w:r>
               <w:rPr>
                 <w:webHidden/>
@@ -347,7 +347,7 @@
                 <w:rStyle w:val="IndexLink"/>
               </w:rPr>
               <w:tab/>
-              <w:t>5</w:t>
+              <w:t>6</w:t>
             </w:r>
           </w:hyperlink>
         </w:p>
@@ -360,7 +360,7 @@
             </w:tabs>
             <w:rPr/>
           </w:pPr>
-          <w:hyperlink w:anchor="__RefHeading___Toc1809_851563711">
+          <w:hyperlink w:anchor="__RefHeading___Toc1798_4125612531">
             <w:r>
               <w:rPr>
                 <w:webHidden/>
@@ -392,7 +392,7 @@
             </w:tabs>
             <w:rPr/>
           </w:pPr>
-          <w:hyperlink w:anchor="__RefHeading___Toc1811_851563711">
+          <w:hyperlink w:anchor="__RefHeading___Toc1800_4125612531">
             <w:r>
               <w:rPr>
                 <w:webHidden/>
@@ -411,7 +411,7 @@
                 <w:rStyle w:val="IndexLink"/>
               </w:rPr>
               <w:tab/>
-              <w:t>6</w:t>
+              <w:t>7</w:t>
             </w:r>
           </w:hyperlink>
         </w:p>
@@ -424,7 +424,7 @@
             </w:tabs>
             <w:rPr/>
           </w:pPr>
-          <w:hyperlink w:anchor="__RefHeading___Toc1813_851563711">
+          <w:hyperlink w:anchor="__RefHeading___Toc1802_4125612531">
             <w:r>
               <w:rPr>
                 <w:webHidden/>
@@ -456,7 +456,7 @@
             </w:tabs>
             <w:rPr/>
           </w:pPr>
-          <w:hyperlink w:anchor="__RefHeading___Toc1815_851563711">
+          <w:hyperlink w:anchor="__RefHeading___Toc1804_4125612531">
             <w:r>
               <w:rPr>
                 <w:webHidden/>
@@ -475,7 +475,7 @@
                 <w:rStyle w:val="IndexLink"/>
               </w:rPr>
               <w:tab/>
-              <w:t>7</w:t>
+              <w:t>8</w:t>
             </w:r>
           </w:hyperlink>
         </w:p>
@@ -488,7 +488,7 @@
             </w:tabs>
             <w:rPr/>
           </w:pPr>
-          <w:hyperlink w:anchor="__RefHeading___Toc1817_851563711">
+          <w:hyperlink w:anchor="__RefHeading___Toc1806_4125612531">
             <w:r>
               <w:rPr>
                 <w:webHidden/>
@@ -507,7 +507,7 @@
                 <w:rStyle w:val="IndexLink"/>
               </w:rPr>
               <w:tab/>
-              <w:t>7</w:t>
+              <w:t>8</w:t>
             </w:r>
           </w:hyperlink>
         </w:p>
@@ -520,7 +520,7 @@
             </w:tabs>
             <w:rPr/>
           </w:pPr>
-          <w:hyperlink w:anchor="__RefHeading___Toc1819_851563711">
+          <w:hyperlink w:anchor="__RefHeading___Toc1808_4125612531">
             <w:r>
               <w:rPr>
                 <w:webHidden/>
@@ -539,7 +539,7 @@
                 <w:rStyle w:val="IndexLink"/>
               </w:rPr>
               <w:tab/>
-              <w:t>7</w:t>
+              <w:t>8</w:t>
             </w:r>
           </w:hyperlink>
         </w:p>
@@ -552,7 +552,7 @@
             </w:tabs>
             <w:rPr/>
           </w:pPr>
-          <w:hyperlink w:anchor="__RefHeading___Toc1821_851563711">
+          <w:hyperlink w:anchor="__RefHeading___Toc1810_4125612531">
             <w:r>
               <w:rPr>
                 <w:webHidden/>
@@ -571,7 +571,7 @@
                 <w:rStyle w:val="IndexLink"/>
               </w:rPr>
               <w:tab/>
-              <w:t>8</w:t>
+              <w:t>9</w:t>
             </w:r>
           </w:hyperlink>
         </w:p>
@@ -584,7 +584,7 @@
             </w:tabs>
             <w:rPr/>
           </w:pPr>
-          <w:hyperlink w:anchor="__RefHeading___Toc1823_851563711">
+          <w:hyperlink w:anchor="__RefHeading___Toc1812_4125612531">
             <w:r>
               <w:rPr>
                 <w:webHidden/>
@@ -603,7 +603,7 @@
                 <w:rStyle w:val="IndexLink"/>
               </w:rPr>
               <w:tab/>
-              <w:t>8</w:t>
+              <w:t>9</w:t>
             </w:r>
           </w:hyperlink>
         </w:p>
@@ -616,7 +616,7 @@
             </w:tabs>
             <w:rPr/>
           </w:pPr>
-          <w:hyperlink w:anchor="__RefHeading___Toc1825_851563711">
+          <w:hyperlink w:anchor="__RefHeading___Toc1814_4125612531">
             <w:r>
               <w:rPr>
                 <w:webHidden/>
@@ -635,7 +635,7 @@
                 <w:rStyle w:val="IndexLink"/>
               </w:rPr>
               <w:tab/>
-              <w:t>9</w:t>
+              <w:t>10</w:t>
             </w:r>
           </w:hyperlink>
         </w:p>
@@ -648,7 +648,7 @@
             </w:tabs>
             <w:rPr/>
           </w:pPr>
-          <w:hyperlink w:anchor="__RefHeading___Toc1827_851563711">
+          <w:hyperlink w:anchor="__RefHeading___Toc1816_4125612531">
             <w:r>
               <w:rPr>
                 <w:webHidden/>
@@ -667,7 +667,7 @@
                 <w:rStyle w:val="IndexLink"/>
               </w:rPr>
               <w:tab/>
-              <w:t>9</w:t>
+              <w:t>10</w:t>
             </w:r>
           </w:hyperlink>
         </w:p>
@@ -680,7 +680,7 @@
             </w:tabs>
             <w:rPr/>
           </w:pPr>
-          <w:hyperlink w:anchor="__RefHeading___Toc1829_851563711">
+          <w:hyperlink w:anchor="__RefHeading___Toc1818_4125612531">
             <w:r>
               <w:rPr>
                 <w:webHidden/>
@@ -712,7 +712,7 @@
             </w:tabs>
             <w:rPr/>
           </w:pPr>
-          <w:hyperlink w:anchor="__RefHeading___Toc1831_851563711">
+          <w:hyperlink w:anchor="__RefHeading___Toc1820_4125612531">
             <w:r>
               <w:rPr>
                 <w:webHidden/>
@@ -731,7 +731,7 @@
                 <w:rStyle w:val="IndexLink"/>
               </w:rPr>
               <w:tab/>
-              <w:t>10</w:t>
+              <w:t>11</w:t>
             </w:r>
           </w:hyperlink>
         </w:p>
@@ -744,7 +744,7 @@
             </w:tabs>
             <w:rPr/>
           </w:pPr>
-          <w:hyperlink w:anchor="__RefHeading___Toc1833_851563711">
+          <w:hyperlink w:anchor="__RefHeading___Toc1822_4125612531">
             <w:r>
               <w:rPr>
                 <w:webHidden/>
@@ -756,7 +756,7 @@
               <w:rPr>
                 <w:rStyle w:val="IndexLink"/>
               </w:rPr>
-              <w:t>协同任务闭环的整体可行性分析</w:t>
+              <w:t>协同执行条件与任务完成分析</w:t>
             </w:r>
             <w:r>
               <w:rPr>
@@ -776,7 +776,7 @@
             </w:tabs>
             <w:rPr/>
           </w:pPr>
-          <w:hyperlink w:anchor="__RefHeading___Toc1835_851563711">
+          <w:hyperlink w:anchor="__RefHeading___Toc1824_4125612531">
             <w:r>
               <w:rPr>
                 <w:webHidden/>
@@ -808,7 +808,7 @@
             </w:tabs>
             <w:rPr/>
           </w:pPr>
-          <w:hyperlink w:anchor="__RefHeading___Toc1837_851563711">
+          <w:hyperlink w:anchor="__RefHeading___Toc1826_4125612531">
             <w:r>
               <w:rPr>
                 <w:webHidden/>
@@ -820,14 +820,14 @@
               <w:rPr>
                 <w:rStyle w:val="IndexLink"/>
               </w:rPr>
-              <w:t>从跟踪推导巡视有限完成</w:t>
+              <w:t>巡视进度与作业时长分析</w:t>
             </w:r>
             <w:r>
               <w:rPr>
                 <w:rStyle w:val="IndexLink"/>
               </w:rPr>
               <w:tab/>
-              <w:t>11</w:t>
+              <w:t>12</w:t>
             </w:r>
           </w:hyperlink>
         </w:p>
@@ -840,7 +840,7 @@
             </w:tabs>
             <w:rPr/>
           </w:pPr>
-          <w:hyperlink w:anchor="__RefHeading___Toc1839_851563711">
+          <w:hyperlink w:anchor="__RefHeading___Toc1828_4125612531">
             <w:r>
               <w:rPr>
                 <w:webHidden/>
@@ -852,14 +852,14 @@
               <w:rPr>
                 <w:rStyle w:val="IndexLink"/>
               </w:rPr>
-              <w:t>资源与计量不变量</w:t>
+              <w:t>资源占用与完成量计算</w:t>
             </w:r>
             <w:r>
               <w:rPr>
                 <w:rStyle w:val="IndexLink"/>
               </w:rPr>
               <w:tab/>
-              <w:t>12</w:t>
+              <w:t>13</w:t>
             </w:r>
           </w:hyperlink>
         </w:p>
@@ -872,7 +872,7 @@
             </w:tabs>
             <w:rPr/>
           </w:pPr>
-          <w:hyperlink w:anchor="__RefHeading___Toc1841_851563711">
+          <w:hyperlink w:anchor="__RefHeading___Toc1830_4125612531">
             <w:r>
               <w:rPr>
                 <w:webHidden/>
@@ -891,7 +891,7 @@
                 <w:rStyle w:val="IndexLink"/>
               </w:rPr>
               <w:tab/>
-              <w:t>12</w:t>
+              <w:t>13</w:t>
             </w:r>
           </w:hyperlink>
         </w:p>
@@ -904,7 +904,7 @@
             </w:tabs>
             <w:rPr/>
           </w:pPr>
-          <w:hyperlink w:anchor="__RefHeading___Toc1843_851563711">
+          <w:hyperlink w:anchor="__RefHeading___Toc1832_4125612531">
             <w:r>
               <w:rPr>
                 <w:webHidden/>
@@ -916,7 +916,7 @@
               <w:rPr>
                 <w:rStyle w:val="IndexLink"/>
               </w:rPr>
-              <w:t>整体任务可行性定理</w:t>
+              <w:t>整体任务执行条件与闭合检查</w:t>
             </w:r>
             <w:r>
               <w:rPr>
@@ -936,7 +936,7 @@
             </w:tabs>
             <w:rPr/>
           </w:pPr>
-          <w:hyperlink w:anchor="__RefHeading___Toc1845_851563711">
+          <w:hyperlink w:anchor="__RefHeading___Toc1834_4125612531">
             <w:r>
               <w:rPr>
                 <w:webHidden/>
@@ -955,7 +955,7 @@
                 <w:rStyle w:val="IndexLink"/>
               </w:rPr>
               <w:tab/>
-              <w:t>13</w:t>
+              <w:t>14</w:t>
             </w:r>
           </w:hyperlink>
         </w:p>
@@ -968,7 +968,7 @@
             </w:tabs>
             <w:rPr/>
           </w:pPr>
-          <w:hyperlink w:anchor="__RefHeading___Toc1847_851563711">
+          <w:hyperlink w:anchor="__RefHeading___Toc1836_4125612531">
             <w:r>
               <w:rPr>
                 <w:webHidden/>
@@ -987,7 +987,7 @@
                 <w:rStyle w:val="IndexLink"/>
               </w:rPr>
               <w:tab/>
-              <w:t>13</w:t>
+              <w:t>14</w:t>
             </w:r>
           </w:hyperlink>
         </w:p>
@@ -1000,7 +1000,7 @@
             </w:tabs>
             <w:rPr/>
           </w:pPr>
-          <w:hyperlink w:anchor="__RefHeading___Toc1849_851563711">
+          <w:hyperlink w:anchor="__RefHeading___Toc1838_4125612531">
             <w:r>
               <w:rPr>
                 <w:webHidden/>
@@ -1019,7 +1019,7 @@
                 <w:rStyle w:val="IndexLink"/>
               </w:rPr>
               <w:tab/>
-              <w:t>14</w:t>
+              <w:t>15</w:t>
             </w:r>
           </w:hyperlink>
         </w:p>
@@ -1032,7 +1032,7 @@
             </w:tabs>
             <w:rPr/>
           </w:pPr>
-          <w:hyperlink w:anchor="__RefHeading___Toc1851_851563711">
+          <w:hyperlink w:anchor="__RefHeading___Toc1840_4125612531">
             <w:r>
               <w:rPr>
                 <w:webHidden/>
@@ -1064,7 +1064,7 @@
             </w:tabs>
             <w:rPr/>
           </w:pPr>
-          <w:hyperlink w:anchor="__RefHeading___Toc1853_851563711">
+          <w:hyperlink w:anchor="__RefHeading___Toc1842_4125612531">
             <w:r>
               <w:rPr>
                 <w:webHidden/>
@@ -1083,7 +1083,7 @@
                 <w:rStyle w:val="IndexLink"/>
               </w:rPr>
               <w:tab/>
-              <w:t>15</w:t>
+              <w:t>16</w:t>
             </w:r>
           </w:hyperlink>
         </w:p>
@@ -1096,7 +1096,7 @@
             </w:tabs>
             <w:rPr/>
           </w:pPr>
-          <w:hyperlink w:anchor="__RefHeading___Toc1855_851563711">
+          <w:hyperlink w:anchor="__RefHeading___Toc1844_4125612531">
             <w:r>
               <w:rPr>
                 <w:webHidden/>
@@ -1115,7 +1115,7 @@
                 <w:rStyle w:val="IndexLink"/>
               </w:rPr>
               <w:tab/>
-              <w:t>15</w:t>
+              <w:t>16</w:t>
             </w:r>
           </w:hyperlink>
         </w:p>
@@ -1128,7 +1128,7 @@
             </w:tabs>
             <w:rPr/>
           </w:pPr>
-          <w:hyperlink w:anchor="__RefHeading___Toc1857_851563711">
+          <w:hyperlink w:anchor="__RefHeading___Toc1846_4125612531">
             <w:r>
               <w:rPr>
                 <w:webHidden/>
@@ -1147,7 +1147,7 @@
                 <w:rStyle w:val="IndexLink"/>
               </w:rPr>
               <w:tab/>
-              <w:t>16</w:t>
+              <w:t>17</w:t>
             </w:r>
           </w:hyperlink>
         </w:p>
@@ -1160,7 +1160,7 @@
             </w:tabs>
             <w:rPr/>
           </w:pPr>
-          <w:hyperlink w:anchor="__RefHeading___Toc1859_851563711">
+          <w:hyperlink w:anchor="__RefHeading___Toc1848_4125612531">
             <w:r>
               <w:rPr>
                 <w:webHidden/>
@@ -1179,7 +1179,7 @@
                 <w:rStyle w:val="IndexLink"/>
               </w:rPr>
               <w:tab/>
-              <w:t>17</w:t>
+              <w:t>18</w:t>
             </w:r>
           </w:hyperlink>
         </w:p>
@@ -1192,7 +1192,7 @@
             </w:tabs>
             <w:rPr/>
           </w:pPr>
-          <w:hyperlink w:anchor="__RefHeading___Toc1861_851563711">
+          <w:hyperlink w:anchor="__RefHeading___Toc1850_4125612531">
             <w:r>
               <w:rPr>
                 <w:webHidden/>
@@ -1205,7 +1205,7 @@
                 <w:rStyle w:val="IndexLink"/>
               </w:rPr>
               <w:tab/>
-              <w:t>18</w:t>
+              <w:t>19</w:t>
             </w:r>
           </w:hyperlink>
         </w:p>
@@ -1218,7 +1218,7 @@
             </w:tabs>
             <w:rPr/>
           </w:pPr>
-          <w:hyperlink w:anchor="__RefHeading___Toc1863_851563711">
+          <w:hyperlink w:anchor="__RefHeading___Toc1852_4125612531">
             <w:r>
               <w:rPr>
                 <w:webHidden/>
@@ -1243,7 +1243,7 @@
                 <w:rStyle w:val="IndexLink"/>
               </w:rPr>
               <w:tab/>
-              <w:t>20</w:t>
+              <w:t>22</w:t>
             </w:r>
           </w:hyperlink>
         </w:p>
@@ -1256,7 +1256,7 @@
             </w:tabs>
             <w:rPr/>
           </w:pPr>
-          <w:hyperlink w:anchor="__RefHeading___Toc1865_851563711">
+          <w:hyperlink w:anchor="__RefHeading___Toc1854_4125612531">
             <w:r>
               <w:rPr>
                 <w:webHidden/>
@@ -1281,7 +1281,7 @@
                 <w:rStyle w:val="IndexLink"/>
               </w:rPr>
               <w:tab/>
-              <w:t>21</w:t>
+              <w:t>23</w:t>
             </w:r>
           </w:hyperlink>
           <w:r>
@@ -1385,7 +1385,7 @@
             <w:rStyle w:val="IndexLink"/>
           </w:rPr>
           <w:tab/>
-          <w:t>2</w:t>
+          <w:t>3</w:t>
         </w:r>
       </w:hyperlink>
     </w:p>
@@ -1484,7 +1484,7 @@
             <w:rStyle w:val="IndexLink"/>
           </w:rPr>
           <w:tab/>
-          <w:t>15</w:t>
+          <w:t>16</w:t>
         </w:r>
       </w:hyperlink>
     </w:p>
@@ -1517,7 +1517,7 @@
             <w:rStyle w:val="IndexLink"/>
           </w:rPr>
           <w:tab/>
-          <w:t>16</w:t>
+          <w:t>17</w:t>
         </w:r>
       </w:hyperlink>
       <w:r>
@@ -1593,7 +1593,7 @@
             <w:rStyle w:val="IndexLink"/>
           </w:rPr>
           <w:tab/>
-          <w:t>2</w:t>
+          <w:t>3</w:t>
         </w:r>
       </w:hyperlink>
     </w:p>
@@ -1626,7 +1626,7 @@
             <w:rStyle w:val="IndexLink"/>
           </w:rPr>
           <w:tab/>
-          <w:t>4</w:t>
+          <w:t>5</w:t>
         </w:r>
       </w:hyperlink>
     </w:p>
@@ -1659,7 +1659,7 @@
             <w:rStyle w:val="IndexLink"/>
           </w:rPr>
           <w:tab/>
-          <w:t>6</w:t>
+          <w:t>7</w:t>
         </w:r>
       </w:hyperlink>
     </w:p>
@@ -1692,7 +1692,7 @@
             <w:rStyle w:val="IndexLink"/>
           </w:rPr>
           <w:tab/>
-          <w:t>14</w:t>
+          <w:t>15</w:t>
         </w:r>
       </w:hyperlink>
     </w:p>
@@ -1725,7 +1725,7 @@
             <w:rStyle w:val="IndexLink"/>
           </w:rPr>
           <w:tab/>
-          <w:t>16</w:t>
+          <w:t>17</w:t>
         </w:r>
       </w:hyperlink>
     </w:p>
@@ -1758,7 +1758,7 @@
             <w:rStyle w:val="IndexLink"/>
           </w:rPr>
           <w:tab/>
-          <w:t>16</w:t>
+          <w:t>17</w:t>
         </w:r>
       </w:hyperlink>
     </w:p>
@@ -1791,7 +1791,7 @@
             <w:rStyle w:val="IndexLink"/>
           </w:rPr>
           <w:tab/>
-          <w:t>20</w:t>
+          <w:t>22</w:t>
         </w:r>
       </w:hyperlink>
     </w:p>
@@ -1824,7 +1824,7 @@
             <w:rStyle w:val="IndexLink"/>
           </w:rPr>
           <w:tab/>
-          <w:t>21</w:t>
+          <w:t>23</w:t>
         </w:r>
       </w:hyperlink>
       <w:r>
@@ -1858,7 +1858,7 @@
         </w:numPr>
         <w:rPr/>
       </w:pPr>
-      <w:bookmarkStart w:id="0" w:name="__RefHeading___Toc1789_851563711"/>
+      <w:bookmarkStart w:id="0" w:name="__RefHeading___Toc1778_4125612531"/>
       <w:bookmarkStart w:id="1" w:name="引言"/>
       <w:bookmarkEnd w:id="0"/>
       <w:r>
@@ -1924,7 +1924,7 @@
         <w:rPr>
           <w:sz w:val="21"/>
         </w:rPr>
-        <w:t>）研究已经形成异构能力匹配、合作任务安排和在线修复等方法。</w:t>
+        <w:t>）需要共同考虑作业要求、成员能力、资源占用和任务之间的接续关系。</w:t>
       </w:r>
       <w:r>
         <w:rPr>
@@ -1960,7 +1960,55 @@
         <w:rPr>
           <w:sz w:val="21"/>
         </w:rPr>
-        <w:t>；</w:t>
+        <w:t>。</w:t>
+      </w:r>
+      <w:r>
+        <w:rPr>
+          <w:sz w:val="21"/>
+        </w:rPr>
+        <w:t>GRSTAPS</w:t>
+      </w:r>
+      <w:r>
+        <w:rPr>
+          <w:sz w:val="21"/>
+        </w:rPr>
+        <w:t>将任务规划、分配、调度和运动规划放入交错搜索</w:t>
+      </w:r>
+      <w:r>
+        <w:rPr>
+          <w:sz w:val="21"/>
+        </w:rPr>
+        <w:t>[2]</w:t>
+      </w:r>
+      <w:r>
+        <w:rPr>
+          <w:sz w:val="21"/>
+        </w:rPr>
+        <w:t>，</w:t>
+      </w:r>
+      <w:r>
+        <w:rPr>
+          <w:sz w:val="21"/>
+        </w:rPr>
+        <w:t>ITAGS</w:t>
+      </w:r>
+      <w:r>
+        <w:rPr>
+          <w:sz w:val="21"/>
+        </w:rPr>
+        <w:t>以能力需求和调度质量引导分配</w:t>
+      </w:r>
+      <w:r>
+        <w:rPr>
+          <w:sz w:val="21"/>
+        </w:rPr>
+        <w:t>[3]</w:t>
+      </w:r>
+      <w:r>
+        <w:rPr>
+          <w:sz w:val="21"/>
+        </w:rPr>
+        <w:t>，</w:t>
       </w:r>
       <w:r>
         <w:rPr>
@@ -1972,19 +2020,19 @@
         <w:rPr>
           <w:sz w:val="21"/>
         </w:rPr>
-        <w:t>将分配、调度和运动规划交错处理，并对受扰动部分进行定向修复</w:t>
-      </w:r>
-      <w:r>
-        <w:rPr>
-          <w:sz w:val="21"/>
-        </w:rPr>
-        <w:t>[2]</w:t>
-      </w:r>
-      <w:r>
-        <w:rPr>
-          <w:sz w:val="21"/>
-        </w:rPr>
-        <w:t>。这些工作说明，任务层决策需要维持与运动及执行状态的一致性，同时在线计算应结合任务规模和响应需求组织搜索。</w:t>
+        <w:t>进一步处理能力、任务需求和持续时间变化引起的定向修复</w:t>
+      </w:r>
+      <w:r>
+        <w:rPr>
+          <w:sz w:val="21"/>
+        </w:rPr>
+        <w:t>[4]</w:t>
+      </w:r>
+      <w:r>
+        <w:rPr>
+          <w:sz w:val="21"/>
+        </w:rPr>
+        <w:t>。这些研究构成任务与运动信息交换的基础，也说明计划内的耗时需要与实际执行反馈衔接。</w:t>
       </w:r>
     </w:p>
     <w:p>
@@ -1996,6 +2044,66 @@
         <w:rPr>
           <w:sz w:val="21"/>
         </w:rPr>
+        <w:t>时间不确定性会改变原分工的等待和支援关系。</w:t>
+      </w:r>
+      <w:r>
+        <w:rPr>
+          <w:sz w:val="21"/>
+        </w:rPr>
+        <w:t>HCSTU</w:t>
+      </w:r>
+      <w:r>
+        <w:rPr>
+          <w:sz w:val="21"/>
+        </w:rPr>
+        <w:t>以耗时场景采样和风险检验处理异构团队的时间不确定性</w:t>
+      </w:r>
+      <w:r>
+        <w:rPr>
+          <w:sz w:val="21"/>
+        </w:rPr>
+        <w:t>[5]</w:t>
+      </w:r>
+      <w:r>
+        <w:rPr>
+          <w:sz w:val="21"/>
+        </w:rPr>
+        <w:t>；</w:t>
+      </w:r>
+      <w:r>
+        <w:rPr>
+          <w:sz w:val="21"/>
+        </w:rPr>
+        <w:t>APEX-MR</w:t>
+      </w:r>
+      <w:r>
+        <w:rPr>
+          <w:sz w:val="21"/>
+        </w:rPr>
+        <w:t>在规划阶段构造任务和运动依赖，执行时依据前驱完成事件组织异步动作</w:t>
+      </w:r>
+      <w:r>
+        <w:rPr>
+          <w:sz w:val="21"/>
+        </w:rPr>
+        <w:t>[6]</w:t>
+      </w:r>
+      <w:r>
+        <w:rPr>
+          <w:sz w:val="21"/>
+        </w:rPr>
+        <w:t>。本研究使用任务量和声明运动配置构造名义估计，以实际动作终态和进度更新后续安排。上述不确定性处理作为研究对照，未以一次名义估计替代真实完成。</w:t>
+      </w:r>
+    </w:p>
+    <w:p>
+      <w:pPr>
+        <w:pStyle w:val="Normal"/>
+        <w:rPr/>
+      </w:pPr>
+      <w:r>
+        <w:rPr>
+          <w:sz w:val="21"/>
+        </w:rPr>
         <w:t>运动层方面，</w:t>
       </w:r>
       <w:r>
@@ -2014,7 +2122,31 @@
         <w:rPr>
           <w:sz w:val="21"/>
         </w:rPr>
-        <w:t>[3]</w:t>
+        <w:t>[7]</w:t>
+      </w:r>
+      <w:r>
+        <w:rPr>
+          <w:sz w:val="21"/>
+        </w:rPr>
+        <w:t>，</w:t>
+      </w:r>
+      <w:r>
+        <w:rPr>
+          <w:sz w:val="21"/>
+        </w:rPr>
+        <w:t>MINCO</w:t>
+      </w:r>
+      <w:r>
+        <w:rPr>
+          <w:sz w:val="21"/>
+        </w:rPr>
+        <w:t>研究为稀疏多项式轨迹表示和高效优化提供了方法基础</w:t>
+      </w:r>
+      <w:r>
+        <w:rPr>
+          <w:sz w:val="21"/>
+        </w:rPr>
+        <w:t>[8]</w:t>
       </w:r>
       <w:r>
         <w:rPr>
@@ -2062,49 +2194,253 @@
         <w:rPr>
           <w:sz w:val="21"/>
         </w:rPr>
-        <w:t>[4-5]</w:t>
-      </w:r>
-      <w:r>
-        <w:rPr>
-          <w:sz w:val="21"/>
-        </w:rPr>
-        <w:t>。结构巡视研究给出了规定距离下的轮廓、沿线及实时重规划思路</w:t>
-      </w:r>
-      <w:r>
-        <w:rPr>
-          <w:sz w:val="21"/>
-        </w:rPr>
-        <w:t>[6-7]</w:t>
-      </w:r>
-      <w:r>
-        <w:rPr>
-          <w:sz w:val="21"/>
-        </w:rPr>
-        <w:t>。移动支援与会合任务研究说明，作业和信息转交可以通过服务事件协调</w:t>
-      </w:r>
-      <w:r>
-        <w:rPr>
-          <w:sz w:val="21"/>
-        </w:rPr>
-        <w:t>[8]</w:t>
-      </w:r>
-      <w:r>
-        <w:rPr>
-          <w:sz w:val="21"/>
-        </w:rPr>
-        <w:t>；可停稳动作、已提交轨迹复核和备份轨迹研究为执行中更新运动提供了机制参考</w:t>
-      </w:r>
-      <w:r>
-        <w:rPr>
-          <w:sz w:val="21"/>
-        </w:rPr>
-        <w:t>[9-11]</w:t>
+        <w:t>[9,10]</w:t>
+      </w:r>
+      <w:r>
+        <w:rPr>
+          <w:sz w:val="21"/>
+        </w:rPr>
+        <w:t>，三维自适应</w:t>
+      </w:r>
+      <w:r>
+        <w:rPr>
+          <w:sz w:val="21"/>
+        </w:rPr>
+        <w:t>LOS</w:t>
+      </w:r>
+      <w:r>
+        <w:rPr>
+          <w:sz w:val="21"/>
+        </w:rPr>
+        <w:t>为跨深度路径跟随提供了进一步研究依据</w:t>
+      </w:r>
+      <w:r>
+        <w:rPr>
+          <w:sz w:val="21"/>
+        </w:rPr>
+        <w:t>[11]</w:t>
       </w:r>
       <w:r>
         <w:rPr>
           <w:sz w:val="21"/>
         </w:rPr>
         <w:t>。</w:t>
+      </w:r>
+      <w:r>
+        <w:rPr>
+          <w:sz w:val="21"/>
+        </w:rPr>
+        <w:t>TJ-FlyingFish</w:t>
+      </w:r>
+      <w:r>
+        <w:rPr>
+          <w:sz w:val="21"/>
+        </w:rPr>
+        <w:t>揭示了不同介质下推进配置和操纵能力的差异</w:t>
+      </w:r>
+      <w:r>
+        <w:rPr>
+          <w:sz w:val="21"/>
+        </w:rPr>
+        <w:t>[12]</w:t>
+      </w:r>
+      <w:r>
+        <w:rPr>
+          <w:sz w:val="21"/>
+        </w:rPr>
+        <w:t>，平滑跨介质轨迹规划研究则将模式动力学和转换过程纳入运动生成</w:t>
+      </w:r>
+      <w:r>
+        <w:rPr>
+          <w:sz w:val="21"/>
+        </w:rPr>
+        <w:t>[13]</w:t>
+      </w:r>
+      <w:r>
+        <w:rPr>
+          <w:sz w:val="21"/>
+        </w:rPr>
+        <w:t>。当前模型据此明确各平台实际支持的运动方式、转换入口和控制交接要求。</w:t>
+      </w:r>
+    </w:p>
+    <w:p>
+      <w:pPr>
+        <w:pStyle w:val="Normal"/>
+        <w:rPr/>
+      </w:pPr>
+      <w:r>
+        <w:rPr>
+          <w:sz w:val="21"/>
+        </w:rPr>
+        <w:t>面对未知环境，</w:t>
+      </w:r>
+      <w:r>
+        <w:rPr>
+          <w:sz w:val="21"/>
+        </w:rPr>
+        <w:t>FUEL</w:t>
+      </w:r>
+      <w:r>
+        <w:rPr>
+          <w:sz w:val="21"/>
+        </w:rPr>
+        <w:t>通过增量</w:t>
+      </w:r>
+      <w:r>
+        <w:rPr>
+          <w:sz w:val="21"/>
+        </w:rPr>
+        <w:t>frontier</w:t>
+      </w:r>
+      <w:r>
+        <w:rPr>
+          <w:sz w:val="21"/>
+        </w:rPr>
+        <w:t>信息组织探索与局部视点</w:t>
+      </w:r>
+      <w:r>
+        <w:rPr>
+          <w:sz w:val="21"/>
+        </w:rPr>
+        <w:t>[14]</w:t>
+      </w:r>
+      <w:r>
+        <w:rPr>
+          <w:sz w:val="21"/>
+        </w:rPr>
+        <w:t>，</w:t>
+      </w:r>
+      <w:r>
+        <w:rPr>
+          <w:sz w:val="21"/>
+        </w:rPr>
+        <w:t>FALCON</w:t>
+      </w:r>
+      <w:r>
+        <w:rPr>
+          <w:sz w:val="21"/>
+        </w:rPr>
+        <w:t>把覆盖引导和局部探索结合起来</w:t>
+      </w:r>
+      <w:r>
+        <w:rPr>
+          <w:sz w:val="21"/>
+        </w:rPr>
+        <w:t>[15]</w:t>
+      </w:r>
+      <w:r>
+        <w:rPr>
+          <w:sz w:val="21"/>
+        </w:rPr>
+        <w:t>，</w:t>
+      </w:r>
+      <w:r>
+        <w:rPr>
+          <w:sz w:val="21"/>
+        </w:rPr>
+        <w:t>OctoMap</w:t>
+      </w:r>
+      <w:r>
+        <w:rPr>
+          <w:sz w:val="21"/>
+        </w:rPr>
+        <w:t>给出了自由、占据及未知空间的三维地图表达</w:t>
+      </w:r>
+      <w:r>
+        <w:rPr>
+          <w:sz w:val="21"/>
+        </w:rPr>
+        <w:t>[16]</w:t>
+      </w:r>
+      <w:r>
+        <w:rPr>
+          <w:sz w:val="21"/>
+        </w:rPr>
+        <w:t>。本研究采用实测射线更新局部几何地图并选择可达短目标，借鉴这些地图和探索原则，未整套移植其探索系统。结构巡视研究提供了规定偏距下的轮廓、沿线及实时重规划思路</w:t>
+      </w:r>
+      <w:r>
+        <w:rPr>
+          <w:sz w:val="21"/>
+        </w:rPr>
+        <w:t>[17,18]</w:t>
+      </w:r>
+      <w:r>
+        <w:rPr>
+          <w:sz w:val="21"/>
+        </w:rPr>
+        <w:t>。区域扫描和设施巡视均需依据实际运动记录累计完成量，而不能仅凭到达航点确认完整作业。</w:t>
+      </w:r>
+    </w:p>
+    <w:p>
+      <w:pPr>
+        <w:pStyle w:val="Normal"/>
+        <w:rPr/>
+      </w:pPr>
+      <w:r>
+        <w:rPr>
+          <w:sz w:val="21"/>
+        </w:rPr>
+        <w:t>移动支援与会合任务研究表明，作业和信息转交可以通过服务事件协调</w:t>
+      </w:r>
+      <w:r>
+        <w:rPr>
+          <w:sz w:val="21"/>
+        </w:rPr>
+        <w:t>[19]</w:t>
+      </w:r>
+      <w:r>
+        <w:rPr>
+          <w:sz w:val="21"/>
+        </w:rPr>
+        <w:t>。</w:t>
+      </w:r>
+      <w:r>
+        <w:rPr>
+          <w:sz w:val="21"/>
+        </w:rPr>
+        <w:t>CoCoPlan</w:t>
+      </w:r>
+      <w:r>
+        <w:rPr>
+          <w:sz w:val="21"/>
+        </w:rPr>
+        <w:t>进一步共同安排协作任务与间歇通信事件</w:t>
+      </w:r>
+      <w:r>
+        <w:rPr>
+          <w:sz w:val="21"/>
+        </w:rPr>
+        <w:t>[20]</w:t>
+      </w:r>
+      <w:r>
+        <w:rPr>
+          <w:sz w:val="21"/>
+        </w:rPr>
+        <w:t>，为支援位置、信息需求和任务接续之间的关系提供了研究依据。可停稳动作、已提交轨迹复核和备份轨迹研究为执行中更新运动提供了机制参考</w:t>
+      </w:r>
+      <w:r>
+        <w:rPr>
+          <w:sz w:val="21"/>
+        </w:rPr>
+        <w:t>[21,22,23]</w:t>
+      </w:r>
+      <w:r>
+        <w:rPr>
+          <w:sz w:val="21"/>
+        </w:rPr>
+        <w:t>。本报告的仿真记录采用任务级支援和</w:t>
+      </w:r>
+      <w:r>
+        <w:rPr>
+          <w:sz w:val="21"/>
+        </w:rPr>
+        <w:t>ROS</w:t>
+      </w:r>
+      <w:r>
+        <w:rPr>
+          <w:sz w:val="21"/>
+        </w:rPr>
+        <w:t>收件模型，相关文献用于说明交付与运动耦合的研究背景及方法来源。</w:t>
       </w:r>
     </w:p>
     <w:p>
@@ -2248,7 +2584,7 @@
         </w:numPr>
         <w:rPr/>
       </w:pPr>
-      <w:bookmarkStart w:id="2" w:name="__RefHeading___Toc1791_851563711"/>
+      <w:bookmarkStart w:id="2" w:name="__RefHeading___Toc1780_4125612531"/>
       <w:bookmarkStart w:id="3" w:name="异构跨域协同任务统一建模"/>
       <w:bookmarkEnd w:id="2"/>
       <w:r>
@@ -2270,7 +2606,7 @@
         </w:numPr>
         <w:rPr/>
       </w:pPr>
-      <w:bookmarkStart w:id="4" w:name="__RefHeading___Toc1793_851563711"/>
+      <w:bookmarkStart w:id="4" w:name="__RefHeading___Toc1782_4125612531"/>
       <w:bookmarkStart w:id="5" w:name="系统组成与任务输入输出"/>
       <w:bookmarkEnd w:id="4"/>
       <w:r>
@@ -2990,7 +3326,7 @@
         </w:numPr>
         <w:rPr/>
       </w:pPr>
-      <w:bookmarkStart w:id="6" w:name="__RefHeading___Toc1795_851563711"/>
+      <w:bookmarkStart w:id="6" w:name="__RefHeading___Toc1784_4125612531"/>
       <w:bookmarkStart w:id="7" w:name="物理成员与执行单元"/>
       <w:bookmarkEnd w:id="6"/>
       <w:r>
@@ -3552,7 +3888,7 @@
         </w:numPr>
         <w:rPr/>
       </w:pPr>
-      <w:bookmarkStart w:id="8" w:name="__RefHeading___Toc1797_851563711"/>
+      <w:bookmarkStart w:id="8" w:name="__RefHeading___Toc1786_4125612531"/>
       <w:bookmarkStart w:id="9" w:name="模式相关动力学与跨域转换"/>
       <w:bookmarkEnd w:id="8"/>
       <w:r>
@@ -4263,7 +4599,7 @@
         <w:rPr>
           <w:sz w:val="21"/>
         </w:rPr>
-        <w:t>[4]</w:t>
+        <w:t>[9]</w:t>
       </w:r>
     </w:p>
     <w:tbl>
@@ -5013,7 +5349,7 @@
         </w:numPr>
         <w:rPr/>
       </w:pPr>
-      <w:bookmarkStart w:id="10" w:name="__RefHeading___Toc1799_851563711"/>
+      <w:bookmarkStart w:id="10" w:name="__RefHeading___Toc1788_4125612531"/>
       <w:bookmarkStart w:id="11" w:name="能力与作业意图"/>
       <w:bookmarkEnd w:id="10"/>
       <w:r>
@@ -6337,7 +6673,7 @@
         </w:numPr>
         <w:rPr/>
       </w:pPr>
-      <w:bookmarkStart w:id="12" w:name="__RefHeading___Toc1801_851563711"/>
+      <w:bookmarkStart w:id="12" w:name="__RefHeading___Toc1790_4125612531"/>
       <w:bookmarkStart w:id="13" w:name="分配资源与时序"/>
       <w:bookmarkEnd w:id="12"/>
       <w:r>
@@ -7322,7 +7658,7 @@
         </w:numPr>
         <w:rPr/>
       </w:pPr>
-      <w:bookmarkStart w:id="14" w:name="__RefHeading___Toc1803_851563711"/>
+      <w:bookmarkStart w:id="14" w:name="__RefHeading___Toc1792_4125612531"/>
       <w:bookmarkStart w:id="15" w:name="共享支援与信息事件"/>
       <w:bookmarkEnd w:id="14"/>
       <w:r>
@@ -8001,7 +8337,7 @@
         <w:rPr>
           <w:sz w:val="21"/>
         </w:rPr>
-        <w:t>[8]</w:t>
+        <w:t>[19]</w:t>
       </w:r>
       <w:r>
         <w:rPr>
@@ -8821,7 +9157,7 @@
         </w:numPr>
         <w:rPr/>
       </w:pPr>
-      <w:bookmarkStart w:id="16" w:name="__RefHeading___Toc1805_851563711"/>
+      <w:bookmarkStart w:id="16" w:name="__RefHeading___Toc1794_4125612531"/>
       <w:bookmarkStart w:id="17" w:name="快速联合任务分配与资源调度方法"/>
       <w:bookmarkEnd w:id="16"/>
       <w:r>
@@ -8843,7 +9179,7 @@
         </w:numPr>
         <w:rPr/>
       </w:pPr>
-      <w:bookmarkStart w:id="18" w:name="__RefHeading___Toc1807_851563711"/>
+      <w:bookmarkStart w:id="18" w:name="__RefHeading___Toc1796_4125612531"/>
       <w:bookmarkStart w:id="19" w:name="联合变量与评价方式"/>
       <w:bookmarkEnd w:id="18"/>
       <w:r>
@@ -9821,7 +10157,7 @@
         <w:rPr>
           <w:sz w:val="21"/>
         </w:rPr>
-        <w:t>[2]</w:t>
+        <w:t>[4]</w:t>
       </w:r>
       <w:r>
         <w:rPr>
@@ -9839,7 +10175,7 @@
         </w:numPr>
         <w:rPr/>
       </w:pPr>
-      <w:bookmarkStart w:id="20" w:name="__RefHeading___Toc1809_851563711"/>
+      <w:bookmarkStart w:id="20" w:name="__RefHeading___Toc1798_4125612531"/>
       <w:bookmarkStart w:id="21" w:name="完整候选构造"/>
       <w:bookmarkEnd w:id="20"/>
       <w:r>
@@ -10687,7 +11023,7 @@
         </w:numPr>
         <w:rPr/>
       </w:pPr>
-      <w:bookmarkStart w:id="22" w:name="__RefHeading___Toc1811_851563711"/>
+      <w:bookmarkStart w:id="22" w:name="__RefHeading___Toc1800_4125612531"/>
       <w:bookmarkStart w:id="23" w:name="时序递推与事件放行"/>
       <w:bookmarkEnd w:id="22"/>
       <w:r>
@@ -11463,7 +11799,19 @@
         <w:rPr>
           <w:sz w:val="21"/>
         </w:rPr>
-        <w:t>前驱需实际完成、成员可接管、方法入口及必要信息就绪。只有存在依赖的活动等待；预计时序用于初始安排，实际事件推进后继。</w:t>
+        <w:t>前驱需实际完成、成员可接管、方法入口及必要信息就绪。只有存在依赖的活动等待；预计时序用于初始安排，实际事件推进后继。异步执行的相关研究也采用任务和运动前置事件组织后继动作</w:t>
+      </w:r>
+      <w:r>
+        <w:rPr>
+          <w:sz w:val="21"/>
+        </w:rPr>
+        <w:t>[6]</w:t>
+      </w:r>
+      <w:r>
+        <w:rPr>
+          <w:sz w:val="21"/>
+        </w:rPr>
+        <w:t>。</w:t>
       </w:r>
     </w:p>
     <w:p>
@@ -11473,30 +11821,9 @@
       </w:pPr>
       <w:r>
         <w:rPr>
-          <w:b/>
-          <w:sz w:val="21"/>
-        </w:rPr>
-        <w:t>命题</w:t>
-      </w:r>
-      <w:r>
-        <w:rPr>
-          <w:b/>
-          <w:sz w:val="21"/>
-        </w:rPr>
-        <w:t>1</w:t>
-      </w:r>
-      <w:r>
-        <w:rPr>
-          <w:b/>
-          <w:sz w:val="21"/>
-        </w:rPr>
-        <w:t>：固定候选时序可构造性。</w:t>
-      </w:r>
-      <w:r>
-        <w:rPr>
-          <w:sz w:val="21"/>
-        </w:rPr>
-        <w:t xml:space="preserve"> 若活动图无环，持续时间有限，同成员冲突由接续边消除，服务条件和声明时间窗通过检查，则式（</w:t>
+          <w:sz w:val="21"/>
+        </w:rPr>
+        <w:t>在无环活动图中，规划器按拓扑顺序计算式（</w:t>
       </w:r>
       <w:r>
         <w:rPr>
@@ -11508,26 +11835,7 @@
         <w:rPr>
           <w:sz w:val="21"/>
         </w:rPr>
-        <w:t>）构造满足该候选的名义时序。</w:t>
-      </w:r>
-    </w:p>
-    <w:p>
-      <w:pPr>
-        <w:pStyle w:val="Normal"/>
-        <w:rPr/>
-      </w:pPr>
-      <w:r>
-        <w:rPr>
-          <w:b/>
-          <w:sz w:val="21"/>
-        </w:rPr>
-        <w:t>证明：</w:t>
-      </w:r>
-      <w:r>
-        <w:rPr>
-          <w:sz w:val="21"/>
-        </w:rPr>
-        <w:t xml:space="preserve"> 拓扑排序使前驱先于后继计算。开始时刻取前驱完成和最早可用时刻的最大值，故每条依赖满足；同成员按边接续，故不重叠。有限节点和有限持续时间使递推结束，服务及时间窗由完整检查保障。</w:t>
+        <w:t>），使前驱先于后继进入时间递推。同一成员的作业建立接续关系，后项的名义开始时刻不早于前项的名义结束时刻；不同成员没有必要依赖时可以并行。服务区间及用户声明时间窗还需按其要求核对。执行阶段继续保持资源占用，直到匹配动作的实际终态得到核实，因此名义时刻的偏差不会自动释放成员。</w:t>
       </w:r>
     </w:p>
     <w:p>
@@ -11539,7 +11847,7 @@
         </w:numPr>
         <w:rPr/>
       </w:pPr>
-      <w:bookmarkStart w:id="24" w:name="__RefHeading___Toc1813_851563711"/>
+      <w:bookmarkStart w:id="24" w:name="__RefHeading___Toc1802_4125612531"/>
       <w:bookmarkStart w:id="25" w:name="剩余作业修复"/>
       <w:bookmarkEnd w:id="24"/>
       <w:r>
@@ -12016,7 +12324,43 @@
         <w:rPr>
           <w:sz w:val="21"/>
         </w:rPr>
-        <w:t>修复保留有效完成量，调整相关未开始活动及其后继。局部障碍由当前执行端调整短运动；不能继续、设施变化、服务失效或明确复查进入任务层。交接确认实际终态后，用真实状态接续。</w:t>
+        <w:t>修复保留有效完成量，调整相关未开始活动及其后继。局部障碍由当前执行端调整短运动；不能继续、设施变化、服务失效或明确复查进入任务层。交接确认实际终态后，用真实状态接续。相关方法分别参考动态任务修复</w:t>
+      </w:r>
+      <w:r>
+        <w:rPr>
+          <w:sz w:val="21"/>
+        </w:rPr>
+        <w:t>[1,4]</w:t>
+      </w:r>
+      <w:r>
+        <w:rPr>
+          <w:sz w:val="21"/>
+        </w:rPr>
+        <w:t>与事件驱动的异步执行</w:t>
+      </w:r>
+      <w:r>
+        <w:rPr>
+          <w:sz w:val="21"/>
+        </w:rPr>
+        <w:t>[6]</w:t>
+      </w:r>
+      <w:r>
+        <w:rPr>
+          <w:sz w:val="21"/>
+        </w:rPr>
+        <w:t>；当时间不确定性参与方案比较时，还需获得相应耗时样本或区间信息</w:t>
+      </w:r>
+      <w:r>
+        <w:rPr>
+          <w:sz w:val="21"/>
+        </w:rPr>
+        <w:t>[5]</w:t>
+      </w:r>
+      <w:r>
+        <w:rPr>
+          <w:sz w:val="21"/>
+        </w:rPr>
+        <w:t>。</w:t>
       </w:r>
     </w:p>
     <w:p>
@@ -12064,7 +12408,7 @@
         </w:numPr>
         <w:rPr/>
       </w:pPr>
-      <w:bookmarkStart w:id="26" w:name="__RefHeading___Toc1815_851563711"/>
+      <w:bookmarkStart w:id="26" w:name="__RefHeading___Toc1804_4125612531"/>
       <w:bookmarkStart w:id="27" w:name="计算组织"/>
       <w:bookmarkEnd w:id="26"/>
       <w:r>
@@ -12215,7 +12559,7 @@
         </w:numPr>
         <w:rPr/>
       </w:pPr>
-      <w:bookmarkStart w:id="28" w:name="__RefHeading___Toc1817_851563711"/>
+      <w:bookmarkStart w:id="28" w:name="__RefHeading___Toc1806_4125612531"/>
       <w:bookmarkStart w:id="29" w:name="自主路径规划与跨域协同控制方法"/>
       <w:bookmarkEnd w:id="28"/>
       <w:r>
@@ -12237,7 +12581,7 @@
         </w:numPr>
         <w:rPr/>
       </w:pPr>
-      <w:bookmarkStart w:id="30" w:name="__RefHeading___Toc1819_851563711"/>
+      <w:bookmarkStart w:id="30" w:name="__RefHeading___Toc1808_4125612531"/>
       <w:bookmarkStart w:id="31" w:name="作业几何生成"/>
       <w:bookmarkEnd w:id="30"/>
       <w:r>
@@ -12658,7 +13002,7 @@
         <w:rPr>
           <w:sz w:val="21"/>
         </w:rPr>
-        <w:t>[6-7]</w:t>
+        <w:t>[17,18]</w:t>
       </w:r>
       <w:r>
         <w:rPr>
@@ -12804,7 +13148,7 @@
         </w:numPr>
         <w:rPr/>
       </w:pPr>
-      <w:bookmarkStart w:id="32" w:name="__RefHeading___Toc1821_851563711"/>
+      <w:bookmarkStart w:id="32" w:name="__RefHeading___Toc1810_4125612531"/>
       <w:bookmarkStart w:id="33" w:name="感知地图与局部路径选择"/>
       <w:bookmarkEnd w:id="32"/>
       <w:r>
@@ -13867,7 +14211,7 @@
         </w:numPr>
         <w:rPr/>
       </w:pPr>
-      <w:bookmarkStart w:id="34" w:name="__RefHeading___Toc1823_851563711"/>
+      <w:bookmarkStart w:id="34" w:name="__RefHeading___Toc1812_4125612531"/>
       <w:bookmarkStart w:id="35" w:name="air轨迹优化与编队"/>
       <w:bookmarkEnd w:id="34"/>
       <w:r>
@@ -13925,7 +14269,7 @@
         <w:rPr>
           <w:sz w:val="21"/>
         </w:rPr>
-        <w:t>[3]</w:t>
+        <w:t>[7]</w:t>
       </w:r>
       <w:r>
         <w:rPr>
@@ -15630,7 +15974,7 @@
         </w:numPr>
         <w:rPr/>
       </w:pPr>
-      <w:bookmarkStart w:id="36" w:name="__RefHeading___Toc1825_851563711"/>
+      <w:bookmarkStart w:id="36" w:name="__RefHeading___Toc1814_4125612531"/>
       <w:bookmarkStart w:id="37" w:name="water前进式引导"/>
       <w:bookmarkEnd w:id="36"/>
       <w:r>
@@ -16469,7 +16813,7 @@
         <w:rPr>
           <w:sz w:val="21"/>
         </w:rPr>
-        <w:t>[5]</w:t>
+        <w:t>[10]</w:t>
       </w:r>
       <w:r>
         <w:rPr>
@@ -16945,7 +17289,7 @@
         </w:numPr>
         <w:rPr/>
       </w:pPr>
-      <w:bookmarkStart w:id="38" w:name="__RefHeading___Toc1827_851563711"/>
+      <w:bookmarkStart w:id="38" w:name="__RefHeading___Toc1816_4125612531"/>
       <w:bookmarkStart w:id="39" w:name="usv短运动与停稳续段"/>
       <w:bookmarkEnd w:id="38"/>
       <w:r>
@@ -17334,7 +17678,7 @@
         <w:rPr>
           <w:sz w:val="21"/>
         </w:rPr>
-        <w:t>[9]</w:t>
+        <w:t>[21]</w:t>
       </w:r>
       <w:r>
         <w:rPr>
@@ -17382,7 +17726,7 @@
         <w:rPr>
           <w:sz w:val="21"/>
         </w:rPr>
-        <w:t>[4]</w:t>
+        <w:t>[9]</w:t>
       </w:r>
       <w:r>
         <w:rPr>
@@ -17412,7 +17756,7 @@
         </w:numPr>
         <w:rPr/>
       </w:pPr>
-      <w:bookmarkStart w:id="40" w:name="__RefHeading___Toc1829_851563711"/>
+      <w:bookmarkStart w:id="40" w:name="__RefHeading___Toc1818_4125612531"/>
       <w:bookmarkStart w:id="41" w:name="参考交接与动态避碰"/>
       <w:bookmarkEnd w:id="40"/>
       <w:r>
@@ -17802,7 +18146,7 @@
         <w:rPr>
           <w:sz w:val="21"/>
         </w:rPr>
-        <w:t>[10]</w:t>
+        <w:t>[22]</w:t>
       </w:r>
       <w:r>
         <w:rPr>
@@ -18518,7 +18862,7 @@
         <w:rPr>
           <w:sz w:val="21"/>
         </w:rPr>
-        <w:t>[11]</w:t>
+        <w:t>[23]</w:t>
       </w:r>
       <w:r>
         <w:rPr>
@@ -18536,7 +18880,7 @@
         </w:numPr>
         <w:rPr/>
       </w:pPr>
-      <w:bookmarkStart w:id="42" w:name="__RefHeading___Toc1831_851563711"/>
+      <w:bookmarkStart w:id="42" w:name="__RefHeading___Toc1820_4125612531"/>
       <w:bookmarkStart w:id="43" w:name="合格进度与报告"/>
       <w:bookmarkEnd w:id="42"/>
       <w:r>
@@ -19578,8 +19922,8 @@
         </w:numPr>
         <w:rPr/>
       </w:pPr>
-      <w:bookmarkStart w:id="44" w:name="__RefHeading___Toc1833_851563711"/>
-      <w:bookmarkStart w:id="45" w:name="协同任务闭环的整体可行性分析"/>
+      <w:bookmarkStart w:id="44" w:name="__RefHeading___Toc1822_4125612531"/>
+      <w:bookmarkStart w:id="45" w:name="协同执行条件与任务完成分析"/>
       <w:bookmarkEnd w:id="44"/>
       <w:r>
         <w:rPr/>
@@ -19587,7 +19931,7 @@
       </w:r>
       <w:r>
         <w:rPr/>
-        <w:t>协同任务闭环的整体可行性分析</w:t>
+        <w:t>协同执行条件与任务完成分析</w:t>
       </w:r>
       <w:bookmarkEnd w:id="45"/>
     </w:p>
@@ -19600,7 +19944,7 @@
         </w:numPr>
         <w:rPr/>
       </w:pPr>
-      <w:bookmarkStart w:id="46" w:name="__RefHeading___Toc1835_851563711"/>
+      <w:bookmarkStart w:id="46" w:name="__RefHeading___Toc1824_4125612531"/>
       <w:bookmarkStart w:id="47" w:name="模式内误差界与交接"/>
       <w:bookmarkEnd w:id="46"/>
       <w:r>
@@ -21619,8 +21963,8 @@
         </w:numPr>
         <w:rPr/>
       </w:pPr>
-      <w:bookmarkStart w:id="48" w:name="__RefHeading___Toc1837_851563711"/>
-      <w:bookmarkStart w:id="49" w:name="从跟踪推导巡视有限完成"/>
+      <w:bookmarkStart w:id="48" w:name="__RefHeading___Toc1826_4125612531"/>
+      <w:bookmarkStart w:id="49" w:name="巡视进度与作业时长分析"/>
       <w:bookmarkEnd w:id="48"/>
       <w:r>
         <w:rPr/>
@@ -21628,7 +21972,7 @@
       </w:r>
       <w:r>
         <w:rPr/>
-        <w:t>从跟踪推导巡视有限完成</w:t>
+        <w:t>巡视进度与作业时长分析</w:t>
       </w:r>
       <w:bookmarkEnd w:id="49"/>
     </w:p>
@@ -23216,8 +23560,8 @@
         </w:numPr>
         <w:rPr/>
       </w:pPr>
-      <w:bookmarkStart w:id="50" w:name="__RefHeading___Toc1839_851563711"/>
-      <w:bookmarkStart w:id="51" w:name="资源与计量不变量"/>
+      <w:bookmarkStart w:id="50" w:name="__RefHeading___Toc1828_4125612531"/>
+      <w:bookmarkStart w:id="51" w:name="资源占用与完成量计算"/>
       <w:bookmarkEnd w:id="50"/>
       <w:r>
         <w:rPr/>
@@ -23225,7 +23569,7 @@
       </w:r>
       <w:r>
         <w:rPr/>
-        <w:t>资源与计量不变量</w:t>
+        <w:t>资源占用与完成量计算</w:t>
       </w:r>
       <w:bookmarkEnd w:id="51"/>
     </w:p>
@@ -23236,30 +23580,9 @@
       </w:pPr>
       <w:r>
         <w:rPr>
-          <w:b/>
-          <w:sz w:val="21"/>
-        </w:rPr>
-        <w:t>命题</w:t>
-      </w:r>
-      <w:r>
-        <w:rPr>
-          <w:b/>
-          <w:sz w:val="21"/>
-        </w:rPr>
-        <w:t>2</w:t>
-      </w:r>
-      <w:r>
-        <w:rPr>
-          <w:b/>
-          <w:sz w:val="21"/>
-        </w:rPr>
-        <w:t>：物理资源互斥。</w:t>
-      </w:r>
-      <w:r>
-        <w:rPr>
-          <w:sz w:val="21"/>
-        </w:rPr>
-        <w:t xml:space="preserve"> 新活动仅在参与成员空闲时接纳，运行和未知终态保持占用，释放要求当前</w:t>
+          <w:sz w:val="21"/>
+        </w:rPr>
+        <w:t>资源管理以物理成员为索引。新活动接纳前检查参与成员是否空闲；活动运行或终态未知时保持其占用；释放时核对当前</w:t>
       </w:r>
       <w:r>
         <w:rPr>
@@ -23271,7 +23594,19 @@
         <w:rPr>
           <w:sz w:val="21"/>
         </w:rPr>
-        <w:t>匹配且终态核实，则任何成员至多属于一个有效活动。</w:t>
+        <w:t>与实际终态。该过程落实式（</w:t>
+      </w:r>
+      <w:r>
+        <w:rPr>
+          <w:sz w:val="21"/>
+        </w:rPr>
+        <w:t>8</w:t>
+      </w:r>
+      <w:r>
+        <w:rPr>
+          <w:sz w:val="21"/>
+        </w:rPr>
+        <w:t>）的单成员互斥要求，使单机、编队和跨介质执行入口共享同一资源。超出预计结束时刻仅表示计划出现偏差，不能据此释放仍在作业的成员。</w:t>
       </w:r>
     </w:p>
     <w:p>
@@ -23281,118 +23616,9 @@
       </w:pPr>
       <w:r>
         <w:rPr>
-          <w:b/>
-          <w:sz w:val="21"/>
-        </w:rPr>
-        <w:t>证明：</w:t>
-      </w:r>
-      <w:r>
-        <w:rPr>
-          <w:sz w:val="21"/>
-        </w:rPr>
-        <w:t xml:space="preserve"> 初始满足式（</w:t>
-      </w:r>
-      <w:r>
-        <w:rPr>
-          <w:sz w:val="21"/>
-        </w:rPr>
-        <w:t>8</w:t>
-      </w:r>
-      <w:r>
-        <w:rPr>
-          <w:sz w:val="21"/>
-        </w:rPr>
-        <w:t>），接纳前的空闲检查避免重复占用，运行不改变所有权，释放仅移除对应占用。按事件序列归纳，互斥始终成立。</w:t>
-      </w:r>
-    </w:p>
-    <w:p>
-      <w:pPr>
-        <w:pStyle w:val="Normal"/>
-        <w:rPr/>
-      </w:pPr>
-      <w:r>
-        <w:rPr>
-          <w:b/>
-          <w:sz w:val="21"/>
-        </w:rPr>
-        <w:t>命题</w:t>
-      </w:r>
-      <w:r>
-        <w:rPr>
-          <w:b/>
-          <w:sz w:val="21"/>
-        </w:rPr>
-        <w:t>3</w:t>
-      </w:r>
-      <w:r>
-        <w:rPr>
-          <w:b/>
-          <w:sz w:val="21"/>
-        </w:rPr>
-        <w:t>：进度单调与去重。</w:t>
-      </w:r>
-      <w:r>
-        <w:rPr>
-          <w:sz w:val="21"/>
-        </w:rPr>
-        <w:t xml:space="preserve"> 对同一有效空间作业版本，累计集合单调、比例在 </w:t>
-      </w:r>
-      <w:r>
-        <w:rPr/>
-      </w:r>
-      <m:oMath xmlns:m="http://schemas.openxmlformats.org/officeDocument/2006/math">
-        <m:r>
-          <m:rPr>
-            <m:lit/>
-            <m:nor/>
-          </m:rPr>
-          <m:t xml:space="preserve">[</m:t>
-        </m:r>
-        <m:r>
-          <m:t xml:space="preserve">0</m:t>
-        </m:r>
-        <m:r>
-          <m:rPr>
-            <m:lit/>
-            <m:nor/>
-          </m:rPr>
-          <m:t xml:space="preserve">,</m:t>
-        </m:r>
-        <m:r>
-          <m:t xml:space="preserve">1</m:t>
-        </m:r>
-        <m:r>
-          <m:rPr>
-            <m:lit/>
-            <m:nor/>
-          </m:rPr>
-          <m:t xml:space="preserve">]</m:t>
-        </m:r>
-      </m:oMath>
-      <w:r>
-        <w:rPr>
-          <w:sz w:val="21"/>
-        </w:rPr>
-        <w:t xml:space="preserve"> 内，重复经过已合格区间不增量。</w:t>
-      </w:r>
-    </w:p>
-    <w:p>
-      <w:pPr>
-        <w:pStyle w:val="Normal"/>
-        <w:rPr/>
-      </w:pPr>
-      <w:r>
-        <w:rPr>
-          <w:b/>
-          <w:sz w:val="21"/>
-        </w:rPr>
-        <w:t>证明：</w:t>
-      </w:r>
-      <w:r>
-        <w:rPr>
-          <w:sz w:val="21"/>
-        </w:rPr>
-        <w:t xml:space="preserve"> </w:t>
+          <w:sz w:val="21"/>
+        </w:rPr>
+        <w:t>同一有效空间作业版本采用区间并集累计：</w:t>
       </w:r>
       <w:r>
         <w:rPr/>
@@ -23493,7 +23719,7 @@
         <w:rPr>
           <w:sz w:val="21"/>
         </w:rPr>
-        <w:t xml:space="preserve">，故 </w:t>
+        <w:t xml:space="preserve">，并保持 </w:t>
       </w:r>
       <w:r>
         <w:rPr/>
@@ -23574,7 +23800,57 @@
         <w:rPr>
           <w:sz w:val="21"/>
         </w:rPr>
-        <w:t>。已包含区间不改变并集。版本作为集合索引，当前有效修复保留原集合，改变定义后建立新集合。</w:t>
+        <w:t xml:space="preserve">。已包含的合格区间不改变并集，完成比例保持在 </w:t>
+      </w:r>
+      <w:r>
+        <w:rPr/>
+      </w:r>
+      <m:oMath xmlns:m="http://schemas.openxmlformats.org/officeDocument/2006/math">
+        <m:r>
+          <m:rPr>
+            <m:lit/>
+            <m:nor/>
+          </m:rPr>
+          <m:t xml:space="preserve">[</m:t>
+        </m:r>
+        <m:r>
+          <m:t xml:space="preserve">0</m:t>
+        </m:r>
+        <m:r>
+          <m:rPr>
+            <m:lit/>
+            <m:nor/>
+          </m:rPr>
+          <m:t xml:space="preserve">,</m:t>
+        </m:r>
+        <m:r>
+          <m:t xml:space="preserve">1</m:t>
+        </m:r>
+        <m:r>
+          <m:rPr>
+            <m:lit/>
+            <m:nor/>
+          </m:rPr>
+          <m:t xml:space="preserve">]</m:t>
+        </m:r>
+      </m:oMath>
+      <w:r>
+        <w:rPr>
+          <w:sz w:val="21"/>
+        </w:rPr>
+        <w:t>。版本作为集合索引，同请求修复可以保留仍然有效的完成量，作业定义改变后重新建立相应集合。连续驻留计时另按式（</w:t>
+      </w:r>
+      <w:r>
+        <w:rPr>
+          <w:sz w:val="21"/>
+        </w:rPr>
+        <w:t>33</w:t>
+      </w:r>
+      <w:r>
+        <w:rPr>
+          <w:sz w:val="21"/>
+        </w:rPr>
+        <w:t>）判断，中断后重新累计，不用多个不连续时间段拼成一次合格驻留。</w:t>
       </w:r>
     </w:p>
     <w:p>
@@ -23586,7 +23862,7 @@
         </w:numPr>
         <w:rPr/>
       </w:pPr>
-      <w:bookmarkStart w:id="52" w:name="__RefHeading___Toc1841_851563711"/>
+      <w:bookmarkStart w:id="52" w:name="__RefHeading___Toc1830_4125612531"/>
       <w:bookmarkStart w:id="53" w:name="报告因果与作业闭合"/>
       <w:bookmarkEnd w:id="52"/>
       <w:r>
@@ -23927,30 +24203,9 @@
       </w:pPr>
       <w:r>
         <w:rPr>
-          <w:b/>
-          <w:sz w:val="21"/>
-        </w:rPr>
-        <w:t>命题</w:t>
-      </w:r>
-      <w:r>
-        <w:rPr>
-          <w:b/>
-          <w:sz w:val="21"/>
-        </w:rPr>
-        <w:t>4</w:t>
-      </w:r>
-      <w:r>
-        <w:rPr>
-          <w:b/>
-          <w:sz w:val="21"/>
-        </w:rPr>
-        <w:t>：匹配报告的因果一致性。</w:t>
-      </w:r>
-      <w:r>
-        <w:rPr>
-          <w:sz w:val="21"/>
-        </w:rPr>
-        <w:t xml:space="preserve"> 报告在作业合格后产生，接收核对请求、版本和</w:t>
+          <w:sz w:val="21"/>
+        </w:rPr>
+        <w:t>报告在规定作业合格后产生，收件时核对请求、作业版本和</w:t>
       </w:r>
       <w:r>
         <w:rPr>
@@ -23962,26 +24217,7 @@
         <w:rPr>
           <w:sz w:val="21"/>
         </w:rPr>
-        <w:t>，释放核对当前占用，则收件和释放只作用于相应执行。</w:t>
-      </w:r>
-    </w:p>
-    <w:p>
-      <w:pPr>
-        <w:pStyle w:val="Normal"/>
-        <w:rPr/>
-      </w:pPr>
-      <w:r>
-        <w:rPr>
-          <w:b/>
-          <w:sz w:val="21"/>
-        </w:rPr>
-        <w:t>证明：</w:t>
-      </w:r>
-      <w:r>
-        <w:rPr>
-          <w:sz w:val="21"/>
-        </w:rPr>
-        <w:t xml:space="preserve"> 报告键唯一，接收只更新该键；版本或</w:t>
+        <w:t>，仅更新相应执行记录。资源释放还需要当前占用者匹配和真实终态核实。历史报告可归档，但不能移除新</w:t>
       </w:r>
       <w:r>
         <w:rPr>
@@ -23993,7 +24229,7 @@
         <w:rPr>
           <w:sz w:val="21"/>
         </w:rPr>
-        <w:t>不同不能改变当前状态。释放包含占用者匹配和核实条件，历史报告不能移除新占用。产生规则保证收件不早于作业报告生成。</w:t>
+        <w:t>的占用。本地产生、动作完成及必要实收分别记录，使“已生成报告”和“任务已闭合”在执行中有明确区别。</w:t>
       </w:r>
     </w:p>
     <w:p>
@@ -24005,8 +24241,8 @@
         </w:numPr>
         <w:rPr/>
       </w:pPr>
-      <w:bookmarkStart w:id="54" w:name="__RefHeading___Toc1843_851563711"/>
-      <w:bookmarkStart w:id="55" w:name="整体任务可行性定理"/>
+      <w:bookmarkStart w:id="54" w:name="__RefHeading___Toc1832_4125612531"/>
+      <w:bookmarkStart w:id="55" w:name="整体任务执行条件与闭合检查"/>
       <w:bookmarkEnd w:id="54"/>
       <w:r>
         <w:rPr/>
@@ -24014,7 +24250,7 @@
       </w:r>
       <w:r>
         <w:rPr/>
-        <w:t>整体任务可行性定理</w:t>
+        <w:t>整体任务执行条件与闭合检查</w:t>
       </w:r>
       <w:bookmarkEnd w:id="55"/>
     </w:p>
@@ -24529,30 +24765,9 @@
       </w:pPr>
       <w:r>
         <w:rPr>
-          <w:b/>
-          <w:sz w:val="21"/>
-        </w:rPr>
-        <w:t>定理</w:t>
-      </w:r>
-      <w:r>
-        <w:rPr>
-          <w:b/>
-          <w:sz w:val="21"/>
-        </w:rPr>
-        <w:t>1</w:t>
-      </w:r>
-      <w:r>
-        <w:rPr>
-          <w:b/>
-          <w:sz w:val="21"/>
-        </w:rPr>
-        <w:t>：协同任务整体有限完成。</w:t>
-      </w:r>
-      <w:r>
-        <w:rPr>
-          <w:sz w:val="21"/>
-        </w:rPr>
-        <w:t xml:space="preserve"> 对有限请求，若完整活动和信息图无环、方法入口合法、必需曲线具有满足式（</w:t>
+          <w:sz w:val="21"/>
+        </w:rPr>
+        <w:t>整个协同任务需要同时核对活动依赖、方法入口、运动包络、作业进度、支援及终态。活动和信息图应无环；各模式按合法入口接管；相关曲线和跟踪条件满足式（</w:t>
       </w:r>
       <w:r>
         <w:rPr>
@@ -24600,19 +24815,7 @@
         <w:rPr>
           <w:sz w:val="21"/>
         </w:rPr>
-        <w:t>）的工作管、转换和停稳交接有限、服务覆盖必要交付且接收与核实延迟有限、有限次修复后的剩余方案仍满足上述条件，并在有限时刻获得返回授权，则存在按式（</w:t>
-      </w:r>
-      <w:r>
-        <w:rPr>
-          <w:sz w:val="21"/>
-        </w:rPr>
-        <w:t>15</w:t>
-      </w:r>
-      <w:r>
-        <w:rPr>
-          <w:sz w:val="21"/>
-        </w:rPr>
-        <w:t>）实施的执行，使</w:t>
+        <w:t>）；转换、停稳和交接能够合法结束；必要报告具有有效交付机会。规定返回在授权后执行，剩余作业调整从实际状态接续。使用安全允许集合和终止集合，可将完整任务的执行目标写为</w:t>
       </w:r>
     </w:p>
     <w:tbl>
@@ -24891,16 +25094,9 @@
       </w:pPr>
       <w:r>
         <w:rPr>
-          <w:b/>
-          <w:sz w:val="21"/>
-        </w:rPr>
-        <w:t>证明：</w:t>
-      </w:r>
-      <w:r>
-        <w:rPr>
-          <w:sz w:val="21"/>
-        </w:rPr>
-        <w:t xml:space="preserve"> 由式（</w:t>
+          <w:sz w:val="21"/>
+        </w:rPr>
+        <w:t>式（</w:t>
       </w:r>
       <w:r>
         <w:rPr>
@@ -24912,7 +25108,7 @@
         <w:rPr>
           <w:sz w:val="21"/>
         </w:rPr>
-        <w:t>）得到模式误差包络，交接映射将实际末态传入下一模式。式（</w:t>
+        <w:t>）描述模式内的误差包络，交接映射将实际末态传入下一模式；式（</w:t>
       </w:r>
       <w:r>
         <w:rPr>
@@ -24924,7 +25120,7 @@
         <w:rPr>
           <w:sz w:val="21"/>
         </w:rPr>
-        <w:t>）传递为实际净距，式（</w:t>
+        <w:t>）把参考余量和跟踪误差关联到实际净距；式（</w:t>
       </w:r>
       <w:r>
         <w:rPr>
@@ -24936,46 +25132,7 @@
         <w:rPr>
           <w:sz w:val="21"/>
         </w:rPr>
-        <w:t>）保持环境包络，命题</w:t>
-      </w:r>
-      <w:r>
-        <w:rPr>
-          <w:sz w:val="21"/>
-        </w:rPr>
-        <w:t>2</w:t>
-      </w:r>
-      <w:r>
-        <w:rPr>
-          <w:sz w:val="21"/>
-        </w:rPr>
-        <w:t xml:space="preserve">保证互斥，故执行保持在 </w:t>
-      </w:r>
-      <w:r>
-        <w:rPr/>
-      </w:r>
-      <m:oMath xmlns:m="http://schemas.openxmlformats.org/officeDocument/2006/math">
-        <m:sSub>
-          <m:e>
-            <m:r>
-              <m:rPr>
-                <m:lit/>
-                <m:nor/>
-              </m:rPr>
-              <m:t xml:space="preserve">𝒳</m:t>
-            </m:r>
-          </m:e>
-          <m:sub>
-            <m:r>
-              <m:t xml:space="preserve">s</m:t>
-            </m:r>
-          </m:sub>
-        </m:sSub>
-      </m:oMath>
-      <w:r>
-        <w:rPr>
-          <w:sz w:val="21"/>
-        </w:rPr>
-        <w:t>。</w:t>
+        <w:t>）检查环境包络；资源占用规则则协调同时执行的活动。这些条件为运动与资源的一致性检查提供依据。</w:t>
       </w:r>
     </w:p>
     <w:p>
@@ -24987,7 +25144,7 @@
         <w:rPr>
           <w:sz w:val="21"/>
         </w:rPr>
-        <w:t>由式（</w:t>
+        <w:t>式（</w:t>
       </w:r>
       <w:r>
         <w:rPr>
@@ -24999,132 +25156,7 @@
         <w:rPr>
           <w:sz w:val="21"/>
         </w:rPr>
-        <w:t xml:space="preserve">）积分，有 </w:t>
-      </w:r>
-      <w:r>
-        <w:rPr/>
-      </w:r>
-      <m:oMath xmlns:m="http://schemas.openxmlformats.org/officeDocument/2006/math">
-        <m:r>
-          <m:t xml:space="preserve">s</m:t>
-        </m:r>
-        <m:r>
-          <m:rPr>
-            <m:lit/>
-            <m:nor/>
-          </m:rPr>
-          <m:t xml:space="preserve">(</m:t>
-        </m:r>
-        <m:r>
-          <m:t xml:space="preserve">t</m:t>
-        </m:r>
-        <m:r>
-          <m:rPr>
-            <m:lit/>
-            <m:nor/>
-          </m:rPr>
-          <m:t xml:space="preserve">)</m:t>
-        </m:r>
-        <m:r>
-          <m:rPr>
-            <m:lit/>
-            <m:nor/>
-          </m:rPr>
-          <m:t xml:space="preserve">−</m:t>
-        </m:r>
-        <m:r>
-          <m:t xml:space="preserve">s</m:t>
-        </m:r>
-        <m:r>
-          <m:rPr>
-            <m:lit/>
-            <m:nor/>
-          </m:rPr>
-          <m:t xml:space="preserve">(</m:t>
-        </m:r>
-        <m:sSub>
-          <m:e>
-            <m:r>
-              <m:t xml:space="preserve">t</m:t>
-            </m:r>
-          </m:e>
-          <m:sub>
-            <m:r>
-              <m:t xml:space="preserve">0</m:t>
-            </m:r>
-          </m:sub>
-        </m:sSub>
-        <m:r>
-          <m:rPr>
-            <m:lit/>
-            <m:nor/>
-          </m:rPr>
-          <m:t xml:space="preserve">)</m:t>
-        </m:r>
-        <m:r>
-          <m:rPr>
-            <m:lit/>
-            <m:nor/>
-          </m:rPr>
-          <m:t xml:space="preserve">≥</m:t>
-        </m:r>
-        <m:r>
-          <m:t xml:space="preserve">ν</m:t>
-        </m:r>
-        <m:r>
-          <m:rPr>
-            <m:lit/>
-            <m:nor/>
-          </m:rPr>
-          <m:t xml:space="preserve">(</m:t>
-        </m:r>
-        <m:r>
-          <m:t xml:space="preserve">t</m:t>
-        </m:r>
-        <m:r>
-          <m:rPr>
-            <m:lit/>
-            <m:nor/>
-          </m:rPr>
-          <m:t xml:space="preserve">−</m:t>
-        </m:r>
-        <m:sSub>
-          <m:e>
-            <m:r>
-              <m:t xml:space="preserve">t</m:t>
-            </m:r>
-          </m:e>
-          <m:sub>
-            <m:r>
-              <m:t xml:space="preserve">0</m:t>
-            </m:r>
-          </m:sub>
-        </m:sSub>
-        <m:r>
-          <m:rPr>
-            <m:lit/>
-            <m:nor/>
-          </m:rPr>
-          <m:t xml:space="preserve">)</m:t>
-        </m:r>
-      </m:oMath>
-      <w:r>
-        <w:rPr>
-          <w:sz w:val="21"/>
-        </w:rPr>
-        <w:t>，有限空间段被实际经过。合格条件使经过区间有效，命题</w:t>
-      </w:r>
-      <w:r>
-        <w:rPr>
-          <w:sz w:val="21"/>
-        </w:rPr>
-        <w:t>3</w:t>
-      </w:r>
-      <w:r>
-        <w:rPr>
-          <w:sz w:val="21"/>
-        </w:rPr>
-        <w:t>累计成完整作业；驻留、转换、停稳和交接由式（</w:t>
+        <w:t>）在适用的曲线和跟踪条件下给出实际弧长进度下界。相应经过区间满足作业要求时，区间并集可累计完整巡视范围。驻留、转换、停稳和交接分别按其实际完成条件核对，式（</w:t>
       </w:r>
       <w:r>
         <w:rPr>
@@ -25136,7 +25168,7 @@
         <w:rPr>
           <w:sz w:val="21"/>
         </w:rPr>
-        <w:t>）给出上界，因此每项活动有限完成。</w:t>
+        <w:t>）给出条件适用时的活动时长分析。仿真结果还需依据实际状态、合格区间及终态记录进行验证。</w:t>
       </w:r>
     </w:p>
     <w:p>
@@ -25148,7 +25180,7 @@
         <w:rPr>
           <w:sz w:val="21"/>
         </w:rPr>
-        <w:t>将报告生成、服务就绪、接收和核实作为事件节点，按拓扑序递推</w:t>
+        <w:t>报告生成、服务就绪、接收和核实可作为事件节点进入活动图。若相应活动和事件具有适用的持续时间上界，按拓扑顺序可以计算整体时间上界</w:t>
       </w:r>
     </w:p>
     <w:tbl>
@@ -25511,7 +25543,7 @@
         <w:rPr>
           <w:sz w:val="21"/>
         </w:rPr>
-        <w:t>事件持续时间取对应核实或接收界，</w:t>
+        <w:t>事件持续时间取对应的核实或接收界，</w:t>
       </w:r>
       <w:r>
         <w:rPr/>
@@ -25534,19 +25566,7 @@
         <w:rPr>
           <w:sz w:val="21"/>
         </w:rPr>
-        <w:t xml:space="preserve"> 包含资源及授权时刻。前驱有限完成和延迟界使后继有限放行，服务保持至必要实收，命题</w:t>
-      </w:r>
-      <w:r>
-        <w:rPr>
-          <w:sz w:val="21"/>
-        </w:rPr>
-        <w:t>4</w:t>
-      </w:r>
-      <w:r>
-        <w:rPr>
-          <w:sz w:val="21"/>
-        </w:rPr>
-        <w:t>保障关联正确，返回运动同样完成。</w:t>
+        <w:t xml:space="preserve"> 包含资源及授权时刻。该式用于模型条件下的时间分析，不代替执行端对实际完成的判断。服务保持至必要实收，动作和报告按当前版本关联；返回也需要实际终态。</w:t>
       </w:r>
     </w:p>
     <w:p>
@@ -25558,46 +25578,7 @@
         <w:rPr>
           <w:sz w:val="21"/>
         </w:rPr>
-        <w:t xml:space="preserve">修复保留有效完成量并从实际状态建立剩余图，有限次有限时间之和仍有限。所有终止条件成立且锁释放，达到 </w:t>
-      </w:r>
-      <w:r>
-        <w:rPr/>
-      </w:r>
-      <m:oMath xmlns:m="http://schemas.openxmlformats.org/officeDocument/2006/math">
-        <m:sSub>
-          <m:e>
-            <m:r>
-              <m:rPr>
-                <m:lit/>
-                <m:nor/>
-              </m:rPr>
-              <m:t xml:space="preserve">𝒳</m:t>
-            </m:r>
-          </m:e>
-          <m:sub>
-            <m:r>
-              <m:t xml:space="preserve">f</m:t>
-            </m:r>
-          </m:sub>
-        </m:sSub>
-      </m:oMath>
-      <w:r>
-        <w:rPr>
-          <w:sz w:val="21"/>
-        </w:rPr>
-        <w:t>，定理得证。</w:t>
-      </w:r>
-    </w:p>
-    <w:p>
-      <w:pPr>
-        <w:pStyle w:val="Normal"/>
-        <w:rPr/>
-      </w:pPr>
-      <w:r>
-        <w:rPr>
-          <w:sz w:val="21"/>
-        </w:rPr>
-        <w:t>整体定理将分工、连续运动、合格作业、实收和返回贯通为一条推导。工作几何、模式跟踪与服务是模型条件，执行端检查和任务层反馈共同落实这些条件。</w:t>
+        <w:t>发生偏差后，修复保留有效完成量并从实际状态建立剩余图。系统只有在规定作业合格、必要报告已收、规定返回核实且相关占用释放后，才记录完整任务闭合。由此把任务分配、连续运动、完成量计算和结果反馈关联起来，后续通过三业务运行记录核对各项执行结果。</w:t>
       </w:r>
     </w:p>
     <w:p>
@@ -25609,7 +25590,7 @@
         </w:numPr>
         <w:rPr/>
       </w:pPr>
-      <w:bookmarkStart w:id="56" w:name="__RefHeading___Toc1845_851563711"/>
+      <w:bookmarkStart w:id="56" w:name="__RefHeading___Toc1834_4125612531"/>
       <w:bookmarkStart w:id="57" w:name="三类业务协同仿真与结果分析"/>
       <w:bookmarkEnd w:id="56"/>
       <w:r>
@@ -25631,7 +25612,7 @@
         </w:numPr>
         <w:rPr/>
       </w:pPr>
-      <w:bookmarkStart w:id="58" w:name="__RefHeading___Toc1847_851563711"/>
+      <w:bookmarkStart w:id="58" w:name="__RefHeading___Toc1836_4125612531"/>
       <w:bookmarkStart w:id="59" w:name="仿真环境与记录方法"/>
       <w:bookmarkEnd w:id="58"/>
       <w:r>
@@ -26569,7 +26550,7 @@
         </w:numPr>
         <w:rPr/>
       </w:pPr>
-      <w:bookmarkStart w:id="60" w:name="__RefHeading___Toc1849_851563711"/>
+      <w:bookmarkStart w:id="60" w:name="__RefHeading___Toc1838_4125612531"/>
       <w:bookmarkStart w:id="61" w:name="a区域调查"/>
       <w:bookmarkEnd w:id="60"/>
       <w:r>
@@ -26821,7 +26802,7 @@
         </w:numPr>
         <w:rPr/>
       </w:pPr>
-      <w:bookmarkStart w:id="62" w:name="__RefHeading___Toc1851_851563711"/>
+      <w:bookmarkStart w:id="62" w:name="__RefHeading___Toc1840_4125612531"/>
       <w:bookmarkStart w:id="63" w:name="b风机巡检"/>
       <w:bookmarkEnd w:id="62"/>
       <w:r>
@@ -27275,7 +27256,7 @@
         </w:numPr>
         <w:rPr/>
       </w:pPr>
-      <w:bookmarkStart w:id="64" w:name="__RefHeading___Toc1853_851563711"/>
+      <w:bookmarkStart w:id="64" w:name="__RefHeading___Toc1842_4125612531"/>
       <w:bookmarkStart w:id="65" w:name="c平台及管路巡检"/>
       <w:bookmarkEnd w:id="64"/>
       <w:r>
@@ -27621,7 +27602,7 @@
         </w:numPr>
         <w:rPr/>
       </w:pPr>
-      <w:bookmarkStart w:id="66" w:name="__RefHeading___Toc1855_851563711"/>
+      <w:bookmarkStart w:id="66" w:name="__RefHeading___Toc1844_4125612531"/>
       <w:bookmarkStart w:id="67" w:name="实际反馈驱动支援调整"/>
       <w:bookmarkEnd w:id="66"/>
       <w:r>
@@ -27897,7 +27878,7 @@
         </w:numPr>
         <w:rPr/>
       </w:pPr>
-      <w:bookmarkStart w:id="68" w:name="__RefHeading___Toc1857_851563711"/>
+      <w:bookmarkStart w:id="68" w:name="__RefHeading___Toc1846_4125612531"/>
       <w:bookmarkStart w:id="69" w:name="结果统计"/>
       <w:bookmarkEnd w:id="68"/>
       <w:r>
@@ -29491,7 +29472,7 @@
         </w:numPr>
         <w:rPr/>
       </w:pPr>
-      <w:bookmarkStart w:id="70" w:name="__RefHeading___Toc1859_851563711"/>
+      <w:bookmarkStart w:id="70" w:name="__RefHeading___Toc1848_4125612531"/>
       <w:bookmarkStart w:id="71" w:name="结论"/>
       <w:bookmarkEnd w:id="70"/>
       <w:r>
@@ -29609,7 +29590,7 @@
         <w:rPr>
           <w:sz w:val="21"/>
         </w:rPr>
-        <w:t>由误差、曲线正进度、资源和计量不变量推导整体有限完成定理。</w:t>
+        <w:t>结合误差分析、曲线进度、资源占用和报告关联，给出规定作业完成及整体任务闭合的检查条件。</w:t>
       </w:r>
       <w:r>
         <w:rPr>
@@ -29705,7 +29686,7 @@
         <w:rPr>
           <w:sz w:val="21"/>
         </w:rPr>
-        <w:t>独立检查通过，为多种任务共用规划与控制方法提供理论和仿真依据。</w:t>
+        <w:t>独立检查通过，为多种任务共用规划与控制方法提供模型分析和仿真依据。</w:t>
       </w:r>
     </w:p>
     <w:p>
@@ -29732,7 +29713,7 @@
         </w:numPr>
         <w:rPr/>
       </w:pPr>
-      <w:bookmarkStart w:id="72" w:name="__RefHeading___Toc1861_851563711"/>
+      <w:bookmarkStart w:id="72" w:name="__RefHeading___Toc1850_4125612531"/>
       <w:bookmarkStart w:id="73" w:name="参考文献"/>
       <w:bookmarkEnd w:id="72"/>
       <w:r>
@@ -29762,7 +29743,7 @@
         <w:rPr>
           <w:sz w:val="21"/>
         </w:rPr>
-        <w:t>[2] NEVILLE G, CHERNOVA S, RAVICHANDAR H. D-ITAGS: A dynamic interleaved approach to resilient task allocation, scheduling, and motion planning[J/OL]. IEEE Robotics and Automation Letters, 2023[2026-10-09]. https://star-lab.cc.gatech.edu/papers/neville-ditags/.</w:t>
+        <w:t>[2] MESSING A, NEVILLE G, HUTCHINSON S, et al. GRSTAPS: Graphically recursive simultaneous task allocation, planning, and scheduling[J/OL]. The International Journal of Robotics Research, 2022[2026-10-09]. DOI:10.1177/02783649211052066.</w:t>
       </w:r>
     </w:p>
     <w:p>
@@ -29774,7 +29755,7 @@
         <w:rPr>
           <w:sz w:val="21"/>
         </w:rPr>
-        <w:t>[3] QUAN L, YIN L, XU C, et al. Distributed swarm trajectory optimization for formation flight in dense environments[C/OL]//2022 IEEE International Conference on Robotics and Automation. 2022[2026-10-09]. https://arxiv.org/abs/2109.07682.</w:t>
+        <w:t>[3] NEVILLE G, MESSING A, RAVICHANDAR H, et al. An interleaved approach to trait-based task allocation and scheduling[C/OL]//2021 IEEE/RSJ International Conference on Intelligent Robots and Systems. 2021[2026-10-09]. https://arxiv.org/abs/2108.02773.</w:t>
       </w:r>
     </w:p>
     <w:p>
@@ -29786,7 +29767,7 @@
         <w:rPr>
           <w:sz w:val="21"/>
         </w:rPr>
-        <w:t>[4] FOSSEN T I. Handbook of marine craft hydrodynamics and motion control[M]. 2nd ed. Hoboken: Wiley, 2021.</w:t>
+        <w:t>[4] NEVILLE G, CHERNOVA S, RAVICHANDAR H. D-ITAGS: A dynamic interleaved approach to resilient task allocation, scheduling, and motion planning[J/OL]. IEEE Robotics and Automation Letters, 2023[2026-10-09]. https://star-lab.cc.gatech.edu/papers/neville-ditags/.</w:t>
       </w:r>
     </w:p>
     <w:p>
@@ -29798,7 +29779,7 @@
         <w:rPr>
           <w:sz w:val="21"/>
         </w:rPr>
-        <w:t>[5] FOSSEN T I, PETTERSEN K Y. On uniform semiglobal exponential stability (USGES) of proportional line-of-sight guidance laws[J]. Automatica, 2014, 50(11):2912-2917. DOI:10.1016/j.automatica.2014.10.018.</w:t>
+        <w:t>[5] MESSING A, BANFI J, STADLER M, et al. A sampling-based approach for heterogeneous coalition scheduling with temporal uncertainty[C/OL]//Robotics: Science and Systems XIX. 2023[2026-10-09]. https://www.roboticsproceedings.org/rss19/p107.pdf.</w:t>
       </w:r>
     </w:p>
     <w:p>
@@ -29810,7 +29791,7 @@
         <w:rPr>
           <w:sz w:val="21"/>
         </w:rPr>
-        <w:t>[6] GALCERAN E, CAMPOS R, PALOMERAS N, et al. Coverage path planning with real-time replanning and surface reconstruction for inspection of three-dimensional underwater structures using autonomous underwater vehicles[J]. Journal of Field Robotics, 2015, 32(7):952-983. DOI:10.1002/rob.21554.</w:t>
+        <w:t>[6] HUANG P, LIU R, AGGARWAL S, et al. APEX-MR: Multi-robot asynchronous planning and execution for cooperative assembly[C/OL]//Robotics: Science and Systems XXI. 2025[2026-10-09]. DOI:10.15607/RSS.2025.XXI.098.</w:t>
       </w:r>
     </w:p>
     <w:p>
@@ -29822,7 +29803,7 @@
         <w:rPr>
           <w:sz w:val="21"/>
         </w:rPr>
-        <w:t>[7] CASTELAR WEMBERS C, PFLUGHAUPT J, MOSHAGEN L, et al. LiDAR-based automated UAV inspection of wind turbine rotor blades[J]. Journal of Field Robotics, 2024, 41(4):1116-1132. DOI:10.1002/rob.22309.</w:t>
+        <w:t>[7] QUAN L, YIN L, XU C, et al. Distributed swarm trajectory optimization for formation flight in dense environments[C/OL]//2022 IEEE International Conference on Robotics and Automation. 2022[2026-10-09]. https://arxiv.org/abs/2109.07682.</w:t>
       </w:r>
     </w:p>
     <w:p>
@@ -29834,7 +29815,7 @@
         <w:rPr>
           <w:sz w:val="21"/>
         </w:rPr>
-        <w:t>[8] GUO M, ZAVLANOS M M. Multirobot data gathering under buffer constraints and intermittent communication[J]. IEEE Transactions on Robotics, 2018, 34(4):1082-1097. DOI:10.1109/TRO.2018.2830370.</w:t>
+        <w:t>[8] WANG Z, ZHOU X, XU C, et al. Geometrically constrained trajectory optimization for multicopters[J/OL]. IEEE Transactions on Robotics, 2022[2026-10-09]. https://arxiv.org/abs/2103.00190.</w:t>
       </w:r>
     </w:p>
     <w:p>
@@ -29846,7 +29827,7 @@
         <w:rPr>
           <w:sz w:val="21"/>
         </w:rPr>
-        <w:t>[9] FOX D, BURGARD W, THRUN S. The dynamic window approach to collision avoidance[J]. IEEE Robotics &amp; Automation Magazine, 1997, 4(1):23-33. DOI:10.1109/100.580977.</w:t>
+        <w:t>[9] FOSSEN T I. Handbook of marine craft hydrodynamics and motion control[M]. 2nd ed. Hoboken: Wiley, 2021.</w:t>
       </w:r>
     </w:p>
     <w:p>
@@ -29858,7 +29839,7 @@
         <w:rPr>
           <w:sz w:val="21"/>
         </w:rPr>
-        <w:t>[10] KONDO K, FIGUEROA R, RACHED J, et al. Robust MADER: Decentralized multiagent trajectory planner robust to communication delay in dynamic environments[EB/OL]. (2023-12-26)[2026-10-09]. https://arxiv.org/abs/2303.06222.</w:t>
+        <w:t>[10] FOSSEN T I, PETTERSEN K Y. On uniform semiglobal exponential stability (USGES) of proportional line-of-sight guidance laws[J]. Automatica, 2014, 50(11):2912-2917. DOI:10.1016/j.automatica.2014.10.018.</w:t>
       </w:r>
     </w:p>
     <w:p>
@@ -29870,7 +29851,151 @@
         <w:rPr>
           <w:sz w:val="21"/>
         </w:rPr>
-        <w:t>[11] REN Y, ZHU F, LU G, et al. Safety-assured high-speed navigation for MAVs[J]. Science Robotics, 2025, 10(98):eado6187. DOI:10.1126/scirobotics.ado6187.</w:t>
+        <w:t>[11] FOSSEN T I, AGUIAR A P. A uniform semiglobal exponential stable adaptive line-of-sight (ALOS) guidance law for 3-D path following[J]. Automatica, 2024, 163:111556. DOI:10.1016/j.automatica.2024.111556.</w:t>
+      </w:r>
+    </w:p>
+    <w:p>
+      <w:pPr>
+        <w:pStyle w:val="ReportReference"/>
+        <w:rPr/>
+      </w:pPr>
+      <w:r>
+        <w:rPr>
+          <w:sz w:val="21"/>
+        </w:rPr>
+        <w:t>[12] LIU X, DOU M, HUANG D, et al. TJ-FlyingFish: Design and implementation of an aerial-aquatic quadrotor with tiltable propulsion units[C/OL]//2023 IEEE International Conference on Robotics and Automation. 2023[2026-10-09]. https://arxiv.org/abs/2301.12344.</w:t>
+      </w:r>
+    </w:p>
+    <w:p>
+      <w:pPr>
+        <w:pStyle w:val="ReportReference"/>
+        <w:rPr/>
+      </w:pPr>
+      <w:r>
+        <w:rPr>
+          <w:sz w:val="21"/>
+        </w:rPr>
+        <w:t>[13] PINHEIRO P M, NETO A A, GRANDO R B, et al. Trajectory planning for hybrid unmanned aerial underwater vehicles with smooth media transition[EB/OL]. (2021-12-27)[2026-10-09]. https://arxiv.org/abs/2112.13819.</w:t>
+      </w:r>
+    </w:p>
+    <w:p>
+      <w:pPr>
+        <w:pStyle w:val="ReportReference"/>
+        <w:rPr/>
+      </w:pPr>
+      <w:r>
+        <w:rPr>
+          <w:sz w:val="21"/>
+        </w:rPr>
+        <w:t>[14] ZHOU B, ZHANG Y, CHEN X, et al. FUEL: Fast UAV exploration using incremental frontier structure and hierarchical planning[J/OL]. IEEE Robotics and Automation Letters, 2021, 6(2):779-786[2026-10-09]. https://arxiv.org/abs/2010.11561.</w:t>
+      </w:r>
+    </w:p>
+    <w:p>
+      <w:pPr>
+        <w:pStyle w:val="ReportReference"/>
+        <w:rPr/>
+      </w:pPr>
+      <w:r>
+        <w:rPr>
+          <w:sz w:val="21"/>
+        </w:rPr>
+        <w:t>[15] ZHANG Y, CHEN X, FENG C, et al. FALCON: Fast autonomous aerial exploration using coverage path guidance[J/OL]. IEEE Transactions on Robotics, 2025, 41:1365-1385[2026-10-09]. https://arxiv.org/abs/2407.00577.</w:t>
+      </w:r>
+    </w:p>
+    <w:p>
+      <w:pPr>
+        <w:pStyle w:val="ReportReference"/>
+        <w:rPr/>
+      </w:pPr>
+      <w:r>
+        <w:rPr>
+          <w:sz w:val="21"/>
+        </w:rPr>
+        <w:t>[16] HORNUNG A, WURM K M, BENNEWITZ M, et al. OctoMap: An efficient probabilistic 3D mapping framework based on octrees[J]. Autonomous Robots, 2013, 34:189-206. DOI:10.1007/s10514-012-9321-0.</w:t>
+      </w:r>
+    </w:p>
+    <w:p>
+      <w:pPr>
+        <w:pStyle w:val="ReportReference"/>
+        <w:rPr/>
+      </w:pPr>
+      <w:r>
+        <w:rPr>
+          <w:sz w:val="21"/>
+        </w:rPr>
+        <w:t>[17] GALCERAN E, CAMPOS R, PALOMERAS N, et al. Coverage path planning with real-time replanning and surface reconstruction for inspection of three-dimensional underwater structures using autonomous underwater vehicles[J]. Journal of Field Robotics, 2015, 32(7):952-983. DOI:10.1002/rob.21554.</w:t>
+      </w:r>
+    </w:p>
+    <w:p>
+      <w:pPr>
+        <w:pStyle w:val="ReportReference"/>
+        <w:rPr/>
+      </w:pPr>
+      <w:r>
+        <w:rPr>
+          <w:sz w:val="21"/>
+        </w:rPr>
+        <w:t>[18] CASTELAR WEMBERS C, PFLUGHAUPT J, MOSHAGEN L, et al. LiDAR-based automated UAV inspection of wind turbine rotor blades[J]. Journal of Field Robotics, 2024, 41(4):1116-1132. DOI:10.1002/rob.22309.</w:t>
+      </w:r>
+    </w:p>
+    <w:p>
+      <w:pPr>
+        <w:pStyle w:val="ReportReference"/>
+        <w:rPr/>
+      </w:pPr>
+      <w:r>
+        <w:rPr>
+          <w:sz w:val="21"/>
+        </w:rPr>
+        <w:t>[19] GUO M, ZAVLANOS M M. Multirobot data gathering under buffer constraints and intermittent communication[J]. IEEE Transactions on Robotics, 2018, 34(4):1082-1097. DOI:10.1109/TRO.2018.2830370.</w:t>
+      </w:r>
+    </w:p>
+    <w:p>
+      <w:pPr>
+        <w:pStyle w:val="ReportReference"/>
+        <w:rPr/>
+      </w:pPr>
+      <w:r>
+        <w:rPr>
+          <w:sz w:val="21"/>
+        </w:rPr>
+        <w:t>[20] ZHANG X, CHEN J, ZHU Y, et al. CoCoPlan: Adaptive coordination and communication for multi-robot systems in dynamic and unknown environments[J]. IEEE Robotics and Automation Letters, 2026, 11(3):3270-3277. DOI:10.1109/LRA.2026.3656769.</w:t>
+      </w:r>
+    </w:p>
+    <w:p>
+      <w:pPr>
+        <w:pStyle w:val="ReportReference"/>
+        <w:rPr/>
+      </w:pPr>
+      <w:r>
+        <w:rPr>
+          <w:sz w:val="21"/>
+        </w:rPr>
+        <w:t>[21] FOX D, BURGARD W, THRUN S. The dynamic window approach to collision avoidance[J]. IEEE Robotics &amp; Automation Magazine, 1997, 4(1):23-33. DOI:10.1109/100.580977.</w:t>
+      </w:r>
+    </w:p>
+    <w:p>
+      <w:pPr>
+        <w:pStyle w:val="ReportReference"/>
+        <w:rPr/>
+      </w:pPr>
+      <w:r>
+        <w:rPr>
+          <w:sz w:val="21"/>
+        </w:rPr>
+        <w:t>[22] KONDO K, FIGUEROA R, RACHED J, et al. Robust MADER: Decentralized multiagent trajectory planner robust to communication delay in dynamic environments[EB/OL]. (2023-12-26)[2026-10-09]. https://arxiv.org/abs/2303.06222.</w:t>
+      </w:r>
+    </w:p>
+    <w:p>
+      <w:pPr>
+        <w:pStyle w:val="ReportReference"/>
+        <w:rPr/>
+      </w:pPr>
+      <w:r>
+        <w:rPr>
+          <w:sz w:val="21"/>
+        </w:rPr>
+        <w:t>[23] REN Y, ZHU F, LU G, et al. Safety-assured high-speed navigation for MAVs[J]. Science Robotics, 2025, 10(98):eado6187. DOI:10.1126/scirobotics.ado6187.</w:t>
       </w:r>
       <w:r>
         <w:br w:type="page"/>
@@ -29885,7 +30010,7 @@
         </w:numPr>
         <w:rPr/>
       </w:pPr>
-      <w:bookmarkStart w:id="74" w:name="__RefHeading___Toc1863_851563711"/>
+      <w:bookmarkStart w:id="74" w:name="__RefHeading___Toc1852_4125612531"/>
       <w:bookmarkStart w:id="75" w:name="附录a-仿真数据与统计定义"/>
       <w:bookmarkEnd w:id="74"/>
       <w:r>
@@ -30471,7 +30596,7 @@
         </w:numPr>
         <w:rPr/>
       </w:pPr>
-      <w:bookmarkStart w:id="76" w:name="__RefHeading___Toc1865_851563711"/>
+      <w:bookmarkStart w:id="76" w:name="__RefHeading___Toc1854_4125612531"/>
       <w:bookmarkStart w:id="77" w:name="附录b-符号说明"/>
       <w:bookmarkEnd w:id="76"/>
       <w:r>
@@ -31879,7 +32004,7 @@
     </w:r>
     <w:r>
       <w:rPr/>
-      <w:t>21</w:t>
+      <w:t>23</w:t>
     </w:r>
     <w:r>
       <w:rPr/>
@@ -32722,12 +32847,11 @@
       <w:spacing w:before="120" w:after="120"/>
     </w:pPr>
     <w:rPr>
-      <w:rFonts w:cs="Lohit Devanagari" w:eastAsia="黑体"/>
-      <w:i w:val="false"/>
-      <w:iCs w:val="false"/>
-      <w:sz w:val="21"/>
-      <w:szCs w:val="21"/>
-      <w:b w:val="false"/>
+      <w:rFonts w:cs="Lohit Devanagari"/>
+      <w:i/>
+      <w:iCs/>
+      <w:sz w:val="24"/>
+      <w:szCs w:val="24"/>
     </w:rPr>
   </w:style>
   <w:style w:type="paragraph" w:styleId="Index">

--- a/docs/reports/20261009-technical-report/异构无人航行器集群任务规划与协同控制技术研究-正文.docx
+++ b/docs/reports/20261009-technical-report/异构无人航行器集群任务规划与协同控制技术研究-正文.docx
@@ -46,7 +46,7 @@
             </w:rPr>
             <w:fldChar w:fldCharType="separate"/>
           </w:r>
-          <w:hyperlink w:anchor="__RefHeading___Toc1778_4125612531">
+          <w:hyperlink w:anchor="__RefHeading___Toc1966_2481719326">
             <w:r>
               <w:rPr>
                 <w:webHidden/>
@@ -72,7 +72,7 @@
             </w:tabs>
             <w:rPr/>
           </w:pPr>
-          <w:hyperlink w:anchor="__RefHeading___Toc1780_4125612531">
+          <w:hyperlink w:anchor="__RefHeading___Toc1968_2481719326">
             <w:r>
               <w:rPr>
                 <w:webHidden/>
@@ -84,7 +84,7 @@
               <w:rPr>
                 <w:rStyle w:val="IndexLink"/>
               </w:rPr>
-              <w:t>异构跨域协同任务统一建模</w:t>
+              <w:t>面向空—海—潜协同作业的统一建模</w:t>
             </w:r>
             <w:r>
               <w:rPr>
@@ -104,7 +104,7 @@
             </w:tabs>
             <w:rPr/>
           </w:pPr>
-          <w:hyperlink w:anchor="__RefHeading___Toc1782_4125612531">
+          <w:hyperlink w:anchor="__RefHeading___Toc1970_2481719326">
             <w:r>
               <w:rPr>
                 <w:webHidden/>
@@ -116,7 +116,7 @@
               <w:rPr>
                 <w:rStyle w:val="IndexLink"/>
               </w:rPr>
-              <w:t>系统组成与任务输入输出</w:t>
+              <w:t>研究对象与协同任务</w:t>
             </w:r>
             <w:r>
               <w:rPr>
@@ -136,7 +136,7 @@
             </w:tabs>
             <w:rPr/>
           </w:pPr>
-          <w:hyperlink w:anchor="__RefHeading___Toc1784_4125612531">
+          <w:hyperlink w:anchor="__RefHeading___Toc1972_2481719326">
             <w:r>
               <w:rPr>
                 <w:webHidden/>
@@ -148,14 +148,78 @@
               <w:rPr>
                 <w:rStyle w:val="IndexLink"/>
               </w:rPr>
-              <w:t>物理成员与执行单元</w:t>
+              <w:t>任务与跨域运动模型</w:t>
             </w:r>
             <w:r>
               <w:rPr>
                 <w:rStyle w:val="IndexLink"/>
               </w:rPr>
               <w:tab/>
-              <w:t>3</w:t>
+              <w:t>4</w:t>
+            </w:r>
+          </w:hyperlink>
+        </w:p>
+        <w:p>
+          <w:pPr>
+            <w:pStyle w:val="Contents3"/>
+            <w:tabs>
+              <w:tab w:val="clear" w:pos="8296"/>
+              <w:tab w:val="right" w:pos="8306" w:leader="dot"/>
+            </w:tabs>
+            <w:rPr/>
+          </w:pPr>
+          <w:hyperlink w:anchor="__RefHeading___Toc1974_2481719326">
+            <w:r>
+              <w:rPr>
+                <w:webHidden/>
+                <w:rStyle w:val="IndexLink"/>
+              </w:rPr>
+              <w:t xml:space="preserve">1.2.1 </w:t>
+            </w:r>
+            <w:r>
+              <w:rPr>
+                <w:rStyle w:val="IndexLink"/>
+              </w:rPr>
+              <w:t>模式动力学与跨域转换</w:t>
+            </w:r>
+            <w:r>
+              <w:rPr>
+                <w:rStyle w:val="IndexLink"/>
+              </w:rPr>
+              <w:tab/>
+              <w:t>4</w:t>
+            </w:r>
+          </w:hyperlink>
+        </w:p>
+        <w:p>
+          <w:pPr>
+            <w:pStyle w:val="Contents3"/>
+            <w:tabs>
+              <w:tab w:val="clear" w:pos="8296"/>
+              <w:tab w:val="right" w:pos="8306" w:leader="dot"/>
+            </w:tabs>
+            <w:rPr/>
+          </w:pPr>
+          <w:hyperlink w:anchor="__RefHeading___Toc1976_2481719326">
+            <w:r>
+              <w:rPr>
+                <w:webHidden/>
+                <w:rStyle w:val="IndexLink"/>
+              </w:rPr>
+              <w:t xml:space="preserve">1.2.2 </w:t>
+            </w:r>
+            <w:r>
+              <w:rPr>
+                <w:rStyle w:val="IndexLink"/>
+              </w:rPr>
+              <w:t>能力与作业表达</w:t>
+            </w:r>
+            <w:r>
+              <w:rPr>
+                <w:rStyle w:val="IndexLink"/>
+              </w:rPr>
+              <w:tab/>
+              <w:t>4</w:t>
             </w:r>
           </w:hyperlink>
         </w:p>
@@ -168,7 +232,7 @@
             </w:tabs>
             <w:rPr/>
           </w:pPr>
-          <w:hyperlink w:anchor="__RefHeading___Toc1786_4125612531">
+          <w:hyperlink w:anchor="__RefHeading___Toc1978_2481719326">
             <w:r>
               <w:rPr>
                 <w:webHidden/>
@@ -180,14 +244,46 @@
               <w:rPr>
                 <w:rStyle w:val="IndexLink"/>
               </w:rPr>
-              <w:t>模式相关动力学与跨域转换</w:t>
+              <w:t>协同约束与任务完成条件</w:t>
             </w:r>
             <w:r>
               <w:rPr>
                 <w:rStyle w:val="IndexLink"/>
               </w:rPr>
               <w:tab/>
-              <w:t>4</w:t>
+              <w:t>5</w:t>
+            </w:r>
+          </w:hyperlink>
+        </w:p>
+        <w:p>
+          <w:pPr>
+            <w:pStyle w:val="Contents1"/>
+            <w:tabs>
+              <w:tab w:val="clear" w:pos="720"/>
+              <w:tab w:val="right" w:pos="8306" w:leader="dot"/>
+            </w:tabs>
+            <w:rPr/>
+          </w:pPr>
+          <w:hyperlink w:anchor="__RefHeading___Toc1980_2481719326">
+            <w:r>
+              <w:rPr>
+                <w:webHidden/>
+                <w:rStyle w:val="IndexLink"/>
+              </w:rPr>
+              <w:t xml:space="preserve">2 </w:t>
+            </w:r>
+            <w:r>
+              <w:rPr>
+                <w:rStyle w:val="IndexLink"/>
+              </w:rPr>
+              <w:t>快速联合任务规划与资源调度方法</w:t>
+            </w:r>
+            <w:r>
+              <w:rPr>
+                <w:rStyle w:val="IndexLink"/>
+              </w:rPr>
+              <w:tab/>
+              <w:t>6</w:t>
             </w:r>
           </w:hyperlink>
         </w:p>
@@ -200,26 +296,90 @@
             </w:tabs>
             <w:rPr/>
           </w:pPr>
-          <w:hyperlink w:anchor="__RefHeading___Toc1788_4125612531">
+          <w:hyperlink w:anchor="__RefHeading___Toc1982_2481719326">
             <w:r>
               <w:rPr>
                 <w:webHidden/>
                 <w:rStyle w:val="IndexLink"/>
               </w:rPr>
-              <w:t xml:space="preserve">1.4 </w:t>
+              <w:t xml:space="preserve">2.1 </w:t>
             </w:r>
             <w:r>
               <w:rPr>
                 <w:rStyle w:val="IndexLink"/>
               </w:rPr>
-              <w:t>能力与作业意图</w:t>
+              <w:t>联合分配与候选搜索</w:t>
             </w:r>
             <w:r>
               <w:rPr>
                 <w:rStyle w:val="IndexLink"/>
               </w:rPr>
               <w:tab/>
-              <w:t>4</w:t>
+              <w:t>6</w:t>
+            </w:r>
+          </w:hyperlink>
+        </w:p>
+        <w:p>
+          <w:pPr>
+            <w:pStyle w:val="Contents3"/>
+            <w:tabs>
+              <w:tab w:val="clear" w:pos="8296"/>
+              <w:tab w:val="right" w:pos="8306" w:leader="dot"/>
+            </w:tabs>
+            <w:rPr/>
+          </w:pPr>
+          <w:hyperlink w:anchor="__RefHeading___Toc1984_2481719326">
+            <w:r>
+              <w:rPr>
+                <w:webHidden/>
+                <w:rStyle w:val="IndexLink"/>
+              </w:rPr>
+              <w:t xml:space="preserve">2.1.1 </w:t>
+            </w:r>
+            <w:r>
+              <w:rPr>
+                <w:rStyle w:val="IndexLink"/>
+              </w:rPr>
+              <w:t>决策变量与候选评价</w:t>
+            </w:r>
+            <w:r>
+              <w:rPr>
+                <w:rStyle w:val="IndexLink"/>
+              </w:rPr>
+              <w:tab/>
+              <w:t>6</w:t>
+            </w:r>
+          </w:hyperlink>
+        </w:p>
+        <w:p>
+          <w:pPr>
+            <w:pStyle w:val="Contents3"/>
+            <w:tabs>
+              <w:tab w:val="clear" w:pos="8296"/>
+              <w:tab w:val="right" w:pos="8306" w:leader="dot"/>
+            </w:tabs>
+            <w:rPr/>
+          </w:pPr>
+          <w:hyperlink w:anchor="__RefHeading___Toc1986_2481719326">
+            <w:r>
+              <w:rPr>
+                <w:webHidden/>
+                <w:rStyle w:val="IndexLink"/>
+              </w:rPr>
+              <w:t xml:space="preserve">2.1.2 </w:t>
+            </w:r>
+            <w:r>
+              <w:rPr>
+                <w:rStyle w:val="IndexLink"/>
+              </w:rPr>
+              <w:t>完整候选构造</w:t>
+            </w:r>
+            <w:r>
+              <w:rPr>
+                <w:rStyle w:val="IndexLink"/>
+              </w:rPr>
+              <w:tab/>
+              <w:t>7</w:t>
             </w:r>
           </w:hyperlink>
         </w:p>
@@ -232,26 +392,58 @@
             </w:tabs>
             <w:rPr/>
           </w:pPr>
-          <w:hyperlink w:anchor="__RefHeading___Toc1790_4125612531">
+          <w:hyperlink w:anchor="__RefHeading___Toc1988_2481719326">
             <w:r>
               <w:rPr>
                 <w:webHidden/>
                 <w:rStyle w:val="IndexLink"/>
               </w:rPr>
-              <w:t xml:space="preserve">1.5 </w:t>
+              <w:t xml:space="preserve">2.2 </w:t>
             </w:r>
             <w:r>
               <w:rPr>
                 <w:rStyle w:val="IndexLink"/>
               </w:rPr>
-              <w:t>分配、资源与时序</w:t>
+              <w:t>协同调度与反馈调整</w:t>
             </w:r>
             <w:r>
               <w:rPr>
                 <w:rStyle w:val="IndexLink"/>
               </w:rPr>
               <w:tab/>
-              <w:t>5</w:t>
+              <w:t>7</w:t>
+            </w:r>
+          </w:hyperlink>
+        </w:p>
+        <w:p>
+          <w:pPr>
+            <w:pStyle w:val="Contents1"/>
+            <w:tabs>
+              <w:tab w:val="clear" w:pos="720"/>
+              <w:tab w:val="right" w:pos="8306" w:leader="dot"/>
+            </w:tabs>
+            <w:rPr/>
+          </w:pPr>
+          <w:hyperlink w:anchor="__RefHeading___Toc1990_2481719326">
+            <w:r>
+              <w:rPr>
+                <w:webHidden/>
+                <w:rStyle w:val="IndexLink"/>
+              </w:rPr>
+              <w:t xml:space="preserve">3 </w:t>
+            </w:r>
+            <w:r>
+              <w:rPr>
+                <w:rStyle w:val="IndexLink"/>
+              </w:rPr>
+              <w:t>异构航行器自主路径与协同控制方法</w:t>
+            </w:r>
+            <w:r>
+              <w:rPr>
+                <w:rStyle w:val="IndexLink"/>
+              </w:rPr>
+              <w:tab/>
+              <w:t>8</w:t>
             </w:r>
           </w:hyperlink>
         </w:p>
@@ -264,26 +456,186 @@
             </w:tabs>
             <w:rPr/>
           </w:pPr>
-          <w:hyperlink w:anchor="__RefHeading___Toc1792_4125612531">
+          <w:hyperlink w:anchor="__RefHeading___Toc1992_2481719326">
             <w:r>
               <w:rPr>
                 <w:webHidden/>
                 <w:rStyle w:val="IndexLink"/>
               </w:rPr>
-              <w:t xml:space="preserve">1.6 </w:t>
+              <w:t xml:space="preserve">3.1 </w:t>
             </w:r>
             <w:r>
               <w:rPr>
                 <w:rStyle w:val="IndexLink"/>
               </w:rPr>
-              <w:t>共享支援与信息事件</w:t>
+              <w:t>作业路径生成与局部规划</w:t>
             </w:r>
             <w:r>
               <w:rPr>
                 <w:rStyle w:val="IndexLink"/>
               </w:rPr>
               <w:tab/>
-              <w:t>5</w:t>
+              <w:t>8</w:t>
+            </w:r>
+          </w:hyperlink>
+        </w:p>
+        <w:p>
+          <w:pPr>
+            <w:pStyle w:val="Contents2"/>
+            <w:tabs>
+              <w:tab w:val="clear" w:pos="720"/>
+              <w:tab w:val="right" w:pos="8306" w:leader="dot"/>
+            </w:tabs>
+            <w:rPr/>
+          </w:pPr>
+          <w:hyperlink w:anchor="__RefHeading___Toc1994_2481719326">
+            <w:r>
+              <w:rPr>
+                <w:webHidden/>
+                <w:rStyle w:val="IndexLink"/>
+              </w:rPr>
+              <w:t xml:space="preserve">3.2 </w:t>
+            </w:r>
+            <w:r>
+              <w:rPr>
+                <w:rStyle w:val="IndexLink"/>
+              </w:rPr>
+              <w:t>异构平台运动与编队控制</w:t>
+            </w:r>
+            <w:r>
+              <w:rPr>
+                <w:rStyle w:val="IndexLink"/>
+              </w:rPr>
+              <w:tab/>
+              <w:t>10</w:t>
+            </w:r>
+          </w:hyperlink>
+        </w:p>
+        <w:p>
+          <w:pPr>
+            <w:pStyle w:val="Contents3"/>
+            <w:tabs>
+              <w:tab w:val="clear" w:pos="8296"/>
+              <w:tab w:val="right" w:pos="8306" w:leader="dot"/>
+            </w:tabs>
+            <w:rPr/>
+          </w:pPr>
+          <w:hyperlink w:anchor="__RefHeading___Toc1996_2481719326">
+            <w:r>
+              <w:rPr>
+                <w:webHidden/>
+                <w:rStyle w:val="IndexLink"/>
+              </w:rPr>
+              <w:t xml:space="preserve">3.2.1 </w:t>
+            </w:r>
+            <w:r>
+              <w:rPr>
+                <w:rStyle w:val="IndexLink"/>
+              </w:rPr>
+              <w:t>空中轨迹优化与编队</w:t>
+            </w:r>
+            <w:r>
+              <w:rPr>
+                <w:rStyle w:val="IndexLink"/>
+              </w:rPr>
+              <w:tab/>
+              <w:t>10</w:t>
+            </w:r>
+          </w:hyperlink>
+        </w:p>
+        <w:p>
+          <w:pPr>
+            <w:pStyle w:val="Contents3"/>
+            <w:tabs>
+              <w:tab w:val="clear" w:pos="8296"/>
+              <w:tab w:val="right" w:pos="8306" w:leader="dot"/>
+            </w:tabs>
+            <w:rPr/>
+          </w:pPr>
+          <w:hyperlink w:anchor="__RefHeading___Toc1998_2481719326">
+            <w:r>
+              <w:rPr>
+                <w:webHidden/>
+                <w:rStyle w:val="IndexLink"/>
+              </w:rPr>
+              <w:t xml:space="preserve">3.2.2 </w:t>
+            </w:r>
+            <w:r>
+              <w:rPr>
+                <w:rStyle w:val="IndexLink"/>
+              </w:rPr>
+              <w:t>水下路径跟随与跨域运动</w:t>
+            </w:r>
+            <w:r>
+              <w:rPr>
+                <w:rStyle w:val="IndexLink"/>
+              </w:rPr>
+              <w:tab/>
+              <w:t>10</w:t>
+            </w:r>
+          </w:hyperlink>
+        </w:p>
+        <w:p>
+          <w:pPr>
+            <w:pStyle w:val="Contents3"/>
+            <w:tabs>
+              <w:tab w:val="clear" w:pos="8296"/>
+              <w:tab w:val="right" w:pos="8306" w:leader="dot"/>
+            </w:tabs>
+            <w:rPr/>
+          </w:pPr>
+          <w:hyperlink w:anchor="__RefHeading___Toc2000_2481719326">
+            <w:r>
+              <w:rPr>
+                <w:webHidden/>
+                <w:rStyle w:val="IndexLink"/>
+              </w:rPr>
+              <w:t xml:space="preserve">3.2.3 </w:t>
+            </w:r>
+            <w:r>
+              <w:rPr>
+                <w:rStyle w:val="IndexLink"/>
+              </w:rPr>
+              <w:t>水面短运动与停稳控制</w:t>
+            </w:r>
+            <w:r>
+              <w:rPr>
+                <w:rStyle w:val="IndexLink"/>
+              </w:rPr>
+              <w:tab/>
+              <w:t>11</w:t>
+            </w:r>
+          </w:hyperlink>
+        </w:p>
+        <w:p>
+          <w:pPr>
+            <w:pStyle w:val="Contents2"/>
+            <w:tabs>
+              <w:tab w:val="clear" w:pos="720"/>
+              <w:tab w:val="right" w:pos="8306" w:leader="dot"/>
+            </w:tabs>
+            <w:rPr/>
+          </w:pPr>
+          <w:hyperlink w:anchor="__RefHeading___Toc2002_2481719326">
+            <w:r>
+              <w:rPr>
+                <w:webHidden/>
+                <w:rStyle w:val="IndexLink"/>
+              </w:rPr>
+              <w:t xml:space="preserve">3.3 </w:t>
+            </w:r>
+            <w:r>
+              <w:rPr>
+                <w:rStyle w:val="IndexLink"/>
+              </w:rPr>
+              <w:t>协同执行与作业反馈</w:t>
+            </w:r>
+            <w:r>
+              <w:rPr>
+                <w:rStyle w:val="IndexLink"/>
+              </w:rPr>
+              <w:tab/>
+              <w:t>11</w:t>
             </w:r>
           </w:hyperlink>
         </w:p>
@@ -296,26 +648,26 @@
             </w:tabs>
             <w:rPr/>
           </w:pPr>
-          <w:hyperlink w:anchor="__RefHeading___Toc1794_4125612531">
+          <w:hyperlink w:anchor="__RefHeading___Toc2004_2481719326">
             <w:r>
               <w:rPr>
                 <w:webHidden/>
                 <w:rStyle w:val="IndexLink"/>
               </w:rPr>
-              <w:t xml:space="preserve">2 </w:t>
+              <w:t xml:space="preserve">4 </w:t>
             </w:r>
             <w:r>
               <w:rPr>
                 <w:rStyle w:val="IndexLink"/>
               </w:rPr>
-              <w:t>快速联合任务分配与资源调度方法</w:t>
+              <w:t>协同方法的可行性分析</w:t>
             </w:r>
             <w:r>
               <w:rPr>
                 <w:rStyle w:val="IndexLink"/>
               </w:rPr>
               <w:tab/>
-              <w:t>6</w:t>
+              <w:t>12</w:t>
             </w:r>
           </w:hyperlink>
         </w:p>
@@ -328,26 +680,26 @@
             </w:tabs>
             <w:rPr/>
           </w:pPr>
-          <w:hyperlink w:anchor="__RefHeading___Toc1796_4125612531">
+          <w:hyperlink w:anchor="__RefHeading___Toc2006_2481719326">
             <w:r>
               <w:rPr>
                 <w:webHidden/>
                 <w:rStyle w:val="IndexLink"/>
               </w:rPr>
-              <w:t xml:space="preserve">2.1 </w:t>
+              <w:t xml:space="preserve">4.1 </w:t>
             </w:r>
             <w:r>
               <w:rPr>
                 <w:rStyle w:val="IndexLink"/>
               </w:rPr>
-              <w:t>联合变量与评价方式</w:t>
+              <w:t>运动跟踪与巡视完成分析</w:t>
             </w:r>
             <w:r>
               <w:rPr>
                 <w:rStyle w:val="IndexLink"/>
               </w:rPr>
               <w:tab/>
-              <w:t>6</w:t>
+              <w:t>12</w:t>
             </w:r>
           </w:hyperlink>
         </w:p>
@@ -360,26 +712,26 @@
             </w:tabs>
             <w:rPr/>
           </w:pPr>
-          <w:hyperlink w:anchor="__RefHeading___Toc1798_4125612531">
+          <w:hyperlink w:anchor="__RefHeading___Toc2008_2481719326">
             <w:r>
               <w:rPr>
                 <w:webHidden/>
                 <w:rStyle w:val="IndexLink"/>
               </w:rPr>
-              <w:t xml:space="preserve">2.2 </w:t>
+              <w:t xml:space="preserve">4.2 </w:t>
             </w:r>
             <w:r>
               <w:rPr>
                 <w:rStyle w:val="IndexLink"/>
               </w:rPr>
-              <w:t>完整候选构造</w:t>
+              <w:t>资源一致性与作业完成条件</w:t>
             </w:r>
             <w:r>
               <w:rPr>
                 <w:rStyle w:val="IndexLink"/>
               </w:rPr>
               <w:tab/>
-              <w:t>6</w:t>
+              <w:t>13</w:t>
             </w:r>
           </w:hyperlink>
         </w:p>
@@ -392,26 +744,58 @@
             </w:tabs>
             <w:rPr/>
           </w:pPr>
-          <w:hyperlink w:anchor="__RefHeading___Toc1800_4125612531">
+          <w:hyperlink w:anchor="__RefHeading___Toc2010_2481719326">
             <w:r>
               <w:rPr>
                 <w:webHidden/>
                 <w:rStyle w:val="IndexLink"/>
               </w:rPr>
-              <w:t xml:space="preserve">2.3 </w:t>
+              <w:t xml:space="preserve">4.3 </w:t>
             </w:r>
             <w:r>
               <w:rPr>
                 <w:rStyle w:val="IndexLink"/>
               </w:rPr>
-              <w:t>时序递推与事件放行</w:t>
+              <w:t>整体任务闭合的可行性分析</w:t>
             </w:r>
             <w:r>
               <w:rPr>
                 <w:rStyle w:val="IndexLink"/>
               </w:rPr>
               <w:tab/>
-              <w:t>7</w:t>
+              <w:t>14</w:t>
+            </w:r>
+          </w:hyperlink>
+        </w:p>
+        <w:p>
+          <w:pPr>
+            <w:pStyle w:val="Contents1"/>
+            <w:tabs>
+              <w:tab w:val="clear" w:pos="720"/>
+              <w:tab w:val="right" w:pos="8306" w:leader="dot"/>
+            </w:tabs>
+            <w:rPr/>
+          </w:pPr>
+          <w:hyperlink w:anchor="__RefHeading___Toc2012_2481719326">
+            <w:r>
+              <w:rPr>
+                <w:webHidden/>
+                <w:rStyle w:val="IndexLink"/>
+              </w:rPr>
+              <w:t xml:space="preserve">5 </w:t>
+            </w:r>
+            <w:r>
+              <w:rPr>
+                <w:rStyle w:val="IndexLink"/>
+              </w:rPr>
+              <w:t>三类业务协同仿真与结果分析</w:t>
+            </w:r>
+            <w:r>
+              <w:rPr>
+                <w:rStyle w:val="IndexLink"/>
+              </w:rPr>
+              <w:tab/>
+              <w:t>15</w:t>
             </w:r>
           </w:hyperlink>
         </w:p>
@@ -424,26 +808,26 @@
             </w:tabs>
             <w:rPr/>
           </w:pPr>
-          <w:hyperlink w:anchor="__RefHeading___Toc1802_4125612531">
+          <w:hyperlink w:anchor="__RefHeading___Toc2014_2481719326">
             <w:r>
               <w:rPr>
                 <w:webHidden/>
                 <w:rStyle w:val="IndexLink"/>
               </w:rPr>
-              <w:t xml:space="preserve">2.4 </w:t>
+              <w:t xml:space="preserve">5.1 </w:t>
             </w:r>
             <w:r>
               <w:rPr>
                 <w:rStyle w:val="IndexLink"/>
               </w:rPr>
-              <w:t>剩余作业修复</w:t>
+              <w:t>仿真环境与记录方法</w:t>
             </w:r>
             <w:r>
               <w:rPr>
                 <w:rStyle w:val="IndexLink"/>
               </w:rPr>
               <w:tab/>
-              <w:t>7</w:t>
+              <w:t>15</w:t>
             </w:r>
           </w:hyperlink>
         </w:p>
@@ -456,26 +840,154 @@
             </w:tabs>
             <w:rPr/>
           </w:pPr>
-          <w:hyperlink w:anchor="__RefHeading___Toc1804_4125612531">
+          <w:hyperlink w:anchor="__RefHeading___Toc2016_2481719326">
             <w:r>
               <w:rPr>
                 <w:webHidden/>
                 <w:rStyle w:val="IndexLink"/>
               </w:rPr>
-              <w:t xml:space="preserve">2.5 </w:t>
+              <w:t>5.2 A</w:t>
             </w:r>
             <w:r>
               <w:rPr>
                 <w:rStyle w:val="IndexLink"/>
               </w:rPr>
-              <w:t>计算组织</w:t>
+              <w:t>：区域调查</w:t>
             </w:r>
             <w:r>
               <w:rPr>
                 <w:rStyle w:val="IndexLink"/>
               </w:rPr>
               <w:tab/>
-              <w:t>8</w:t>
+              <w:t>17</w:t>
+            </w:r>
+          </w:hyperlink>
+        </w:p>
+        <w:p>
+          <w:pPr>
+            <w:pStyle w:val="Contents2"/>
+            <w:tabs>
+              <w:tab w:val="clear" w:pos="720"/>
+              <w:tab w:val="right" w:pos="8306" w:leader="dot"/>
+            </w:tabs>
+            <w:rPr/>
+          </w:pPr>
+          <w:hyperlink w:anchor="__RefHeading___Toc2018_2481719326">
+            <w:r>
+              <w:rPr>
+                <w:webHidden/>
+                <w:rStyle w:val="IndexLink"/>
+              </w:rPr>
+              <w:t>5.3 B</w:t>
+            </w:r>
+            <w:r>
+              <w:rPr>
+                <w:rStyle w:val="IndexLink"/>
+              </w:rPr>
+              <w:t>：风机巡检</w:t>
+            </w:r>
+            <w:r>
+              <w:rPr>
+                <w:rStyle w:val="IndexLink"/>
+              </w:rPr>
+              <w:tab/>
+              <w:t>17</w:t>
+            </w:r>
+          </w:hyperlink>
+        </w:p>
+        <w:p>
+          <w:pPr>
+            <w:pStyle w:val="Contents2"/>
+            <w:tabs>
+              <w:tab w:val="clear" w:pos="720"/>
+              <w:tab w:val="right" w:pos="8306" w:leader="dot"/>
+            </w:tabs>
+            <w:rPr/>
+          </w:pPr>
+          <w:hyperlink w:anchor="__RefHeading___Toc2020_2481719326">
+            <w:r>
+              <w:rPr>
+                <w:webHidden/>
+                <w:rStyle w:val="IndexLink"/>
+              </w:rPr>
+              <w:t>5.4 C</w:t>
+            </w:r>
+            <w:r>
+              <w:rPr>
+                <w:rStyle w:val="IndexLink"/>
+              </w:rPr>
+              <w:t>：平台及管路巡检</w:t>
+            </w:r>
+            <w:r>
+              <w:rPr>
+                <w:rStyle w:val="IndexLink"/>
+              </w:rPr>
+              <w:tab/>
+              <w:t>19</w:t>
+            </w:r>
+          </w:hyperlink>
+        </w:p>
+        <w:p>
+          <w:pPr>
+            <w:pStyle w:val="Contents2"/>
+            <w:tabs>
+              <w:tab w:val="clear" w:pos="720"/>
+              <w:tab w:val="right" w:pos="8306" w:leader="dot"/>
+            </w:tabs>
+            <w:rPr/>
+          </w:pPr>
+          <w:hyperlink w:anchor="__RefHeading___Toc2022_2481719326">
+            <w:r>
+              <w:rPr>
+                <w:webHidden/>
+                <w:rStyle w:val="IndexLink"/>
+              </w:rPr>
+              <w:t xml:space="preserve">5.5 </w:t>
+            </w:r>
+            <w:r>
+              <w:rPr>
+                <w:rStyle w:val="IndexLink"/>
+              </w:rPr>
+              <w:t>实际反馈驱动支援调整</w:t>
+            </w:r>
+            <w:r>
+              <w:rPr>
+                <w:rStyle w:val="IndexLink"/>
+              </w:rPr>
+              <w:tab/>
+              <w:t>19</w:t>
+            </w:r>
+          </w:hyperlink>
+        </w:p>
+        <w:p>
+          <w:pPr>
+            <w:pStyle w:val="Contents2"/>
+            <w:tabs>
+              <w:tab w:val="clear" w:pos="720"/>
+              <w:tab w:val="right" w:pos="8306" w:leader="dot"/>
+            </w:tabs>
+            <w:rPr/>
+          </w:pPr>
+          <w:hyperlink w:anchor="__RefHeading___Toc2024_2481719326">
+            <w:r>
+              <w:rPr>
+                <w:webHidden/>
+                <w:rStyle w:val="IndexLink"/>
+              </w:rPr>
+              <w:t xml:space="preserve">5.6 </w:t>
+            </w:r>
+            <w:r>
+              <w:rPr>
+                <w:rStyle w:val="IndexLink"/>
+              </w:rPr>
+              <w:t>结果统计</w:t>
+            </w:r>
+            <w:r>
+              <w:rPr>
+                <w:rStyle w:val="IndexLink"/>
+              </w:rPr>
+              <w:tab/>
+              <w:t>20</w:t>
             </w:r>
           </w:hyperlink>
         </w:p>
@@ -488,250 +1000,26 @@
             </w:tabs>
             <w:rPr/>
           </w:pPr>
-          <w:hyperlink w:anchor="__RefHeading___Toc1806_4125612531">
+          <w:hyperlink w:anchor="__RefHeading___Toc2026_2481719326">
             <w:r>
               <w:rPr>
                 <w:webHidden/>
                 <w:rStyle w:val="IndexLink"/>
               </w:rPr>
-              <w:t xml:space="preserve">3 </w:t>
+              <w:t xml:space="preserve">6 </w:t>
             </w:r>
             <w:r>
               <w:rPr>
                 <w:rStyle w:val="IndexLink"/>
               </w:rPr>
-              <w:t>自主路径规划与跨域协同控制方法</w:t>
+              <w:t>结论</w:t>
             </w:r>
             <w:r>
               <w:rPr>
                 <w:rStyle w:val="IndexLink"/>
               </w:rPr>
               <w:tab/>
-              <w:t>8</w:t>
-            </w:r>
-          </w:hyperlink>
-        </w:p>
-        <w:p>
-          <w:pPr>
-            <w:pStyle w:val="Contents2"/>
-            <w:tabs>
-              <w:tab w:val="clear" w:pos="720"/>
-              <w:tab w:val="right" w:pos="8306" w:leader="dot"/>
-            </w:tabs>
-            <w:rPr/>
-          </w:pPr>
-          <w:hyperlink w:anchor="__RefHeading___Toc1808_4125612531">
-            <w:r>
-              <w:rPr>
-                <w:webHidden/>
-                <w:rStyle w:val="IndexLink"/>
-              </w:rPr>
-              <w:t xml:space="preserve">3.1 </w:t>
-            </w:r>
-            <w:r>
-              <w:rPr>
-                <w:rStyle w:val="IndexLink"/>
-              </w:rPr>
-              <w:t>作业几何生成</w:t>
-            </w:r>
-            <w:r>
-              <w:rPr>
-                <w:rStyle w:val="IndexLink"/>
-              </w:rPr>
-              <w:tab/>
-              <w:t>8</w:t>
-            </w:r>
-          </w:hyperlink>
-        </w:p>
-        <w:p>
-          <w:pPr>
-            <w:pStyle w:val="Contents2"/>
-            <w:tabs>
-              <w:tab w:val="clear" w:pos="720"/>
-              <w:tab w:val="right" w:pos="8306" w:leader="dot"/>
-            </w:tabs>
-            <w:rPr/>
-          </w:pPr>
-          <w:hyperlink w:anchor="__RefHeading___Toc1810_4125612531">
-            <w:r>
-              <w:rPr>
-                <w:webHidden/>
-                <w:rStyle w:val="IndexLink"/>
-              </w:rPr>
-              <w:t xml:space="preserve">3.2 </w:t>
-            </w:r>
-            <w:r>
-              <w:rPr>
-                <w:rStyle w:val="IndexLink"/>
-              </w:rPr>
-              <w:t>感知地图与局部路径选择</w:t>
-            </w:r>
-            <w:r>
-              <w:rPr>
-                <w:rStyle w:val="IndexLink"/>
-              </w:rPr>
-              <w:tab/>
-              <w:t>9</w:t>
-            </w:r>
-          </w:hyperlink>
-        </w:p>
-        <w:p>
-          <w:pPr>
-            <w:pStyle w:val="Contents2"/>
-            <w:tabs>
-              <w:tab w:val="clear" w:pos="720"/>
-              <w:tab w:val="right" w:pos="8306" w:leader="dot"/>
-            </w:tabs>
-            <w:rPr/>
-          </w:pPr>
-          <w:hyperlink w:anchor="__RefHeading___Toc1812_4125612531">
-            <w:r>
-              <w:rPr>
-                <w:webHidden/>
-                <w:rStyle w:val="IndexLink"/>
-              </w:rPr>
-              <w:t>3.3 AIR</w:t>
-            </w:r>
-            <w:r>
-              <w:rPr>
-                <w:rStyle w:val="IndexLink"/>
-              </w:rPr>
-              <w:t>轨迹优化与编队</w:t>
-            </w:r>
-            <w:r>
-              <w:rPr>
-                <w:rStyle w:val="IndexLink"/>
-              </w:rPr>
-              <w:tab/>
-              <w:t>9</w:t>
-            </w:r>
-          </w:hyperlink>
-        </w:p>
-        <w:p>
-          <w:pPr>
-            <w:pStyle w:val="Contents2"/>
-            <w:tabs>
-              <w:tab w:val="clear" w:pos="720"/>
-              <w:tab w:val="right" w:pos="8306" w:leader="dot"/>
-            </w:tabs>
-            <w:rPr/>
-          </w:pPr>
-          <w:hyperlink w:anchor="__RefHeading___Toc1814_4125612531">
-            <w:r>
-              <w:rPr>
-                <w:webHidden/>
-                <w:rStyle w:val="IndexLink"/>
-              </w:rPr>
-              <w:t>3.4 WATER</w:t>
-            </w:r>
-            <w:r>
-              <w:rPr>
-                <w:rStyle w:val="IndexLink"/>
-              </w:rPr>
-              <w:t>前进式引导</w:t>
-            </w:r>
-            <w:r>
-              <w:rPr>
-                <w:rStyle w:val="IndexLink"/>
-              </w:rPr>
-              <w:tab/>
-              <w:t>10</w:t>
-            </w:r>
-          </w:hyperlink>
-        </w:p>
-        <w:p>
-          <w:pPr>
-            <w:pStyle w:val="Contents2"/>
-            <w:tabs>
-              <w:tab w:val="clear" w:pos="720"/>
-              <w:tab w:val="right" w:pos="8306" w:leader="dot"/>
-            </w:tabs>
-            <w:rPr/>
-          </w:pPr>
-          <w:hyperlink w:anchor="__RefHeading___Toc1816_4125612531">
-            <w:r>
-              <w:rPr>
-                <w:webHidden/>
-                <w:rStyle w:val="IndexLink"/>
-              </w:rPr>
-              <w:t>3.5 USV</w:t>
-            </w:r>
-            <w:r>
-              <w:rPr>
-                <w:rStyle w:val="IndexLink"/>
-              </w:rPr>
-              <w:t>短运动与停稳续段</w:t>
-            </w:r>
-            <w:r>
-              <w:rPr>
-                <w:rStyle w:val="IndexLink"/>
-              </w:rPr>
-              <w:tab/>
-              <w:t>10</w:t>
-            </w:r>
-          </w:hyperlink>
-        </w:p>
-        <w:p>
-          <w:pPr>
-            <w:pStyle w:val="Contents2"/>
-            <w:tabs>
-              <w:tab w:val="clear" w:pos="720"/>
-              <w:tab w:val="right" w:pos="8306" w:leader="dot"/>
-            </w:tabs>
-            <w:rPr/>
-          </w:pPr>
-          <w:hyperlink w:anchor="__RefHeading___Toc1818_4125612531">
-            <w:r>
-              <w:rPr>
-                <w:webHidden/>
-                <w:rStyle w:val="IndexLink"/>
-              </w:rPr>
-              <w:t xml:space="preserve">3.6 </w:t>
-            </w:r>
-            <w:r>
-              <w:rPr>
-                <w:rStyle w:val="IndexLink"/>
-              </w:rPr>
-              <w:t>参考交接与动态避碰</w:t>
-            </w:r>
-            <w:r>
-              <w:rPr>
-                <w:rStyle w:val="IndexLink"/>
-              </w:rPr>
-              <w:tab/>
-              <w:t>10</w:t>
-            </w:r>
-          </w:hyperlink>
-        </w:p>
-        <w:p>
-          <w:pPr>
-            <w:pStyle w:val="Contents2"/>
-            <w:tabs>
-              <w:tab w:val="clear" w:pos="720"/>
-              <w:tab w:val="right" w:pos="8306" w:leader="dot"/>
-            </w:tabs>
-            <w:rPr/>
-          </w:pPr>
-          <w:hyperlink w:anchor="__RefHeading___Toc1820_4125612531">
-            <w:r>
-              <w:rPr>
-                <w:webHidden/>
-                <w:rStyle w:val="IndexLink"/>
-              </w:rPr>
-              <w:t xml:space="preserve">3.7 </w:t>
-            </w:r>
-            <w:r>
-              <w:rPr>
-                <w:rStyle w:val="IndexLink"/>
-              </w:rPr>
-              <w:t>合格进度与报告</w:t>
-            </w:r>
-            <w:r>
-              <w:rPr>
-                <w:rStyle w:val="IndexLink"/>
-              </w:rPr>
-              <w:tab/>
-              <w:t>11</w:t>
+              <w:t>23</w:t>
             </w:r>
           </w:hyperlink>
         </w:p>
@@ -744,186 +1032,20 @@
             </w:tabs>
             <w:rPr/>
           </w:pPr>
-          <w:hyperlink w:anchor="__RefHeading___Toc1822_4125612531">
+          <w:hyperlink w:anchor="__RefHeading___Toc2028_2481719326">
             <w:r>
               <w:rPr>
                 <w:webHidden/>
                 <w:rStyle w:val="IndexLink"/>
               </w:rPr>
-              <w:t xml:space="preserve">4 </w:t>
+              <w:t>参考文献</w:t>
             </w:r>
             <w:r>
               <w:rPr>
                 <w:rStyle w:val="IndexLink"/>
               </w:rPr>
-              <w:t>协同执行条件与任务完成分析</w:t>
-            </w:r>
-            <w:r>
-              <w:rPr>
-                <w:rStyle w:val="IndexLink"/>
-              </w:rPr>
               <w:tab/>
-              <w:t>11</w:t>
-            </w:r>
-          </w:hyperlink>
-        </w:p>
-        <w:p>
-          <w:pPr>
-            <w:pStyle w:val="Contents2"/>
-            <w:tabs>
-              <w:tab w:val="clear" w:pos="720"/>
-              <w:tab w:val="right" w:pos="8306" w:leader="dot"/>
-            </w:tabs>
-            <w:rPr/>
-          </w:pPr>
-          <w:hyperlink w:anchor="__RefHeading___Toc1824_4125612531">
-            <w:r>
-              <w:rPr>
-                <w:webHidden/>
-                <w:rStyle w:val="IndexLink"/>
-              </w:rPr>
-              <w:t xml:space="preserve">4.1 </w:t>
-            </w:r>
-            <w:r>
-              <w:rPr>
-                <w:rStyle w:val="IndexLink"/>
-              </w:rPr>
-              <w:t>模式内误差界与交接</w:t>
-            </w:r>
-            <w:r>
-              <w:rPr>
-                <w:rStyle w:val="IndexLink"/>
-              </w:rPr>
-              <w:tab/>
-              <w:t>11</w:t>
-            </w:r>
-          </w:hyperlink>
-        </w:p>
-        <w:p>
-          <w:pPr>
-            <w:pStyle w:val="Contents2"/>
-            <w:tabs>
-              <w:tab w:val="clear" w:pos="720"/>
-              <w:tab w:val="right" w:pos="8306" w:leader="dot"/>
-            </w:tabs>
-            <w:rPr/>
-          </w:pPr>
-          <w:hyperlink w:anchor="__RefHeading___Toc1826_4125612531">
-            <w:r>
-              <w:rPr>
-                <w:webHidden/>
-                <w:rStyle w:val="IndexLink"/>
-              </w:rPr>
-              <w:t xml:space="preserve">4.2 </w:t>
-            </w:r>
-            <w:r>
-              <w:rPr>
-                <w:rStyle w:val="IndexLink"/>
-              </w:rPr>
-              <w:t>巡视进度与作业时长分析</w:t>
-            </w:r>
-            <w:r>
-              <w:rPr>
-                <w:rStyle w:val="IndexLink"/>
-              </w:rPr>
-              <w:tab/>
-              <w:t>12</w:t>
-            </w:r>
-          </w:hyperlink>
-        </w:p>
-        <w:p>
-          <w:pPr>
-            <w:pStyle w:val="Contents2"/>
-            <w:tabs>
-              <w:tab w:val="clear" w:pos="720"/>
-              <w:tab w:val="right" w:pos="8306" w:leader="dot"/>
-            </w:tabs>
-            <w:rPr/>
-          </w:pPr>
-          <w:hyperlink w:anchor="__RefHeading___Toc1828_4125612531">
-            <w:r>
-              <w:rPr>
-                <w:webHidden/>
-                <w:rStyle w:val="IndexLink"/>
-              </w:rPr>
-              <w:t xml:space="preserve">4.3 </w:t>
-            </w:r>
-            <w:r>
-              <w:rPr>
-                <w:rStyle w:val="IndexLink"/>
-              </w:rPr>
-              <w:t>资源占用与完成量计算</w:t>
-            </w:r>
-            <w:r>
-              <w:rPr>
-                <w:rStyle w:val="IndexLink"/>
-              </w:rPr>
-              <w:tab/>
-              <w:t>13</w:t>
-            </w:r>
-          </w:hyperlink>
-        </w:p>
-        <w:p>
-          <w:pPr>
-            <w:pStyle w:val="Contents2"/>
-            <w:tabs>
-              <w:tab w:val="clear" w:pos="720"/>
-              <w:tab w:val="right" w:pos="8306" w:leader="dot"/>
-            </w:tabs>
-            <w:rPr/>
-          </w:pPr>
-          <w:hyperlink w:anchor="__RefHeading___Toc1830_4125612531">
-            <w:r>
-              <w:rPr>
-                <w:webHidden/>
-                <w:rStyle w:val="IndexLink"/>
-              </w:rPr>
-              <w:t xml:space="preserve">4.4 </w:t>
-            </w:r>
-            <w:r>
-              <w:rPr>
-                <w:rStyle w:val="IndexLink"/>
-              </w:rPr>
-              <w:t>报告因果与作业闭合</w:t>
-            </w:r>
-            <w:r>
-              <w:rPr>
-                <w:rStyle w:val="IndexLink"/>
-              </w:rPr>
-              <w:tab/>
-              <w:t>13</w:t>
-            </w:r>
-          </w:hyperlink>
-        </w:p>
-        <w:p>
-          <w:pPr>
-            <w:pStyle w:val="Contents2"/>
-            <w:tabs>
-              <w:tab w:val="clear" w:pos="720"/>
-              <w:tab w:val="right" w:pos="8306" w:leader="dot"/>
-            </w:tabs>
-            <w:rPr/>
-          </w:pPr>
-          <w:hyperlink w:anchor="__RefHeading___Toc1832_4125612531">
-            <w:r>
-              <w:rPr>
-                <w:webHidden/>
-                <w:rStyle w:val="IndexLink"/>
-              </w:rPr>
-              <w:t xml:space="preserve">4.5 </w:t>
-            </w:r>
-            <w:r>
-              <w:rPr>
-                <w:rStyle w:val="IndexLink"/>
-              </w:rPr>
-              <w:t>整体任务执行条件与闭合检查</w:t>
-            </w:r>
-            <w:r>
-              <w:rPr>
-                <w:rStyle w:val="IndexLink"/>
-              </w:rPr>
-              <w:tab/>
-              <w:t>13</w:t>
+              <w:t>24</w:t>
             </w:r>
           </w:hyperlink>
         </w:p>
@@ -936,218 +1058,32 @@
             </w:tabs>
             <w:rPr/>
           </w:pPr>
-          <w:hyperlink w:anchor="__RefHeading___Toc1834_4125612531">
+          <w:hyperlink w:anchor="__RefHeading___Toc2030_2481719326">
             <w:r>
               <w:rPr>
                 <w:webHidden/>
                 <w:rStyle w:val="IndexLink"/>
               </w:rPr>
-              <w:t xml:space="preserve">5 </w:t>
+              <w:t>附录</w:t>
             </w:r>
             <w:r>
               <w:rPr>
                 <w:rStyle w:val="IndexLink"/>
               </w:rPr>
-              <w:t>三类业务协同仿真与结果分析</w:t>
+              <w:t xml:space="preserve">A </w:t>
             </w:r>
             <w:r>
               <w:rPr>
                 <w:rStyle w:val="IndexLink"/>
               </w:rPr>
+              <w:t>仿真数据与统计定义</w:t>
+            </w:r>
+            <w:r>
+              <w:rPr>
+                <w:rStyle w:val="IndexLink"/>
+              </w:rPr>
               <w:tab/>
-              <w:t>14</w:t>
-            </w:r>
-          </w:hyperlink>
-        </w:p>
-        <w:p>
-          <w:pPr>
-            <w:pStyle w:val="Contents2"/>
-            <w:tabs>
-              <w:tab w:val="clear" w:pos="720"/>
-              <w:tab w:val="right" w:pos="8306" w:leader="dot"/>
-            </w:tabs>
-            <w:rPr/>
-          </w:pPr>
-          <w:hyperlink w:anchor="__RefHeading___Toc1836_4125612531">
-            <w:r>
-              <w:rPr>
-                <w:webHidden/>
-                <w:rStyle w:val="IndexLink"/>
-              </w:rPr>
-              <w:t xml:space="preserve">5.1 </w:t>
-            </w:r>
-            <w:r>
-              <w:rPr>
-                <w:rStyle w:val="IndexLink"/>
-              </w:rPr>
-              <w:t>仿真环境与记录方法</w:t>
-            </w:r>
-            <w:r>
-              <w:rPr>
-                <w:rStyle w:val="IndexLink"/>
-              </w:rPr>
-              <w:tab/>
-              <w:t>14</w:t>
-            </w:r>
-          </w:hyperlink>
-        </w:p>
-        <w:p>
-          <w:pPr>
-            <w:pStyle w:val="Contents2"/>
-            <w:tabs>
-              <w:tab w:val="clear" w:pos="720"/>
-              <w:tab w:val="right" w:pos="8306" w:leader="dot"/>
-            </w:tabs>
-            <w:rPr/>
-          </w:pPr>
-          <w:hyperlink w:anchor="__RefHeading___Toc1838_4125612531">
-            <w:r>
-              <w:rPr>
-                <w:webHidden/>
-                <w:rStyle w:val="IndexLink"/>
-              </w:rPr>
-              <w:t>5.2 A</w:t>
-            </w:r>
-            <w:r>
-              <w:rPr>
-                <w:rStyle w:val="IndexLink"/>
-              </w:rPr>
-              <w:t>：区域调查</w:t>
-            </w:r>
-            <w:r>
-              <w:rPr>
-                <w:rStyle w:val="IndexLink"/>
-              </w:rPr>
-              <w:tab/>
-              <w:t>15</w:t>
-            </w:r>
-          </w:hyperlink>
-        </w:p>
-        <w:p>
-          <w:pPr>
-            <w:pStyle w:val="Contents2"/>
-            <w:tabs>
-              <w:tab w:val="clear" w:pos="720"/>
-              <w:tab w:val="right" w:pos="8306" w:leader="dot"/>
-            </w:tabs>
-            <w:rPr/>
-          </w:pPr>
-          <w:hyperlink w:anchor="__RefHeading___Toc1840_4125612531">
-            <w:r>
-              <w:rPr>
-                <w:webHidden/>
-                <w:rStyle w:val="IndexLink"/>
-              </w:rPr>
-              <w:t>5.3 B</w:t>
-            </w:r>
-            <w:r>
-              <w:rPr>
-                <w:rStyle w:val="IndexLink"/>
-              </w:rPr>
-              <w:t>：风机巡检</w:t>
-            </w:r>
-            <w:r>
-              <w:rPr>
-                <w:rStyle w:val="IndexLink"/>
-              </w:rPr>
-              <w:tab/>
-              <w:t>15</w:t>
-            </w:r>
-          </w:hyperlink>
-        </w:p>
-        <w:p>
-          <w:pPr>
-            <w:pStyle w:val="Contents2"/>
-            <w:tabs>
-              <w:tab w:val="clear" w:pos="720"/>
-              <w:tab w:val="right" w:pos="8306" w:leader="dot"/>
-            </w:tabs>
-            <w:rPr/>
-          </w:pPr>
-          <w:hyperlink w:anchor="__RefHeading___Toc1842_4125612531">
-            <w:r>
-              <w:rPr>
-                <w:webHidden/>
-                <w:rStyle w:val="IndexLink"/>
-              </w:rPr>
-              <w:t>5.4 C</w:t>
-            </w:r>
-            <w:r>
-              <w:rPr>
-                <w:rStyle w:val="IndexLink"/>
-              </w:rPr>
-              <w:t>：平台及管路巡检</w:t>
-            </w:r>
-            <w:r>
-              <w:rPr>
-                <w:rStyle w:val="IndexLink"/>
-              </w:rPr>
-              <w:tab/>
-              <w:t>16</w:t>
-            </w:r>
-          </w:hyperlink>
-        </w:p>
-        <w:p>
-          <w:pPr>
-            <w:pStyle w:val="Contents2"/>
-            <w:tabs>
-              <w:tab w:val="clear" w:pos="720"/>
-              <w:tab w:val="right" w:pos="8306" w:leader="dot"/>
-            </w:tabs>
-            <w:rPr/>
-          </w:pPr>
-          <w:hyperlink w:anchor="__RefHeading___Toc1844_4125612531">
-            <w:r>
-              <w:rPr>
-                <w:webHidden/>
-                <w:rStyle w:val="IndexLink"/>
-              </w:rPr>
-              <w:t xml:space="preserve">5.5 </w:t>
-            </w:r>
-            <w:r>
-              <w:rPr>
-                <w:rStyle w:val="IndexLink"/>
-              </w:rPr>
-              <w:t>实际反馈驱动支援调整</w:t>
-            </w:r>
-            <w:r>
-              <w:rPr>
-                <w:rStyle w:val="IndexLink"/>
-              </w:rPr>
-              <w:tab/>
-              <w:t>16</w:t>
-            </w:r>
-          </w:hyperlink>
-        </w:p>
-        <w:p>
-          <w:pPr>
-            <w:pStyle w:val="Contents2"/>
-            <w:tabs>
-              <w:tab w:val="clear" w:pos="720"/>
-              <w:tab w:val="right" w:pos="8306" w:leader="dot"/>
-            </w:tabs>
-            <w:rPr/>
-          </w:pPr>
-          <w:hyperlink w:anchor="__RefHeading___Toc1846_4125612531">
-            <w:r>
-              <w:rPr>
-                <w:webHidden/>
-                <w:rStyle w:val="IndexLink"/>
-              </w:rPr>
-              <w:t xml:space="preserve">5.6 </w:t>
-            </w:r>
-            <w:r>
-              <w:rPr>
-                <w:rStyle w:val="IndexLink"/>
-              </w:rPr>
-              <w:t>结果统计</w:t>
-            </w:r>
-            <w:r>
-              <w:rPr>
-                <w:rStyle w:val="IndexLink"/>
-              </w:rPr>
-              <w:tab/>
-              <w:t>17</w:t>
+              <w:t>27</w:t>
             </w:r>
           </w:hyperlink>
         </w:p>
@@ -1160,128 +1096,32 @@
             </w:tabs>
             <w:rPr/>
           </w:pPr>
-          <w:hyperlink w:anchor="__RefHeading___Toc1848_4125612531">
+          <w:hyperlink w:anchor="__RefHeading___Toc2032_2481719326">
             <w:r>
               <w:rPr>
                 <w:webHidden/>
                 <w:rStyle w:val="IndexLink"/>
               </w:rPr>
-              <w:t xml:space="preserve">6 </w:t>
+              <w:t>附录</w:t>
             </w:r>
             <w:r>
               <w:rPr>
                 <w:rStyle w:val="IndexLink"/>
               </w:rPr>
-              <w:t>结论</w:t>
+              <w:t xml:space="preserve">B </w:t>
             </w:r>
             <w:r>
               <w:rPr>
                 <w:rStyle w:val="IndexLink"/>
               </w:rPr>
+              <w:t>符号说明</w:t>
+            </w:r>
+            <w:r>
+              <w:rPr>
+                <w:rStyle w:val="IndexLink"/>
+              </w:rPr>
               <w:tab/>
-              <w:t>18</w:t>
-            </w:r>
-          </w:hyperlink>
-        </w:p>
-        <w:p>
-          <w:pPr>
-            <w:pStyle w:val="Contents1"/>
-            <w:tabs>
-              <w:tab w:val="clear" w:pos="720"/>
-              <w:tab w:val="right" w:pos="8306" w:leader="dot"/>
-            </w:tabs>
-            <w:rPr/>
-          </w:pPr>
-          <w:hyperlink w:anchor="__RefHeading___Toc1850_4125612531">
-            <w:r>
-              <w:rPr>
-                <w:webHidden/>
-                <w:rStyle w:val="IndexLink"/>
-              </w:rPr>
-              <w:t>参考文献</w:t>
-            </w:r>
-            <w:r>
-              <w:rPr>
-                <w:rStyle w:val="IndexLink"/>
-              </w:rPr>
-              <w:tab/>
-              <w:t>19</w:t>
-            </w:r>
-          </w:hyperlink>
-        </w:p>
-        <w:p>
-          <w:pPr>
-            <w:pStyle w:val="Contents1"/>
-            <w:tabs>
-              <w:tab w:val="clear" w:pos="720"/>
-              <w:tab w:val="right" w:pos="8306" w:leader="dot"/>
-            </w:tabs>
-            <w:rPr/>
-          </w:pPr>
-          <w:hyperlink w:anchor="__RefHeading___Toc1852_4125612531">
-            <w:r>
-              <w:rPr>
-                <w:webHidden/>
-                <w:rStyle w:val="IndexLink"/>
-              </w:rPr>
-              <w:t>附录</w:t>
-            </w:r>
-            <w:r>
-              <w:rPr>
-                <w:rStyle w:val="IndexLink"/>
-              </w:rPr>
-              <w:t xml:space="preserve">A </w:t>
-            </w:r>
-            <w:r>
-              <w:rPr>
-                <w:rStyle w:val="IndexLink"/>
-              </w:rPr>
-              <w:t>仿真数据与统计定义</w:t>
-            </w:r>
-            <w:r>
-              <w:rPr>
-                <w:rStyle w:val="IndexLink"/>
-              </w:rPr>
-              <w:tab/>
-              <w:t>22</w:t>
-            </w:r>
-          </w:hyperlink>
-        </w:p>
-        <w:p>
-          <w:pPr>
-            <w:pStyle w:val="Contents1"/>
-            <w:tabs>
-              <w:tab w:val="clear" w:pos="720"/>
-              <w:tab w:val="right" w:pos="8306" w:leader="dot"/>
-            </w:tabs>
-            <w:rPr/>
-          </w:pPr>
-          <w:hyperlink w:anchor="__RefHeading___Toc1854_4125612531">
-            <w:r>
-              <w:rPr>
-                <w:webHidden/>
-                <w:rStyle w:val="IndexLink"/>
-              </w:rPr>
-              <w:t>附录</w:t>
-            </w:r>
-            <w:r>
-              <w:rPr>
-                <w:rStyle w:val="IndexLink"/>
-              </w:rPr>
-              <w:t xml:space="preserve">B </w:t>
-            </w:r>
-            <w:r>
-              <w:rPr>
-                <w:rStyle w:val="IndexLink"/>
-              </w:rPr>
-              <w:t>符号说明</w:t>
-            </w:r>
-            <w:r>
-              <w:rPr>
-                <w:rStyle w:val="IndexLink"/>
-              </w:rPr>
-              <w:tab/>
-              <w:t>23</w:t>
+              <w:t>28</w:t>
             </w:r>
           </w:hyperlink>
           <w:r>
@@ -1418,7 +1258,7 @@
             <w:rStyle w:val="IndexLink"/>
           </w:rPr>
           <w:tab/>
-          <w:t>8</w:t>
+          <w:t>9</w:t>
         </w:r>
       </w:hyperlink>
     </w:p>
@@ -1451,7 +1291,7 @@
             <w:rStyle w:val="IndexLink"/>
           </w:rPr>
           <w:tab/>
-          <w:t>14</w:t>
+          <w:t>16</w:t>
         </w:r>
       </w:hyperlink>
     </w:p>
@@ -1471,20 +1311,20 @@
           <w:rPr>
             <w:rStyle w:val="IndexLink"/>
           </w:rPr>
-          <w:t>4 B</w:t>
+          <w:t>4 A/B/C</w:t>
         </w:r>
         <w:r>
           <w:rPr>
             <w:rStyle w:val="IndexLink"/>
           </w:rPr>
-          <w:t>任务实际执行活动与报告事件</w:t>
+          <w:t>任务实际执行窗口与报告事件</w:t>
         </w:r>
         <w:r>
           <w:rPr>
             <w:rStyle w:val="IndexLink"/>
           </w:rPr>
           <w:tab/>
-          <w:t>16</w:t>
+          <w:t>18</w:t>
         </w:r>
       </w:hyperlink>
     </w:p>
@@ -1517,7 +1357,7 @@
             <w:rStyle w:val="IndexLink"/>
           </w:rPr>
           <w:tab/>
-          <w:t>17</w:t>
+          <w:t>20</w:t>
         </w:r>
       </w:hyperlink>
       <w:r>
@@ -1692,7 +1532,7 @@
             <w:rStyle w:val="IndexLink"/>
           </w:rPr>
           <w:tab/>
-          <w:t>15</w:t>
+          <w:t>16</w:t>
         </w:r>
       </w:hyperlink>
     </w:p>
@@ -1725,7 +1565,7 @@
             <w:rStyle w:val="IndexLink"/>
           </w:rPr>
           <w:tab/>
-          <w:t>17</w:t>
+          <w:t>20</w:t>
         </w:r>
       </w:hyperlink>
     </w:p>
@@ -1745,7 +1585,73 @@
           <w:rPr>
             <w:rStyle w:val="IndexLink"/>
           </w:rPr>
-          <w:t>6 B/C</w:t>
+          <w:t xml:space="preserve">6 </w:t>
+        </w:r>
+        <w:r>
+          <w:rPr>
+            <w:rStyle w:val="IndexLink"/>
+          </w:rPr>
+          <w:t>完整任务的实际收件与返回时序</w:t>
+        </w:r>
+        <w:r>
+          <w:rPr>
+            <w:rStyle w:val="IndexLink"/>
+          </w:rPr>
+          <w:tab/>
+          <w:t>21</w:t>
+        </w:r>
+      </w:hyperlink>
+    </w:p>
+    <w:p>
+      <w:pPr>
+        <w:pStyle w:val="FigureIndex1"/>
+        <w:rPr/>
+      </w:pPr>
+      <w:hyperlink w:anchor="%E8%A1%A8!6|sequence">
+        <w:r>
+          <w:rPr>
+            <w:rStyle w:val="IndexLink"/>
+          </w:rPr>
+          <w:t xml:space="preserve">表 </w:t>
+        </w:r>
+        <w:r>
+          <w:rPr>
+            <w:rStyle w:val="IndexLink"/>
+          </w:rPr>
+          <w:t>7 B/C</w:t>
+        </w:r>
+        <w:r>
+          <w:rPr>
+            <w:rStyle w:val="IndexLink"/>
+          </w:rPr>
+          <w:t>设施作业的实际合格量</w:t>
+        </w:r>
+        <w:r>
+          <w:rPr>
+            <w:rStyle w:val="IndexLink"/>
+          </w:rPr>
+          <w:tab/>
+          <w:t>21</w:t>
+        </w:r>
+      </w:hyperlink>
+    </w:p>
+    <w:p>
+      <w:pPr>
+        <w:pStyle w:val="FigureIndex1"/>
+        <w:rPr/>
+      </w:pPr>
+      <w:hyperlink w:anchor="%E8%A1%A8!7|sequence">
+        <w:r>
+          <w:rPr>
+            <w:rStyle w:val="IndexLink"/>
+          </w:rPr>
+          <w:t xml:space="preserve">表 </w:t>
+        </w:r>
+        <w:r>
+          <w:rPr>
+            <w:rStyle w:val="IndexLink"/>
+          </w:rPr>
+          <w:t>8 B/C</w:t>
         </w:r>
         <w:r>
           <w:rPr>
@@ -1758,7 +1664,7 @@
             <w:rStyle w:val="IndexLink"/>
           </w:rPr>
           <w:tab/>
-          <w:t>17</w:t>
+          <w:t>22</w:t>
         </w:r>
       </w:hyperlink>
     </w:p>
@@ -1767,7 +1673,7 @@
         <w:pStyle w:val="FigureIndex1"/>
         <w:rPr/>
       </w:pPr>
-      <w:hyperlink w:anchor="%E8%A1%A8!6|sequence">
+      <w:hyperlink w:anchor="%E8%A1%A8!8|sequence">
         <w:r>
           <w:rPr>
             <w:rStyle w:val="IndexLink"/>
@@ -1791,7 +1697,7 @@
             <w:rStyle w:val="IndexLink"/>
           </w:rPr>
           <w:tab/>
-          <w:t>22</w:t>
+          <w:t>27</w:t>
         </w:r>
       </w:hyperlink>
     </w:p>
@@ -1800,7 +1706,7 @@
         <w:pStyle w:val="FigureIndex1"/>
         <w:rPr/>
       </w:pPr>
-      <w:hyperlink w:anchor="%E8%A1%A8!7|sequence">
+      <w:hyperlink w:anchor="%E8%A1%A8!9|sequence">
         <w:r>
           <w:rPr>
             <w:rStyle w:val="IndexLink"/>
@@ -1824,7 +1730,7 @@
             <w:rStyle w:val="IndexLink"/>
           </w:rPr>
           <w:tab/>
-          <w:t>23</w:t>
+          <w:t>28</w:t>
         </w:r>
       </w:hyperlink>
       <w:r>
@@ -1858,7 +1764,7 @@
         </w:numPr>
         <w:rPr/>
       </w:pPr>
-      <w:bookmarkStart w:id="0" w:name="__RefHeading___Toc1778_4125612531"/>
+      <w:bookmarkStart w:id="0" w:name="__RefHeading___Toc1966_2481719326"/>
       <w:bookmarkStart w:id="1" w:name="引言"/>
       <w:bookmarkEnd w:id="0"/>
       <w:r>
@@ -1876,7 +1782,7 @@
         <w:rPr>
           <w:sz w:val="21"/>
         </w:rPr>
-        <w:t>海域资源环境调查、海上风电装备巡检和海上作业平台及海底管路巡检具有空间跨度大、作业介质不同、设施几何多样和协作环节相互依赖等特点。空中平台能够快速转场和巡视水上结构，水下平台能够沿海底或设施外部开展作业，水面平台能够承担移动支援与结果转交。将这些能力共同用于一个任务，要求同时回答由哪些成员执行、采用何种方法、怎样安排资源与支援、怎样生成可执行运动，以及怎样确认整项任务已经完成。</w:t>
+        <w:t>海域资源环境调查、海上风电装备巡检及海上作业平台与海底管路巡检是海洋开发和设施运行维护的重要作业内容。相关任务涉及水上与水下空间，具有作业范围广、设施结构多样和环境条件变化等特点。空中、水面和水下无人航行器在机动能力、可达空间及作业方式上具有互补性，通过异构集群协同开展区域调查与设施巡视，有助于扩展作业范围并提高任务组织效率。</w:t>
       </w:r>
     </w:p>
     <w:p>
@@ -1888,7 +1794,7 @@
         <w:rPr>
           <w:sz w:val="21"/>
         </w:rPr>
-        <w:t>异构集群的困难来自离散任务决策与连续运动之间的相互影响。成员选择改变后续可用位置、介质和时间；路径绕行改变到达及服务时序；支援未到位影响报告交付；作业缺段又可能要求继续巡视或重新安排成员。因此，需要将任务、物理成员、运动模式、共享服务和执行事件置于统一模型，通过实际反馈更新剩余安排。</w:t>
+        <w:t>异构航行器协同作业受到平台能力、介质动力学、资源占用和任务依赖等多重因素的影响。跨介质转换会改变平台的运动能力及控制条件，环境障碍与局部绕行会影响作业接续，执行偏差和支援到位变化则会改变后续安排。这些因素使任务分配、资源调度和运动执行之间形成耦合关系，需要在描述不同平台特性的同时，维持任务决策与实际执行的一致性。</w:t>
       </w:r>
     </w:p>
     <w:p>
@@ -2452,7 +2358,7 @@
         <w:rPr>
           <w:sz w:val="21"/>
         </w:rPr>
-        <w:t>本研究针对由两栖无人机（</w:t>
+        <w:t>本研究以两栖无人机（</w:t>
       </w:r>
       <w:r>
         <w:rPr>
@@ -2524,7 +2430,7 @@
         <w:rPr>
           <w:sz w:val="21"/>
         </w:rPr>
-        <w:t>）组成的集群，建立任务规划与协同控制的统一数学模型，形成快速联合分配、资源调度、局部自主运动和结果反馈方法。模型以物理成员为资源主体，以模式相关动力学描述运动，以版本确定的作业意图描述任务，以实际动作和报告事件确认进展。区域与设施任务通过共同作业表达进入同一求解和执行流程。</w:t>
+        <w:t>）组成的异构集群为对象，研究任务规划、资源调度、自主路径和跨域协同控制方法。研究内容包括模式相关的任务与运动统一建模、有限候选的快速方案生成、不同介质下的局部运动与编队执行，以及作业完成量和结果反馈的关联。研究范围侧重任务组织和运动控制，区域与设施作业的输入由相应任务定义给出。</w:t>
       </w:r>
     </w:p>
     <w:p>
@@ -2536,7 +2442,7 @@
         <w:rPr>
           <w:sz w:val="21"/>
         </w:rPr>
-        <w:t>研究采用理论分析与动力学仿真相结合的方法。理论部分推导物理资源互斥、合格进度累计、模式相关跟踪误差及整体任务有限完成的条件；仿真部分采用三台同型</w:t>
+        <w:t>研究采用模型分析与动力学仿真相结合的技术路线。在任务与运动模型基础上，分析资源互斥、时序依赖、跟踪误差和作业完成条件；设置三台同型</w:t>
       </w:r>
       <w:r>
         <w:rPr>
@@ -2572,7 +2478,7 @@
         <w:rPr>
           <w:sz w:val="21"/>
         </w:rPr>
-        <w:t>，分别执行区域调查、风机巡检、平台及管路巡检，记录联合方案、实际运动、合格进度、结果接收和返回终态。报告依次给出统一模型、联合求解、自主路径与协同执行、整体可行性分析及运行结果。</w:t>
+        <w:t>的缩比仿真环境，围绕区域调查、风机巡检、平台及管路巡检设计协同作业场景，核对分工、运动、支援和返回过程。本报告依次介绍统一模型、联合方案生成、自主路径与协同执行、任务完成条件分析，以及三类业务的仿真过程和结果。</w:t>
       </w:r>
     </w:p>
     <w:p>
@@ -2584,8 +2490,8 @@
         </w:numPr>
         <w:rPr/>
       </w:pPr>
-      <w:bookmarkStart w:id="2" w:name="__RefHeading___Toc1780_4125612531"/>
-      <w:bookmarkStart w:id="3" w:name="异构跨域协同任务统一建模"/>
+      <w:bookmarkStart w:id="2" w:name="__RefHeading___Toc1968_2481719326"/>
+      <w:bookmarkStart w:id="3" w:name="面向空海潜协同作业的统一建模"/>
       <w:bookmarkEnd w:id="2"/>
       <w:r>
         <w:rPr/>
@@ -2593,7 +2499,7 @@
       </w:r>
       <w:r>
         <w:rPr/>
-        <w:t>异构跨域协同任务统一建模</w:t>
+        <w:t>面向空—海—潜协同作业的统一建模</w:t>
       </w:r>
       <w:bookmarkEnd w:id="3"/>
     </w:p>
@@ -2606,8 +2512,8 @@
         </w:numPr>
         <w:rPr/>
       </w:pPr>
-      <w:bookmarkStart w:id="4" w:name="__RefHeading___Toc1782_4125612531"/>
-      <w:bookmarkStart w:id="5" w:name="系统组成与任务输入输出"/>
+      <w:bookmarkStart w:id="4" w:name="__RefHeading___Toc1970_2481719326"/>
+      <w:bookmarkStart w:id="5" w:name="研究对象与协同任务"/>
       <w:bookmarkEnd w:id="4"/>
       <w:r>
         <w:rPr/>
@@ -2615,7 +2521,7 @@
       </w:r>
       <w:r>
         <w:rPr/>
-        <w:t>系统组成与任务输入输出</w:t>
+        <w:t>研究对象与协同任务</w:t>
       </w:r>
       <w:bookmarkEnd w:id="5"/>
     </w:p>
@@ -2739,6 +2645,7 @@
           <w:p>
             <w:pPr>
               <w:pStyle w:val="ReportTable"/>
+              <w:keepNext w:val="true"/>
               <w:widowControl w:val="false"/>
               <w:jc w:val="start"/>
               <w:rPr/>
@@ -2763,6 +2670,7 @@
           <w:p>
             <w:pPr>
               <w:pStyle w:val="ReportTable"/>
+              <w:keepNext w:val="true"/>
               <w:widowControl w:val="false"/>
               <w:jc w:val="start"/>
               <w:rPr/>
@@ -2787,6 +2695,7 @@
           <w:p>
             <w:pPr>
               <w:pStyle w:val="ReportTable"/>
+              <w:keepNext w:val="true"/>
               <w:widowControl w:val="false"/>
               <w:jc w:val="start"/>
               <w:rPr/>
@@ -2811,6 +2720,7 @@
           <w:p>
             <w:pPr>
               <w:pStyle w:val="ReportTable"/>
+              <w:keepNext w:val="true"/>
               <w:widowControl w:val="false"/>
               <w:jc w:val="start"/>
               <w:rPr/>
@@ -2837,6 +2747,7 @@
           <w:p>
             <w:pPr>
               <w:pStyle w:val="ReportTable"/>
+              <w:keepNext w:val="true"/>
               <w:widowControl w:val="false"/>
               <w:jc w:val="start"/>
               <w:rPr/>
@@ -2858,6 +2769,7 @@
           <w:p>
             <w:pPr>
               <w:pStyle w:val="ReportTable"/>
+              <w:keepNext w:val="true"/>
               <w:widowControl w:val="false"/>
               <w:jc w:val="start"/>
               <w:rPr/>
@@ -2879,6 +2791,7 @@
           <w:p>
             <w:pPr>
               <w:pStyle w:val="ReportTable"/>
+              <w:keepNext w:val="true"/>
               <w:widowControl w:val="false"/>
               <w:jc w:val="start"/>
               <w:rPr/>
@@ -2900,6 +2813,7 @@
           <w:p>
             <w:pPr>
               <w:pStyle w:val="ReportTable"/>
+              <w:keepNext w:val="true"/>
               <w:widowControl w:val="false"/>
               <w:jc w:val="start"/>
               <w:rPr/>
@@ -2926,6 +2840,7 @@
           <w:p>
             <w:pPr>
               <w:pStyle w:val="ReportTable"/>
+              <w:keepNext w:val="true"/>
               <w:widowControl w:val="false"/>
               <w:jc w:val="start"/>
               <w:rPr/>
@@ -2947,6 +2862,7 @@
           <w:p>
             <w:pPr>
               <w:pStyle w:val="ReportTable"/>
+              <w:keepNext w:val="true"/>
               <w:widowControl w:val="false"/>
               <w:jc w:val="start"/>
               <w:rPr/>
@@ -2968,6 +2884,7 @@
           <w:p>
             <w:pPr>
               <w:pStyle w:val="ReportTable"/>
+              <w:keepNext w:val="true"/>
               <w:widowControl w:val="false"/>
               <w:jc w:val="start"/>
               <w:rPr/>
@@ -2989,6 +2906,7 @@
           <w:p>
             <w:pPr>
               <w:pStyle w:val="ReportTable"/>
+              <w:keepNext w:val="true"/>
               <w:widowControl w:val="false"/>
               <w:jc w:val="start"/>
               <w:rPr/>
@@ -3015,6 +2933,7 @@
           <w:p>
             <w:pPr>
               <w:pStyle w:val="ReportTable"/>
+              <w:keepNext w:val="true"/>
               <w:widowControl w:val="false"/>
               <w:jc w:val="start"/>
               <w:rPr/>
@@ -3036,6 +2955,7 @@
           <w:p>
             <w:pPr>
               <w:pStyle w:val="ReportTable"/>
+              <w:keepNext w:val="true"/>
               <w:widowControl w:val="false"/>
               <w:jc w:val="start"/>
               <w:rPr/>
@@ -3057,6 +2977,7 @@
           <w:p>
             <w:pPr>
               <w:pStyle w:val="ReportTable"/>
+              <w:keepNext w:val="true"/>
               <w:widowControl w:val="false"/>
               <w:jc w:val="start"/>
               <w:rPr/>
@@ -3078,6 +2999,7 @@
           <w:p>
             <w:pPr>
               <w:pStyle w:val="ReportTable"/>
+              <w:keepNext w:val="true"/>
               <w:widowControl w:val="false"/>
               <w:jc w:val="start"/>
               <w:rPr/>
@@ -3118,6 +3040,7 @@
           <w:p>
             <w:pPr>
               <w:pStyle w:val="ReportTable"/>
+              <w:keepNext w:val="false"/>
               <w:widowControl w:val="false"/>
               <w:jc w:val="start"/>
               <w:rPr/>
@@ -3141,6 +3064,7 @@
           <w:p>
             <w:pPr>
               <w:pStyle w:val="ReportTable"/>
+              <w:keepNext w:val="false"/>
               <w:widowControl w:val="false"/>
               <w:jc w:val="start"/>
               <w:rPr/>
@@ -3164,6 +3088,7 @@
           <w:p>
             <w:pPr>
               <w:pStyle w:val="ReportTable"/>
+              <w:keepNext w:val="false"/>
               <w:widowControl w:val="false"/>
               <w:jc w:val="start"/>
               <w:rPr/>
@@ -3187,6 +3112,7 @@
           <w:p>
             <w:pPr>
               <w:pStyle w:val="ReportTable"/>
+              <w:keepNext w:val="false"/>
               <w:widowControl w:val="false"/>
               <w:jc w:val="start"/>
               <w:rPr/>
@@ -3227,31 +3153,54 @@
     </w:p>
     <w:p>
       <w:pPr>
-        <w:pStyle w:val="FigurePlaceholder"/>
+        <w:pStyle w:val="ReportFigure"/>
         <w:rPr/>
       </w:pPr>
       <w:r>
-        <w:rPr>
-          <w:sz w:val="21"/>
-        </w:rPr>
-        <w:t>【图</w:t>
-      </w:r>
-      <w:r>
-        <w:rPr>
-          <w:sz w:val="21"/>
-        </w:rPr>
-        <w:t>1</w:t>
-      </w:r>
-      <w:r>
-        <w:rPr>
-          <w:sz w:val="21"/>
-        </w:rPr>
-        <w:t>预留：任务输入、统一模型、联合求解、各平台运动执行、实际进度与结果反馈的闭环图。】</w:t>
+        <w:rPr/>
+        <w:drawing>
+          <wp:inline distT="0" distB="0" distL="0" distR="0">
+            <wp:extent cx="5274310" cy="3002915"/>
+            <wp:effectExtent l="0" t="0" r="0" b="0"/>
+            <wp:docPr id="1" name="Picture" descr="" title=""/>
+            <wp:cNvGraphicFramePr>
+              <a:graphicFrameLocks xmlns:a="http://schemas.openxmlformats.org/drawingml/2006/main" noChangeAspect="1"/>
+            </wp:cNvGraphicFramePr>
+            <a:graphic xmlns:a="http://schemas.openxmlformats.org/drawingml/2006/main">
+              <a:graphicData uri="http://schemas.openxmlformats.org/drawingml/2006/picture">
+                <pic:pic xmlns:pic="http://schemas.openxmlformats.org/drawingml/2006/picture">
+                  <pic:nvPicPr>
+                    <pic:cNvPr id="1" name="Picture" descr="" title=""/>
+                    <pic:cNvPicPr>
+                      <a:picLocks noChangeAspect="1" noChangeArrowheads="1"/>
+                    </pic:cNvPicPr>
+                  </pic:nvPicPr>
+                  <pic:blipFill>
+                    <a:blip r:embed="rId4"/>
+                    <a:stretch>
+                      <a:fillRect/>
+                    </a:stretch>
+                  </pic:blipFill>
+                  <pic:spPr bwMode="auto">
+                    <a:xfrm>
+                      <a:off x="0" y="0"/>
+                      <a:ext cx="5274310" cy="3002915"/>
+                    </a:xfrm>
+                    <a:prstGeom prst="rect">
+                      <a:avLst/>
+                    </a:prstGeom>
+                  </pic:spPr>
+                </pic:pic>
+              </a:graphicData>
+            </a:graphic>
+          </wp:inline>
+        </w:drawing>
       </w:r>
     </w:p>
     <w:p>
       <w:pPr>
         <w:pStyle w:val="Caption"/>
+        <w:keepNext w:val="true"/>
         <w:jc w:val="center"/>
         <w:rPr>
           <w:rFonts w:ascii="Times New Roman" w:hAnsi="Times New Roman" w:eastAsia="黑体"/>
@@ -3319,25 +3268,39 @@
     </w:p>
     <w:p>
       <w:pPr>
-        <w:pStyle w:val="Heading2"/>
-        <w:numPr>
-          <w:ilvl w:val="1"/>
-          <w:numId w:val="1"/>
-        </w:numPr>
+        <w:pStyle w:val="ReportNote"/>
         <w:rPr/>
       </w:pPr>
-      <w:bookmarkStart w:id="6" w:name="__RefHeading___Toc1784_4125612531"/>
-      <w:bookmarkStart w:id="7" w:name="物理成员与执行单元"/>
-      <w:bookmarkEnd w:id="6"/>
-      <w:r>
-        <w:rPr/>
-        <w:t xml:space="preserve">1.2 </w:t>
-      </w:r>
-      <w:r>
-        <w:rPr/>
-        <w:t>物理成员与执行单元</w:t>
-      </w:r>
-      <w:bookmarkEnd w:id="7"/>
+      <w:r>
+        <w:rPr>
+          <w:sz w:val="18"/>
+        </w:rPr>
+        <w:t>注：灰色执行端复用原平台后端；蓝色重点为联合决策；虚线只表示剩余作业反馈调整。</w:t>
+      </w:r>
+      <w:r>
+        <w:rPr>
+          <w:sz w:val="18"/>
+        </w:rPr>
+        <w:t>AIR</w:t>
+      </w:r>
+      <w:r>
+        <w:rPr>
+          <w:sz w:val="18"/>
+        </w:rPr>
+        <w:t>／</w:t>
+      </w:r>
+      <w:r>
+        <w:rPr>
+          <w:sz w:val="18"/>
+        </w:rPr>
+        <w:t>WATER</w:t>
+      </w:r>
+      <w:r>
+        <w:rPr>
+          <w:sz w:val="18"/>
+        </w:rPr>
+        <w:t>为运动模式，并非互不相交的物理成员集合。</w:t>
+      </w:r>
     </w:p>
     <w:p>
       <w:pPr>
@@ -3888,16 +3851,46 @@
         </w:numPr>
         <w:rPr/>
       </w:pPr>
-      <w:bookmarkStart w:id="8" w:name="__RefHeading___Toc1786_4125612531"/>
-      <w:bookmarkStart w:id="9" w:name="模式相关动力学与跨域转换"/>
+      <w:bookmarkStart w:id="6" w:name="__RefHeading___Toc1972_2481719326"/>
+      <w:bookmarkStart w:id="7" w:name="任务与跨域运动模型"/>
+      <w:bookmarkEnd w:id="6"/>
+      <w:r>
+        <w:rPr/>
+        <w:t xml:space="preserve">1.2 </w:t>
+      </w:r>
+      <w:r>
+        <w:rPr/>
+        <w:t>任务与跨域运动模型</w:t>
+      </w:r>
+      <w:bookmarkEnd w:id="7"/>
+    </w:p>
+    <w:p>
+      <w:pPr>
+        <w:pStyle w:val="Normal"/>
+        <w:rPr/>
+      </w:pPr>
+      <w:r>
+        <w:rPr>
+          <w:sz w:val="21"/>
+        </w:rPr>
+        <w:t>任务与运动模型分别描述平台的模式动力学、转换条件以及作业要求，二者通过模式相关能力和执行方法关联。</w:t>
+      </w:r>
+    </w:p>
+    <w:p>
+      <w:pPr>
+        <w:pStyle w:val="Heading3"/>
+        <w:rPr/>
+      </w:pPr>
+      <w:bookmarkStart w:id="8" w:name="__RefHeading___Toc1974_2481719326"/>
+      <w:bookmarkStart w:id="9" w:name="模式动力学与跨域转换"/>
       <w:bookmarkEnd w:id="8"/>
       <w:r>
         <w:rPr/>
-        <w:t xml:space="preserve">1.3 </w:t>
-      </w:r>
-      <w:r>
-        <w:rPr/>
-        <w:t>模式相关动力学与跨域转换</w:t>
+        <w:t xml:space="preserve">1.2.1 </w:t>
+      </w:r>
+      <w:r>
+        <w:rPr/>
+        <w:t>模式动力学与跨域转换</w:t>
       </w:r>
       <w:bookmarkEnd w:id="9"/>
     </w:p>
@@ -5342,23 +5335,19 @@
     </w:p>
     <w:p>
       <w:pPr>
-        <w:pStyle w:val="Heading2"/>
-        <w:numPr>
-          <w:ilvl w:val="1"/>
-          <w:numId w:val="1"/>
-        </w:numPr>
+        <w:pStyle w:val="Heading3"/>
         <w:rPr/>
       </w:pPr>
-      <w:bookmarkStart w:id="10" w:name="__RefHeading___Toc1788_4125612531"/>
-      <w:bookmarkStart w:id="11" w:name="能力与作业意图"/>
+      <w:bookmarkStart w:id="10" w:name="__RefHeading___Toc1976_2481719326"/>
+      <w:bookmarkStart w:id="11" w:name="能力与作业表达"/>
       <w:bookmarkEnd w:id="10"/>
       <w:r>
         <w:rPr/>
-        <w:t xml:space="preserve">1.4 </w:t>
-      </w:r>
-      <w:r>
-        <w:rPr/>
-        <w:t>能力与作业意图</w:t>
+        <w:t xml:space="preserve">1.2.2 </w:t>
+      </w:r>
+      <w:r>
+        <w:rPr/>
+        <w:t>能力与作业表达</w:t>
       </w:r>
       <w:bookmarkEnd w:id="11"/>
     </w:p>
@@ -6261,6 +6250,7 @@
           <w:p>
             <w:pPr>
               <w:pStyle w:val="ReportTable"/>
+              <w:keepNext w:val="true"/>
               <w:widowControl w:val="false"/>
               <w:jc w:val="start"/>
               <w:rPr/>
@@ -6285,6 +6275,7 @@
           <w:p>
             <w:pPr>
               <w:pStyle w:val="ReportTable"/>
+              <w:keepNext w:val="true"/>
               <w:widowControl w:val="false"/>
               <w:jc w:val="start"/>
               <w:rPr/>
@@ -6309,6 +6300,7 @@
           <w:p>
             <w:pPr>
               <w:pStyle w:val="ReportTable"/>
+              <w:keepNext w:val="true"/>
               <w:widowControl w:val="false"/>
               <w:jc w:val="start"/>
               <w:rPr/>
@@ -6333,6 +6325,7 @@
           <w:p>
             <w:pPr>
               <w:pStyle w:val="ReportTable"/>
+              <w:keepNext w:val="true"/>
               <w:widowControl w:val="false"/>
               <w:jc w:val="start"/>
               <w:rPr/>
@@ -6359,6 +6352,7 @@
           <w:p>
             <w:pPr>
               <w:pStyle w:val="ReportTable"/>
+              <w:keepNext w:val="true"/>
               <w:widowControl w:val="false"/>
               <w:jc w:val="start"/>
               <w:rPr/>
@@ -6386,6 +6380,7 @@
           <w:p>
             <w:pPr>
               <w:pStyle w:val="ReportTable"/>
+              <w:keepNext w:val="true"/>
               <w:widowControl w:val="false"/>
               <w:jc w:val="start"/>
               <w:rPr/>
@@ -6407,6 +6402,7 @@
           <w:p>
             <w:pPr>
               <w:pStyle w:val="ReportTable"/>
+              <w:keepNext w:val="true"/>
               <w:widowControl w:val="false"/>
               <w:jc w:val="start"/>
               <w:rPr/>
@@ -6428,6 +6424,7 @@
           <w:p>
             <w:pPr>
               <w:pStyle w:val="ReportTable"/>
+              <w:keepNext w:val="true"/>
               <w:widowControl w:val="false"/>
               <w:jc w:val="start"/>
               <w:rPr/>
@@ -6454,6 +6451,7 @@
           <w:p>
             <w:pPr>
               <w:pStyle w:val="ReportTable"/>
+              <w:keepNext w:val="true"/>
               <w:widowControl w:val="false"/>
               <w:jc w:val="start"/>
               <w:rPr/>
@@ -6481,6 +6479,7 @@
           <w:p>
             <w:pPr>
               <w:pStyle w:val="ReportTable"/>
+              <w:keepNext w:val="true"/>
               <w:widowControl w:val="false"/>
               <w:jc w:val="start"/>
               <w:rPr/>
@@ -6502,6 +6501,7 @@
           <w:p>
             <w:pPr>
               <w:pStyle w:val="ReportTable"/>
+              <w:keepNext w:val="true"/>
               <w:widowControl w:val="false"/>
               <w:jc w:val="start"/>
               <w:rPr/>
@@ -6523,6 +6523,7 @@
           <w:p>
             <w:pPr>
               <w:pStyle w:val="ReportTable"/>
+              <w:keepNext w:val="true"/>
               <w:widowControl w:val="false"/>
               <w:jc w:val="start"/>
               <w:rPr/>
@@ -6551,6 +6552,7 @@
           <w:p>
             <w:pPr>
               <w:pStyle w:val="ReportTable"/>
+              <w:keepNext w:val="false"/>
               <w:widowControl w:val="false"/>
               <w:jc w:val="start"/>
               <w:rPr/>
@@ -6580,6 +6582,7 @@
           <w:p>
             <w:pPr>
               <w:pStyle w:val="ReportTable"/>
+              <w:keepNext w:val="false"/>
               <w:widowControl w:val="false"/>
               <w:jc w:val="start"/>
               <w:rPr/>
@@ -6603,6 +6606,7 @@
           <w:p>
             <w:pPr>
               <w:pStyle w:val="ReportTable"/>
+              <w:keepNext w:val="false"/>
               <w:widowControl w:val="false"/>
               <w:jc w:val="start"/>
               <w:rPr/>
@@ -6626,6 +6630,7 @@
           <w:p>
             <w:pPr>
               <w:pStyle w:val="ReportTable"/>
+              <w:keepNext w:val="false"/>
               <w:widowControl w:val="false"/>
               <w:jc w:val="start"/>
               <w:rPr/>
@@ -6673,16 +6678,16 @@
         </w:numPr>
         <w:rPr/>
       </w:pPr>
-      <w:bookmarkStart w:id="12" w:name="__RefHeading___Toc1790_4125612531"/>
-      <w:bookmarkStart w:id="13" w:name="分配资源与时序"/>
+      <w:bookmarkStart w:id="12" w:name="__RefHeading___Toc1978_2481719326"/>
+      <w:bookmarkStart w:id="13" w:name="协同约束与任务完成条件"/>
       <w:bookmarkEnd w:id="12"/>
       <w:r>
         <w:rPr/>
-        <w:t xml:space="preserve">1.5 </w:t>
-      </w:r>
-      <w:r>
-        <w:rPr/>
-        <w:t>分配、资源与时序</w:t>
+        <w:t xml:space="preserve">1.3 </w:t>
+      </w:r>
+      <w:r>
+        <w:rPr/>
+        <w:t>协同约束与任务完成条件</w:t>
       </w:r>
       <w:bookmarkEnd w:id="13"/>
     </w:p>
@@ -7651,28 +7656,6 @@
     </w:p>
     <w:p>
       <w:pPr>
-        <w:pStyle w:val="Heading2"/>
-        <w:numPr>
-          <w:ilvl w:val="1"/>
-          <w:numId w:val="1"/>
-        </w:numPr>
-        <w:rPr/>
-      </w:pPr>
-      <w:bookmarkStart w:id="14" w:name="__RefHeading___Toc1792_4125612531"/>
-      <w:bookmarkStart w:id="15" w:name="共享支援与信息事件"/>
-      <w:bookmarkEnd w:id="14"/>
-      <w:r>
-        <w:rPr/>
-        <w:t xml:space="preserve">1.6 </w:t>
-      </w:r>
-      <w:r>
-        <w:rPr/>
-        <w:t>共享支援与信息事件</w:t>
-      </w:r>
-      <w:bookmarkEnd w:id="15"/>
-    </w:p>
-    <w:p>
-      <w:pPr>
         <w:pStyle w:val="Normal"/>
         <w:rPr/>
       </w:pPr>
@@ -9157,18 +9140,18 @@
         </w:numPr>
         <w:rPr/>
       </w:pPr>
-      <w:bookmarkStart w:id="16" w:name="__RefHeading___Toc1794_4125612531"/>
-      <w:bookmarkStart w:id="17" w:name="快速联合任务分配与资源调度方法"/>
-      <w:bookmarkEnd w:id="16"/>
+      <w:bookmarkStart w:id="14" w:name="__RefHeading___Toc1980_2481719326"/>
+      <w:bookmarkStart w:id="15" w:name="快速联合任务规划与资源调度方法"/>
+      <w:bookmarkEnd w:id="14"/>
       <w:r>
         <w:rPr/>
         <w:t xml:space="preserve">2 </w:t>
       </w:r>
       <w:r>
         <w:rPr/>
-        <w:t>快速联合任务分配与资源调度方法</w:t>
-      </w:r>
-      <w:bookmarkEnd w:id="17"/>
+        <w:t>快速联合任务规划与资源调度方法</w:t>
+      </w:r>
+      <w:bookmarkEnd w:id="15"/>
     </w:p>
     <w:p>
       <w:pPr>
@@ -9179,16 +9162,34 @@
         </w:numPr>
         <w:rPr/>
       </w:pPr>
-      <w:bookmarkStart w:id="18" w:name="__RefHeading___Toc1796_4125612531"/>
-      <w:bookmarkStart w:id="19" w:name="联合变量与评价方式"/>
+      <w:bookmarkStart w:id="16" w:name="__RefHeading___Toc1982_2481719326"/>
+      <w:bookmarkStart w:id="17" w:name="联合分配与候选搜索"/>
+      <w:bookmarkEnd w:id="16"/>
+      <w:r>
+        <w:rPr/>
+        <w:t xml:space="preserve">2.1 </w:t>
+      </w:r>
+      <w:r>
+        <w:rPr/>
+        <w:t>联合分配与候选搜索</w:t>
+      </w:r>
+      <w:bookmarkEnd w:id="17"/>
+    </w:p>
+    <w:p>
+      <w:pPr>
+        <w:pStyle w:val="Heading3"/>
+        <w:rPr/>
+      </w:pPr>
+      <w:bookmarkStart w:id="18" w:name="__RefHeading___Toc1984_2481719326"/>
+      <w:bookmarkStart w:id="19" w:name="决策变量与候选评价"/>
       <w:bookmarkEnd w:id="18"/>
       <w:r>
         <w:rPr/>
-        <w:t xml:space="preserve">2.1 </w:t>
-      </w:r>
-      <w:r>
-        <w:rPr/>
-        <w:t>联合变量与评价方式</w:t>
+        <w:t xml:space="preserve">2.1.1 </w:t>
+      </w:r>
+      <w:r>
+        <w:rPr/>
+        <w:t>决策变量与候选评价</w:t>
       </w:r>
       <w:bookmarkEnd w:id="19"/>
     </w:p>
@@ -10168,19 +10169,15 @@
     </w:p>
     <w:p>
       <w:pPr>
-        <w:pStyle w:val="Heading2"/>
-        <w:numPr>
-          <w:ilvl w:val="1"/>
-          <w:numId w:val="1"/>
-        </w:numPr>
+        <w:pStyle w:val="Heading3"/>
         <w:rPr/>
       </w:pPr>
-      <w:bookmarkStart w:id="20" w:name="__RefHeading___Toc1798_4125612531"/>
+      <w:bookmarkStart w:id="20" w:name="__RefHeading___Toc1986_2481719326"/>
       <w:bookmarkStart w:id="21" w:name="完整候选构造"/>
       <w:bookmarkEnd w:id="20"/>
       <w:r>
         <w:rPr/>
-        <w:t xml:space="preserve">2.2 </w:t>
+        <w:t xml:space="preserve">2.1.2 </w:t>
       </w:r>
       <w:r>
         <w:rPr/>
@@ -10344,6 +10341,7 @@
           <w:p>
             <w:pPr>
               <w:pStyle w:val="ReportTable"/>
+              <w:keepNext w:val="true"/>
               <w:widowControl w:val="false"/>
               <w:jc w:val="start"/>
               <w:rPr/>
@@ -10368,6 +10366,7 @@
           <w:p>
             <w:pPr>
               <w:pStyle w:val="ReportTable"/>
+              <w:keepNext w:val="true"/>
               <w:widowControl w:val="false"/>
               <w:jc w:val="start"/>
               <w:rPr/>
@@ -10392,6 +10391,7 @@
           <w:p>
             <w:pPr>
               <w:pStyle w:val="ReportTable"/>
+              <w:keepNext w:val="true"/>
               <w:widowControl w:val="false"/>
               <w:jc w:val="start"/>
               <w:rPr/>
@@ -10416,6 +10416,7 @@
           <w:p>
             <w:pPr>
               <w:pStyle w:val="ReportTable"/>
+              <w:keepNext w:val="true"/>
               <w:widowControl w:val="false"/>
               <w:jc w:val="start"/>
               <w:rPr/>
@@ -10442,6 +10443,7 @@
           <w:p>
             <w:pPr>
               <w:pStyle w:val="ReportTable"/>
+              <w:keepNext w:val="true"/>
               <w:widowControl w:val="false"/>
               <w:jc w:val="start"/>
               <w:rPr/>
@@ -10463,6 +10465,7 @@
           <w:p>
             <w:pPr>
               <w:pStyle w:val="ReportTable"/>
+              <w:keepNext w:val="true"/>
               <w:widowControl w:val="false"/>
               <w:jc w:val="start"/>
               <w:rPr/>
@@ -10484,6 +10487,7 @@
           <w:p>
             <w:pPr>
               <w:pStyle w:val="ReportTable"/>
+              <w:keepNext w:val="true"/>
               <w:widowControl w:val="false"/>
               <w:jc w:val="start"/>
               <w:rPr/>
@@ -10505,6 +10509,7 @@
           <w:p>
             <w:pPr>
               <w:pStyle w:val="ReportTable"/>
+              <w:keepNext w:val="true"/>
               <w:widowControl w:val="false"/>
               <w:jc w:val="start"/>
               <w:rPr/>
@@ -10531,6 +10536,7 @@
           <w:p>
             <w:pPr>
               <w:pStyle w:val="ReportTable"/>
+              <w:keepNext w:val="true"/>
               <w:widowControl w:val="false"/>
               <w:jc w:val="start"/>
               <w:rPr/>
@@ -10552,6 +10558,7 @@
           <w:p>
             <w:pPr>
               <w:pStyle w:val="ReportTable"/>
+              <w:keepNext w:val="true"/>
               <w:widowControl w:val="false"/>
               <w:jc w:val="start"/>
               <w:rPr/>
@@ -10573,6 +10580,7 @@
           <w:p>
             <w:pPr>
               <w:pStyle w:val="ReportTable"/>
+              <w:keepNext w:val="true"/>
               <w:widowControl w:val="false"/>
               <w:jc w:val="start"/>
               <w:rPr/>
@@ -10594,6 +10602,7 @@
           <w:p>
             <w:pPr>
               <w:pStyle w:val="ReportTable"/>
+              <w:keepNext w:val="true"/>
               <w:widowControl w:val="false"/>
               <w:jc w:val="start"/>
               <w:rPr/>
@@ -10620,6 +10629,7 @@
           <w:p>
             <w:pPr>
               <w:pStyle w:val="ReportTable"/>
+              <w:keepNext w:val="true"/>
               <w:widowControl w:val="false"/>
               <w:jc w:val="start"/>
               <w:rPr/>
@@ -10641,6 +10651,7 @@
           <w:p>
             <w:pPr>
               <w:pStyle w:val="ReportTable"/>
+              <w:keepNext w:val="true"/>
               <w:widowControl w:val="false"/>
               <w:jc w:val="start"/>
               <w:rPr/>
@@ -10674,6 +10685,7 @@
           <w:p>
             <w:pPr>
               <w:pStyle w:val="ReportTable"/>
+              <w:keepNext w:val="true"/>
               <w:widowControl w:val="false"/>
               <w:jc w:val="start"/>
               <w:rPr/>
@@ -10695,6 +10707,7 @@
           <w:p>
             <w:pPr>
               <w:pStyle w:val="ReportTable"/>
+              <w:keepNext w:val="true"/>
               <w:widowControl w:val="false"/>
               <w:jc w:val="start"/>
               <w:rPr/>
@@ -10721,6 +10734,7 @@
           <w:p>
             <w:pPr>
               <w:pStyle w:val="ReportTable"/>
+              <w:keepNext w:val="true"/>
               <w:widowControl w:val="false"/>
               <w:jc w:val="start"/>
               <w:rPr/>
@@ -10742,6 +10756,7 @@
           <w:p>
             <w:pPr>
               <w:pStyle w:val="ReportTable"/>
+              <w:keepNext w:val="true"/>
               <w:widowControl w:val="false"/>
               <w:jc w:val="start"/>
               <w:rPr/>
@@ -10763,6 +10778,7 @@
           <w:p>
             <w:pPr>
               <w:pStyle w:val="ReportTable"/>
+              <w:keepNext w:val="true"/>
               <w:widowControl w:val="false"/>
               <w:jc w:val="start"/>
               <w:rPr/>
@@ -10784,6 +10800,7 @@
           <w:p>
             <w:pPr>
               <w:pStyle w:val="ReportTable"/>
+              <w:keepNext w:val="true"/>
               <w:widowControl w:val="false"/>
               <w:jc w:val="start"/>
               <w:rPr/>
@@ -10816,6 +10833,7 @@
           <w:p>
             <w:pPr>
               <w:pStyle w:val="ReportTable"/>
+              <w:keepNext w:val="true"/>
               <w:widowControl w:val="false"/>
               <w:jc w:val="start"/>
               <w:rPr/>
@@ -10837,6 +10855,7 @@
           <w:p>
             <w:pPr>
               <w:pStyle w:val="ReportTable"/>
+              <w:keepNext w:val="true"/>
               <w:widowControl w:val="false"/>
               <w:jc w:val="start"/>
               <w:rPr/>
@@ -10870,6 +10889,7 @@
           <w:p>
             <w:pPr>
               <w:pStyle w:val="ReportTable"/>
+              <w:keepNext w:val="true"/>
               <w:widowControl w:val="false"/>
               <w:jc w:val="start"/>
               <w:rPr/>
@@ -10891,6 +10911,7 @@
           <w:p>
             <w:pPr>
               <w:pStyle w:val="ReportTable"/>
+              <w:keepNext w:val="true"/>
               <w:widowControl w:val="false"/>
               <w:jc w:val="start"/>
               <w:rPr/>
@@ -10919,6 +10940,7 @@
           <w:p>
             <w:pPr>
               <w:pStyle w:val="ReportTable"/>
+              <w:keepNext w:val="false"/>
               <w:widowControl w:val="false"/>
               <w:jc w:val="start"/>
               <w:rPr/>
@@ -10942,6 +10964,7 @@
           <w:p>
             <w:pPr>
               <w:pStyle w:val="ReportTable"/>
+              <w:keepNext w:val="false"/>
               <w:widowControl w:val="false"/>
               <w:jc w:val="start"/>
               <w:rPr/>
@@ -10965,6 +10988,7 @@
           <w:p>
             <w:pPr>
               <w:pStyle w:val="ReportTable"/>
+              <w:keepNext w:val="false"/>
               <w:widowControl w:val="false"/>
               <w:jc w:val="start"/>
               <w:rPr/>
@@ -10988,6 +11012,7 @@
           <w:p>
             <w:pPr>
               <w:pStyle w:val="ReportTable"/>
+              <w:keepNext w:val="false"/>
               <w:widowControl w:val="false"/>
               <w:jc w:val="start"/>
               <w:rPr/>
@@ -11012,6 +11037,135 @@
           <w:sz w:val="21"/>
         </w:rPr>
         <w:t>接受条件包括全部作业有方法、能力匹配、成员占用相容、前置图无环、服务引用合法、终止要求完整。这些量来自任务或平台模型，使候选检查与业务要求对应。</w:t>
+      </w:r>
+    </w:p>
+    <w:p>
+      <w:pPr>
+        <w:pStyle w:val="Normal"/>
+        <w:rPr/>
+      </w:pPr>
+      <w:r>
+        <w:rPr>
+          <w:sz w:val="21"/>
+        </w:rPr>
+        <w:t xml:space="preserve">固定模板和允许方法限制候选范围，当前状态、方法末态和服务信息在分支中共同传播。若首个可接纳候选位于 </w:t>
+      </w:r>
+      <w:r>
+        <w:rPr/>
+      </w:r>
+      <m:oMath xmlns:m="http://schemas.openxmlformats.org/officeDocument/2006/math">
+        <m:sSub>
+          <m:e>
+            <m:r>
+              <m:t xml:space="preserve">j</m:t>
+            </m:r>
+          </m:e>
+          <m:sub>
+            <m:r>
+              <m:rPr>
+                <m:lit/>
+                <m:nor/>
+              </m:rPr>
+              <m:t xml:space="preserve">*</m:t>
+            </m:r>
+          </m:sub>
+        </m:sSub>
+      </m:oMath>
+      <w:r>
+        <w:rPr>
+          <w:sz w:val="21"/>
+        </w:rPr>
+        <w:t xml:space="preserve">，其检查代价为 </w:t>
+      </w:r>
+      <w:r>
+        <w:rPr/>
+      </w:r>
+      <m:oMath xmlns:m="http://schemas.openxmlformats.org/officeDocument/2006/math">
+        <m:sSub>
+          <m:e>
+            <m:r>
+              <m:t xml:space="preserve">c</m:t>
+            </m:r>
+          </m:e>
+          <m:sub>
+            <m:r>
+              <m:t xml:space="preserve">j</m:t>
+            </m:r>
+          </m:sub>
+        </m:sSub>
+      </m:oMath>
+      <w:r>
+        <w:rPr>
+          <w:sz w:val="21"/>
+        </w:rPr>
+        <w:t xml:space="preserve">，在线搜索代价为 </w:t>
+      </w:r>
+      <w:r>
+        <w:rPr/>
+      </w:r>
+      <m:oMath xmlns:m="http://schemas.openxmlformats.org/officeDocument/2006/math">
+        <m:sSubSup>
+          <m:e>
+            <m:r>
+              <m:rPr>
+                <m:lit/>
+                <m:nor/>
+              </m:rPr>
+              <m:t xml:space="preserve">∑</m:t>
+            </m:r>
+          </m:e>
+          <m:sub>
+            <m:r>
+              <m:t xml:space="preserve">j</m:t>
+            </m:r>
+            <m:r>
+              <m:rPr>
+                <m:lit/>
+                <m:nor/>
+              </m:rPr>
+              <m:t xml:space="preserve">=</m:t>
+            </m:r>
+            <m:r>
+              <m:t xml:space="preserve">1</m:t>
+            </m:r>
+          </m:sub>
+          <m:sup>
+            <m:sSub>
+              <m:e>
+                <m:r>
+                  <m:t xml:space="preserve">j</m:t>
+                </m:r>
+              </m:e>
+              <m:sub>
+                <m:r>
+                  <m:rPr>
+                    <m:lit/>
+                    <m:nor/>
+                  </m:rPr>
+                  <m:t xml:space="preserve">*</m:t>
+                </m:r>
+              </m:sub>
+            </m:sSub>
+          </m:sup>
+        </m:sSubSup>
+        <m:sSub>
+          <m:e>
+            <m:r>
+              <m:t xml:space="preserve">c</m:t>
+            </m:r>
+          </m:e>
+          <m:sub>
+            <m:r>
+              <m:t xml:space="preserve">j</m:t>
+            </m:r>
+          </m:sub>
+        </m:sSub>
+      </m:oMath>
+      <w:r>
+        <w:rPr>
+          <w:sz w:val="21"/>
+        </w:rPr>
+        <w:t>。不依赖新状态的几何和基础能力可复用，实际末态、占用及收件按当前状态判断。预算耗尽时保留具体状态和拒因。</w:t>
       </w:r>
     </w:p>
     <w:p>
@@ -11023,16 +11177,16 @@
         </w:numPr>
         <w:rPr/>
       </w:pPr>
-      <w:bookmarkStart w:id="22" w:name="__RefHeading___Toc1800_4125612531"/>
-      <w:bookmarkStart w:id="23" w:name="时序递推与事件放行"/>
+      <w:bookmarkStart w:id="22" w:name="__RefHeading___Toc1988_2481719326"/>
+      <w:bookmarkStart w:id="23" w:name="协同调度与反馈调整"/>
       <w:bookmarkEnd w:id="22"/>
       <w:r>
         <w:rPr/>
-        <w:t xml:space="preserve">2.3 </w:t>
-      </w:r>
-      <w:r>
-        <w:rPr/>
-        <w:t>时序递推与事件放行</w:t>
+        <w:t xml:space="preserve">2.2 </w:t>
+      </w:r>
+      <w:r>
+        <w:rPr/>
+        <w:t>协同调度与反馈调整</w:t>
       </w:r>
       <w:bookmarkEnd w:id="23"/>
     </w:p>
@@ -11840,28 +11994,6 @@
     </w:p>
     <w:p>
       <w:pPr>
-        <w:pStyle w:val="Heading2"/>
-        <w:numPr>
-          <w:ilvl w:val="1"/>
-          <w:numId w:val="1"/>
-        </w:numPr>
-        <w:rPr/>
-      </w:pPr>
-      <w:bookmarkStart w:id="24" w:name="__RefHeading___Toc1802_4125612531"/>
-      <w:bookmarkStart w:id="25" w:name="剩余作业修复"/>
-      <w:bookmarkEnd w:id="24"/>
-      <w:r>
-        <w:rPr/>
-        <w:t xml:space="preserve">2.4 </w:t>
-      </w:r>
-      <w:r>
-        <w:rPr/>
-        <w:t>剩余作业修复</w:t>
-      </w:r>
-      <w:bookmarkEnd w:id="25"/>
-    </w:p>
-    <w:p>
-      <w:pPr>
         <w:pStyle w:val="Normal"/>
         <w:rPr/>
       </w:pPr>
@@ -12401,157 +12533,6 @@
     </w:p>
     <w:p>
       <w:pPr>
-        <w:pStyle w:val="Heading2"/>
-        <w:numPr>
-          <w:ilvl w:val="1"/>
-          <w:numId w:val="1"/>
-        </w:numPr>
-        <w:rPr/>
-      </w:pPr>
-      <w:bookmarkStart w:id="26" w:name="__RefHeading___Toc1804_4125612531"/>
-      <w:bookmarkStart w:id="27" w:name="计算组织"/>
-      <w:bookmarkEnd w:id="26"/>
-      <w:r>
-        <w:rPr/>
-        <w:t xml:space="preserve">2.5 </w:t>
-      </w:r>
-      <w:r>
-        <w:rPr/>
-        <w:t>计算组织</w:t>
-      </w:r>
-      <w:bookmarkEnd w:id="27"/>
-    </w:p>
-    <w:p>
-      <w:pPr>
-        <w:pStyle w:val="Normal"/>
-        <w:rPr/>
-      </w:pPr>
-      <w:r>
-        <w:rPr>
-          <w:sz w:val="21"/>
-        </w:rPr>
-        <w:t xml:space="preserve">固定模板和允许方法限制候选范围，当前状态、方法末态和服务信息在分支中共同传播。若首个可接纳候选位于 </w:t>
-      </w:r>
-      <w:r>
-        <w:rPr/>
-      </w:r>
-      <m:oMath xmlns:m="http://schemas.openxmlformats.org/officeDocument/2006/math">
-        <m:sSub>
-          <m:e>
-            <m:r>
-              <m:t xml:space="preserve">j</m:t>
-            </m:r>
-          </m:e>
-          <m:sub>
-            <m:r>
-              <m:rPr>
-                <m:lit/>
-                <m:nor/>
-              </m:rPr>
-              <m:t xml:space="preserve">*</m:t>
-            </m:r>
-          </m:sub>
-        </m:sSub>
-      </m:oMath>
-      <w:r>
-        <w:rPr>
-          <w:sz w:val="21"/>
-        </w:rPr>
-        <w:t xml:space="preserve">，其检查代价为 </w:t>
-      </w:r>
-      <w:r>
-        <w:rPr/>
-      </w:r>
-      <m:oMath xmlns:m="http://schemas.openxmlformats.org/officeDocument/2006/math">
-        <m:sSub>
-          <m:e>
-            <m:r>
-              <m:t xml:space="preserve">c</m:t>
-            </m:r>
-          </m:e>
-          <m:sub>
-            <m:r>
-              <m:t xml:space="preserve">j</m:t>
-            </m:r>
-          </m:sub>
-        </m:sSub>
-      </m:oMath>
-      <w:r>
-        <w:rPr>
-          <w:sz w:val="21"/>
-        </w:rPr>
-        <w:t xml:space="preserve">，在线搜索代价为 </w:t>
-      </w:r>
-      <w:r>
-        <w:rPr/>
-      </w:r>
-      <m:oMath xmlns:m="http://schemas.openxmlformats.org/officeDocument/2006/math">
-        <m:sSubSup>
-          <m:e>
-            <m:r>
-              <m:rPr>
-                <m:lit/>
-                <m:nor/>
-              </m:rPr>
-              <m:t xml:space="preserve">∑</m:t>
-            </m:r>
-          </m:e>
-          <m:sub>
-            <m:r>
-              <m:t xml:space="preserve">j</m:t>
-            </m:r>
-            <m:r>
-              <m:rPr>
-                <m:lit/>
-                <m:nor/>
-              </m:rPr>
-              <m:t xml:space="preserve">=</m:t>
-            </m:r>
-            <m:r>
-              <m:t xml:space="preserve">1</m:t>
-            </m:r>
-          </m:sub>
-          <m:sup>
-            <m:sSub>
-              <m:e>
-                <m:r>
-                  <m:t xml:space="preserve">j</m:t>
-                </m:r>
-              </m:e>
-              <m:sub>
-                <m:r>
-                  <m:rPr>
-                    <m:lit/>
-                    <m:nor/>
-                  </m:rPr>
-                  <m:t xml:space="preserve">*</m:t>
-                </m:r>
-              </m:sub>
-            </m:sSub>
-          </m:sup>
-        </m:sSubSup>
-        <m:sSub>
-          <m:e>
-            <m:r>
-              <m:t xml:space="preserve">c</m:t>
-            </m:r>
-          </m:e>
-          <m:sub>
-            <m:r>
-              <m:t xml:space="preserve">j</m:t>
-            </m:r>
-          </m:sub>
-        </m:sSub>
-      </m:oMath>
-      <w:r>
-        <w:rPr>
-          <w:sz w:val="21"/>
-        </w:rPr>
-        <w:t>。不依赖新状态的几何和基础能力可复用，实际末态、占用及收件按当前状态判断。预算耗尽时保留具体状态和拒因。</w:t>
-      </w:r>
-    </w:p>
-    <w:p>
-      <w:pPr>
         <w:pStyle w:val="Heading1"/>
         <w:numPr>
           <w:ilvl w:val="0"/>
@@ -12559,18 +12540,18 @@
         </w:numPr>
         <w:rPr/>
       </w:pPr>
-      <w:bookmarkStart w:id="28" w:name="__RefHeading___Toc1806_4125612531"/>
-      <w:bookmarkStart w:id="29" w:name="自主路径规划与跨域协同控制方法"/>
-      <w:bookmarkEnd w:id="28"/>
+      <w:bookmarkStart w:id="24" w:name="__RefHeading___Toc1990_2481719326"/>
+      <w:bookmarkStart w:id="25" w:name="异构航行器自主路径与协同控制方法"/>
+      <w:bookmarkEnd w:id="24"/>
       <w:r>
         <w:rPr/>
         <w:t xml:space="preserve">3 </w:t>
       </w:r>
       <w:r>
         <w:rPr/>
-        <w:t>自主路径规划与跨域协同控制方法</w:t>
-      </w:r>
-      <w:bookmarkEnd w:id="29"/>
+        <w:t>异构航行器自主路径与协同控制方法</w:t>
+      </w:r>
+      <w:bookmarkEnd w:id="25"/>
     </w:p>
     <w:p>
       <w:pPr>
@@ -12581,18 +12562,18 @@
         </w:numPr>
         <w:rPr/>
       </w:pPr>
-      <w:bookmarkStart w:id="30" w:name="__RefHeading___Toc1808_4125612531"/>
-      <w:bookmarkStart w:id="31" w:name="作业几何生成"/>
-      <w:bookmarkEnd w:id="30"/>
+      <w:bookmarkStart w:id="26" w:name="__RefHeading___Toc1992_2481719326"/>
+      <w:bookmarkStart w:id="27" w:name="作业路径生成与局部规划"/>
+      <w:bookmarkEnd w:id="26"/>
       <w:r>
         <w:rPr/>
         <w:t xml:space="preserve">3.1 </w:t>
       </w:r>
       <w:r>
         <w:rPr/>
-        <w:t>作业几何生成</w:t>
-      </w:r>
-      <w:bookmarkEnd w:id="31"/>
+        <w:t>作业路径生成与局部规划</w:t>
+      </w:r>
+      <w:bookmarkEnd w:id="27"/>
     </w:p>
     <w:p>
       <w:pPr>
@@ -13049,31 +13030,54 @@
     </w:p>
     <w:p>
       <w:pPr>
-        <w:pStyle w:val="FigurePlaceholder"/>
+        <w:pStyle w:val="ReportFigure"/>
         <w:rPr/>
       </w:pPr>
       <w:r>
-        <w:rPr>
-          <w:sz w:val="21"/>
-        </w:rPr>
-        <w:t>【图</w:t>
-      </w:r>
-      <w:r>
-        <w:rPr>
-          <w:sz w:val="21"/>
-        </w:rPr>
-        <w:t>2</w:t>
-      </w:r>
-      <w:r>
-        <w:rPr>
-          <w:sz w:val="21"/>
-        </w:rPr>
-        <w:t>预留：风机水上和水下基础分层轮廓、平台外侧与水下结构轮廓、管路偏置线及局部作业位置。按实际作业定义绘制。】</w:t>
+        <w:rPr/>
+        <w:drawing>
+          <wp:inline distT="0" distB="0" distL="0" distR="0">
+            <wp:extent cx="5274310" cy="4874895"/>
+            <wp:effectExtent l="0" t="0" r="0" b="0"/>
+            <wp:docPr id="2" name="Image2" descr="" title=""/>
+            <wp:cNvGraphicFramePr>
+              <a:graphicFrameLocks xmlns:a="http://schemas.openxmlformats.org/drawingml/2006/main" noChangeAspect="1"/>
+            </wp:cNvGraphicFramePr>
+            <a:graphic xmlns:a="http://schemas.openxmlformats.org/drawingml/2006/main">
+              <a:graphicData uri="http://schemas.openxmlformats.org/drawingml/2006/picture">
+                <pic:pic xmlns:pic="http://schemas.openxmlformats.org/drawingml/2006/picture">
+                  <pic:nvPicPr>
+                    <pic:cNvPr id="2" name="Image2" descr="" title=""/>
+                    <pic:cNvPicPr>
+                      <a:picLocks noChangeAspect="1" noChangeArrowheads="1"/>
+                    </pic:cNvPicPr>
+                  </pic:nvPicPr>
+                  <pic:blipFill>
+                    <a:blip r:embed="rId5"/>
+                    <a:stretch>
+                      <a:fillRect/>
+                    </a:stretch>
+                  </pic:blipFill>
+                  <pic:spPr bwMode="auto">
+                    <a:xfrm>
+                      <a:off x="0" y="0"/>
+                      <a:ext cx="5274310" cy="4874895"/>
+                    </a:xfrm>
+                    <a:prstGeom prst="rect">
+                      <a:avLst/>
+                    </a:prstGeom>
+                  </pic:spPr>
+                </pic:pic>
+              </a:graphicData>
+            </a:graphic>
+          </wp:inline>
+        </w:drawing>
       </w:r>
     </w:p>
     <w:p>
       <w:pPr>
         <w:pStyle w:val="Caption"/>
+        <w:keepNext w:val="true"/>
         <w:jc w:val="center"/>
         <w:rPr>
           <w:rFonts w:ascii="Times New Roman" w:hAnsi="Times New Roman" w:eastAsia="黑体"/>
@@ -13141,25 +13145,15 @@
     </w:p>
     <w:p>
       <w:pPr>
-        <w:pStyle w:val="Heading2"/>
-        <w:numPr>
-          <w:ilvl w:val="1"/>
-          <w:numId w:val="1"/>
-        </w:numPr>
+        <w:pStyle w:val="ReportNote"/>
         <w:rPr/>
       </w:pPr>
-      <w:bookmarkStart w:id="32" w:name="__RefHeading___Toc1810_4125612531"/>
-      <w:bookmarkStart w:id="33" w:name="感知地图与局部路径选择"/>
-      <w:bookmarkEnd w:id="32"/>
-      <w:r>
-        <w:rPr/>
-        <w:t xml:space="preserve">3.2 </w:t>
-      </w:r>
-      <w:r>
-        <w:rPr/>
-        <w:t>感知地图与局部路径选择</w:t>
-      </w:r>
-      <w:bookmarkEnd w:id="33"/>
+      <w:r>
+        <w:rPr>
+          <w:sz w:val="18"/>
+        </w:rPr>
+        <w:t>注：虚线为已接纳作业意图，水平投影中的不同深度轮廓重合；不包含实际进场、连接与避障轨迹。</w:t>
+      </w:r>
     </w:p>
     <w:p>
       <w:pPr>
@@ -13170,7 +13164,31 @@
         <w:rPr>
           <w:sz w:val="21"/>
         </w:rPr>
-        <w:t>局部导航使用自由、占据和未知三类状态。传感器射线穿过的体素更新为自由，首命中位置更新为占据，未探测部分保持未知；声明部署自由先验和禁入区进入导航政策。栅格状态为</w:t>
+        <w:t>图中几何取</w:t>
+      </w:r>
+      <w:r>
+        <w:rPr>
+          <w:sz w:val="21"/>
+        </w:rPr>
+        <w:t>B/C</w:t>
+      </w:r>
+      <w:r>
+        <w:rPr>
+          <w:sz w:val="21"/>
+        </w:rPr>
+        <w:t>已接纳的作业定义，分别展示水平投影、风机作业高度与深度、平台外侧及管路局部作业位置。不同深度的轮廓在水平投影中重合；虚线表示规定作业意图，不表示机器人已执行的全程轨迹。</w:t>
+      </w:r>
+    </w:p>
+    <w:p>
+      <w:pPr>
+        <w:pStyle w:val="Normal"/>
+        <w:rPr/>
+      </w:pPr>
+      <w:r>
+        <w:rPr>
+          <w:sz w:val="21"/>
+        </w:rPr>
+        <w:t>作业几何确定巡视目标与范围，执行路径则根据当前位置和局部环境滚动生成。局部导航使用自由、占据和未知三类状态。传感器射线穿过的体素更新为自由，首命中位置更新为占据，未探测部分保持未知；声明部署自由先验和禁入区进入导航政策。栅格状态为</w:t>
       </w:r>
     </w:p>
     <w:tbl>
@@ -14211,18 +14229,48 @@
         </w:numPr>
         <w:rPr/>
       </w:pPr>
-      <w:bookmarkStart w:id="34" w:name="__RefHeading___Toc1812_4125612531"/>
-      <w:bookmarkStart w:id="35" w:name="air轨迹优化与编队"/>
-      <w:bookmarkEnd w:id="34"/>
-      <w:r>
-        <w:rPr/>
-        <w:t>3.3 AIR</w:t>
-      </w:r>
-      <w:r>
-        <w:rPr/>
-        <w:t>轨迹优化与编队</w:t>
-      </w:r>
-      <w:bookmarkEnd w:id="35"/>
+      <w:bookmarkStart w:id="28" w:name="__RefHeading___Toc1994_2481719326"/>
+      <w:bookmarkStart w:id="29" w:name="异构平台运动与编队控制"/>
+      <w:bookmarkEnd w:id="28"/>
+      <w:r>
+        <w:rPr/>
+        <w:t xml:space="preserve">3.2 </w:t>
+      </w:r>
+      <w:r>
+        <w:rPr/>
+        <w:t>异构平台运动与编队控制</w:t>
+      </w:r>
+      <w:bookmarkEnd w:id="29"/>
+    </w:p>
+    <w:p>
+      <w:pPr>
+        <w:pStyle w:val="Normal"/>
+        <w:rPr/>
+      </w:pPr>
+      <w:r>
+        <w:rPr>
+          <w:sz w:val="21"/>
+        </w:rPr>
+        <w:t>不同介质保留对应的控制和动力学条件，分别生成空中、水下及水面运动，再通过统一的任务状态组织协同执行。</w:t>
+      </w:r>
+    </w:p>
+    <w:p>
+      <w:pPr>
+        <w:pStyle w:val="Heading3"/>
+        <w:rPr/>
+      </w:pPr>
+      <w:bookmarkStart w:id="30" w:name="__RefHeading___Toc1996_2481719326"/>
+      <w:bookmarkStart w:id="31" w:name="空中轨迹优化与编队"/>
+      <w:bookmarkEnd w:id="30"/>
+      <w:r>
+        <w:rPr/>
+        <w:t xml:space="preserve">3.2.1 </w:t>
+      </w:r>
+      <w:r>
+        <w:rPr/>
+        <w:t>空中轨迹优化与编队</w:t>
+      </w:r>
+      <w:bookmarkEnd w:id="31"/>
     </w:p>
     <w:p>
       <w:pPr>
@@ -15967,25 +16015,21 @@
     </w:p>
     <w:p>
       <w:pPr>
-        <w:pStyle w:val="Heading2"/>
-        <w:numPr>
-          <w:ilvl w:val="1"/>
-          <w:numId w:val="1"/>
-        </w:numPr>
+        <w:pStyle w:val="Heading3"/>
         <w:rPr/>
       </w:pPr>
-      <w:bookmarkStart w:id="36" w:name="__RefHeading___Toc1814_4125612531"/>
-      <w:bookmarkStart w:id="37" w:name="water前进式引导"/>
-      <w:bookmarkEnd w:id="36"/>
-      <w:r>
-        <w:rPr/>
-        <w:t>3.4 WATER</w:t>
-      </w:r>
-      <w:r>
-        <w:rPr/>
-        <w:t>前进式引导</w:t>
-      </w:r>
-      <w:bookmarkEnd w:id="37"/>
+      <w:bookmarkStart w:id="32" w:name="__RefHeading___Toc1998_2481719326"/>
+      <w:bookmarkStart w:id="33" w:name="水下路径跟随与跨域运动"/>
+      <w:bookmarkEnd w:id="32"/>
+      <w:r>
+        <w:rPr/>
+        <w:t xml:space="preserve">3.2.2 </w:t>
+      </w:r>
+      <w:r>
+        <w:rPr/>
+        <w:t>水下路径跟随与跨域运动</w:t>
+      </w:r>
+      <w:bookmarkEnd w:id="33"/>
     </w:p>
     <w:p>
       <w:pPr>
@@ -17282,25 +17326,21 @@
     </w:p>
     <w:p>
       <w:pPr>
-        <w:pStyle w:val="Heading2"/>
-        <w:numPr>
-          <w:ilvl w:val="1"/>
-          <w:numId w:val="1"/>
-        </w:numPr>
+        <w:pStyle w:val="Heading3"/>
         <w:rPr/>
       </w:pPr>
-      <w:bookmarkStart w:id="38" w:name="__RefHeading___Toc1816_4125612531"/>
-      <w:bookmarkStart w:id="39" w:name="usv短运动与停稳续段"/>
-      <w:bookmarkEnd w:id="38"/>
-      <w:r>
-        <w:rPr/>
-        <w:t>3.5 USV</w:t>
-      </w:r>
-      <w:r>
-        <w:rPr/>
-        <w:t>短运动与停稳续段</w:t>
-      </w:r>
-      <w:bookmarkEnd w:id="39"/>
+      <w:bookmarkStart w:id="34" w:name="__RefHeading___Toc2000_2481719326"/>
+      <w:bookmarkStart w:id="35" w:name="水面短运动与停稳控制"/>
+      <w:bookmarkEnd w:id="34"/>
+      <w:r>
+        <w:rPr/>
+        <w:t xml:space="preserve">3.2.3 </w:t>
+      </w:r>
+      <w:r>
+        <w:rPr/>
+        <w:t>水面短运动与停稳控制</w:t>
+      </w:r>
+      <w:bookmarkEnd w:id="35"/>
     </w:p>
     <w:p>
       <w:pPr>
@@ -17756,18 +17796,18 @@
         </w:numPr>
         <w:rPr/>
       </w:pPr>
-      <w:bookmarkStart w:id="40" w:name="__RefHeading___Toc1818_4125612531"/>
-      <w:bookmarkStart w:id="41" w:name="参考交接与动态避碰"/>
-      <w:bookmarkEnd w:id="40"/>
-      <w:r>
-        <w:rPr/>
-        <w:t xml:space="preserve">3.6 </w:t>
-      </w:r>
-      <w:r>
-        <w:rPr/>
-        <w:t>参考交接与动态避碰</w:t>
-      </w:r>
-      <w:bookmarkEnd w:id="41"/>
+      <w:bookmarkStart w:id="36" w:name="__RefHeading___Toc2002_2481719326"/>
+      <w:bookmarkStart w:id="37" w:name="协同执行与作业反馈"/>
+      <w:bookmarkEnd w:id="36"/>
+      <w:r>
+        <w:rPr/>
+        <w:t xml:space="preserve">3.3 </w:t>
+      </w:r>
+      <w:r>
+        <w:rPr/>
+        <w:t>协同执行与作业反馈</w:t>
+      </w:r>
+      <w:bookmarkEnd w:id="37"/>
     </w:p>
     <w:p>
       <w:pPr>
@@ -18873,36 +18913,14 @@
     </w:p>
     <w:p>
       <w:pPr>
-        <w:pStyle w:val="Heading2"/>
-        <w:numPr>
-          <w:ilvl w:val="1"/>
-          <w:numId w:val="1"/>
-        </w:numPr>
+        <w:pStyle w:val="Normal"/>
         <w:rPr/>
       </w:pPr>
-      <w:bookmarkStart w:id="42" w:name="__RefHeading___Toc1820_4125612531"/>
-      <w:bookmarkStart w:id="43" w:name="合格进度与报告"/>
-      <w:bookmarkEnd w:id="42"/>
-      <w:r>
-        <w:rPr/>
-        <w:t xml:space="preserve">3.7 </w:t>
-      </w:r>
-      <w:r>
-        <w:rPr/>
-        <w:t>合格进度与报告</w:t>
-      </w:r>
-      <w:bookmarkEnd w:id="43"/>
-    </w:p>
-    <w:p>
-      <w:pPr>
-        <w:pStyle w:val="Normal"/>
-        <w:rPr/>
-      </w:pPr>
-      <w:r>
-        <w:rPr>
-          <w:sz w:val="21"/>
-        </w:rPr>
-        <w:t xml:space="preserve">空间段参数域为 </w:t>
+      <w:r>
+        <w:rPr>
+          <w:sz w:val="21"/>
+        </w:rPr>
+        <w:t xml:space="preserve">协同执行还需要将实际运动转化为可核对的作业进度与结果反馈。空间段参数域为 </w:t>
       </w:r>
       <w:r>
         <w:rPr/>
@@ -19922,18 +19940,18 @@
         </w:numPr>
         <w:rPr/>
       </w:pPr>
-      <w:bookmarkStart w:id="44" w:name="__RefHeading___Toc1822_4125612531"/>
-      <w:bookmarkStart w:id="45" w:name="协同执行条件与任务完成分析"/>
-      <w:bookmarkEnd w:id="44"/>
+      <w:bookmarkStart w:id="38" w:name="__RefHeading___Toc2004_2481719326"/>
+      <w:bookmarkStart w:id="39" w:name="协同方法的可行性分析"/>
+      <w:bookmarkEnd w:id="38"/>
       <w:r>
         <w:rPr/>
         <w:t xml:space="preserve">4 </w:t>
       </w:r>
       <w:r>
         <w:rPr/>
-        <w:t>协同执行条件与任务完成分析</w:t>
-      </w:r>
-      <w:bookmarkEnd w:id="45"/>
+        <w:t>协同方法的可行性分析</w:t>
+      </w:r>
+      <w:bookmarkEnd w:id="39"/>
     </w:p>
     <w:p>
       <w:pPr>
@@ -19944,18 +19962,18 @@
         </w:numPr>
         <w:rPr/>
       </w:pPr>
-      <w:bookmarkStart w:id="46" w:name="__RefHeading___Toc1824_4125612531"/>
-      <w:bookmarkStart w:id="47" w:name="模式内误差界与交接"/>
-      <w:bookmarkEnd w:id="46"/>
+      <w:bookmarkStart w:id="40" w:name="__RefHeading___Toc2006_2481719326"/>
+      <w:bookmarkStart w:id="41" w:name="运动跟踪与巡视完成分析"/>
+      <w:bookmarkEnd w:id="40"/>
       <w:r>
         <w:rPr/>
         <w:t xml:space="preserve">4.1 </w:t>
       </w:r>
       <w:r>
         <w:rPr/>
-        <w:t>模式内误差界与交接</w:t>
-      </w:r>
-      <w:bookmarkEnd w:id="47"/>
+        <w:t>运动跟踪与巡视完成分析</w:t>
+      </w:r>
+      <w:bookmarkEnd w:id="41"/>
     </w:p>
     <w:p>
       <w:pPr>
@@ -21956,36 +21974,14 @@
     </w:p>
     <w:p>
       <w:pPr>
-        <w:pStyle w:val="Heading2"/>
-        <w:numPr>
-          <w:ilvl w:val="1"/>
-          <w:numId w:val="1"/>
-        </w:numPr>
+        <w:pStyle w:val="Normal"/>
         <w:rPr/>
       </w:pPr>
-      <w:bookmarkStart w:id="48" w:name="__RefHeading___Toc1826_4125612531"/>
-      <w:bookmarkStart w:id="49" w:name="巡视进度与作业时长分析"/>
-      <w:bookmarkEnd w:id="48"/>
-      <w:r>
-        <w:rPr/>
-        <w:t xml:space="preserve">4.2 </w:t>
-      </w:r>
-      <w:r>
-        <w:rPr/>
-        <w:t>巡视进度与作业时长分析</w:t>
-      </w:r>
-      <w:bookmarkEnd w:id="49"/>
-    </w:p>
-    <w:p>
-      <w:pPr>
-        <w:pStyle w:val="Normal"/>
-        <w:rPr/>
-      </w:pPr>
-      <w:r>
-        <w:rPr>
-          <w:sz w:val="21"/>
-        </w:rPr>
-        <w:t xml:space="preserve">对平滑曲线 </w:t>
+      <w:r>
+        <w:rPr>
+          <w:sz w:val="21"/>
+        </w:rPr>
+        <w:t xml:space="preserve">在跟踪误差分析的基础上，将实际沿线进度与巡视完成条件关联。对平滑曲线 </w:t>
       </w:r>
       <w:r>
         <w:rPr/>
@@ -23560,18 +23556,18 @@
         </w:numPr>
         <w:rPr/>
       </w:pPr>
-      <w:bookmarkStart w:id="50" w:name="__RefHeading___Toc1828_4125612531"/>
-      <w:bookmarkStart w:id="51" w:name="资源占用与完成量计算"/>
-      <w:bookmarkEnd w:id="50"/>
-      <w:r>
-        <w:rPr/>
-        <w:t xml:space="preserve">4.3 </w:t>
-      </w:r>
-      <w:r>
-        <w:rPr/>
-        <w:t>资源占用与完成量计算</w:t>
-      </w:r>
-      <w:bookmarkEnd w:id="51"/>
+      <w:bookmarkStart w:id="42" w:name="__RefHeading___Toc2008_2481719326"/>
+      <w:bookmarkStart w:id="43" w:name="资源一致性与作业完成条件"/>
+      <w:bookmarkEnd w:id="42"/>
+      <w:r>
+        <w:rPr/>
+        <w:t xml:space="preserve">4.2 </w:t>
+      </w:r>
+      <w:r>
+        <w:rPr/>
+        <w:t>资源一致性与作业完成条件</w:t>
+      </w:r>
+      <w:bookmarkEnd w:id="43"/>
     </w:p>
     <w:p>
       <w:pPr>
@@ -23855,36 +23851,14 @@
     </w:p>
     <w:p>
       <w:pPr>
-        <w:pStyle w:val="Heading2"/>
-        <w:numPr>
-          <w:ilvl w:val="1"/>
-          <w:numId w:val="1"/>
-        </w:numPr>
+        <w:pStyle w:val="Normal"/>
         <w:rPr/>
       </w:pPr>
-      <w:bookmarkStart w:id="52" w:name="__RefHeading___Toc1830_4125612531"/>
-      <w:bookmarkStart w:id="53" w:name="报告因果与作业闭合"/>
-      <w:bookmarkEnd w:id="52"/>
-      <w:r>
-        <w:rPr/>
-        <w:t xml:space="preserve">4.4 </w:t>
-      </w:r>
-      <w:r>
-        <w:rPr/>
-        <w:t>报告因果与作业闭合</w:t>
-      </w:r>
-      <w:bookmarkEnd w:id="53"/>
-    </w:p>
-    <w:p>
-      <w:pPr>
-        <w:pStyle w:val="Normal"/>
-        <w:rPr/>
-      </w:pPr>
-      <w:r>
-        <w:rPr>
-          <w:sz w:val="21"/>
-        </w:rPr>
-        <w:t xml:space="preserve">设报告产生、动作成功和母船匹配接收分别为 </w:t>
+      <w:r>
+        <w:rPr>
+          <w:sz w:val="21"/>
+        </w:rPr>
+        <w:t xml:space="preserve">作业完成的确认还包含动作终态和必要报告接收。设报告产生、动作成功和母船匹配接收分别为 </w:t>
       </w:r>
       <w:r>
         <w:rPr/>
@@ -24241,18 +24215,18 @@
         </w:numPr>
         <w:rPr/>
       </w:pPr>
-      <w:bookmarkStart w:id="54" w:name="__RefHeading___Toc1832_4125612531"/>
-      <w:bookmarkStart w:id="55" w:name="整体任务执行条件与闭合检查"/>
-      <w:bookmarkEnd w:id="54"/>
-      <w:r>
-        <w:rPr/>
-        <w:t xml:space="preserve">4.5 </w:t>
-      </w:r>
-      <w:r>
-        <w:rPr/>
-        <w:t>整体任务执行条件与闭合检查</w:t>
-      </w:r>
-      <w:bookmarkEnd w:id="55"/>
+      <w:bookmarkStart w:id="44" w:name="__RefHeading___Toc2010_2481719326"/>
+      <w:bookmarkStart w:id="45" w:name="整体任务闭合的可行性分析"/>
+      <w:bookmarkEnd w:id="44"/>
+      <w:r>
+        <w:rPr/>
+        <w:t xml:space="preserve">4.3 </w:t>
+      </w:r>
+      <w:r>
+        <w:rPr/>
+        <w:t>整体任务闭合的可行性分析</w:t>
+      </w:r>
+      <w:bookmarkEnd w:id="45"/>
     </w:p>
     <w:p>
       <w:pPr>
@@ -25590,9 +25564,9 @@
         </w:numPr>
         <w:rPr/>
       </w:pPr>
-      <w:bookmarkStart w:id="56" w:name="__RefHeading___Toc1834_4125612531"/>
-      <w:bookmarkStart w:id="57" w:name="三类业务协同仿真与结果分析"/>
-      <w:bookmarkEnd w:id="56"/>
+      <w:bookmarkStart w:id="46" w:name="__RefHeading___Toc2012_2481719326"/>
+      <w:bookmarkStart w:id="47" w:name="三类业务协同仿真与结果分析"/>
+      <w:bookmarkEnd w:id="46"/>
       <w:r>
         <w:rPr/>
         <w:t xml:space="preserve">5 </w:t>
@@ -25601,7 +25575,7 @@
         <w:rPr/>
         <w:t>三类业务协同仿真与结果分析</w:t>
       </w:r>
-      <w:bookmarkEnd w:id="57"/>
+      <w:bookmarkEnd w:id="47"/>
     </w:p>
     <w:p>
       <w:pPr>
@@ -25612,9 +25586,9 @@
         </w:numPr>
         <w:rPr/>
       </w:pPr>
-      <w:bookmarkStart w:id="58" w:name="__RefHeading___Toc1836_4125612531"/>
-      <w:bookmarkStart w:id="59" w:name="仿真环境与记录方法"/>
-      <w:bookmarkEnd w:id="58"/>
+      <w:bookmarkStart w:id="48" w:name="__RefHeading___Toc2014_2481719326"/>
+      <w:bookmarkStart w:id="49" w:name="仿真环境与记录方法"/>
+      <w:bookmarkEnd w:id="48"/>
       <w:r>
         <w:rPr/>
         <w:t xml:space="preserve">5.1 </w:t>
@@ -25623,7 +25597,7 @@
         <w:rPr/>
         <w:t>仿真环境与记录方法</w:t>
       </w:r>
-      <w:bookmarkEnd w:id="59"/>
+      <w:bookmarkEnd w:id="49"/>
     </w:p>
     <w:p>
       <w:pPr>
@@ -25687,31 +25661,54 @@
     </w:p>
     <w:p>
       <w:pPr>
-        <w:pStyle w:val="FigurePlaceholder"/>
+        <w:pStyle w:val="ReportFigure"/>
         <w:rPr/>
       </w:pPr>
       <w:r>
-        <w:rPr>
-          <w:sz w:val="21"/>
-        </w:rPr>
-        <w:t>【图</w:t>
-      </w:r>
-      <w:r>
-        <w:rPr>
-          <w:sz w:val="21"/>
-        </w:rPr>
-        <w:t>3</w:t>
-      </w:r>
-      <w:r>
-        <w:rPr>
-          <w:sz w:val="21"/>
-        </w:rPr>
-        <w:t>预留：共用缩比仿真场景全景，标出部署区、调查区、风机、作业平台及管路，后续插入实际场景画面。】</w:t>
+        <w:rPr/>
+        <w:drawing>
+          <wp:inline distT="0" distB="0" distL="0" distR="0">
+            <wp:extent cx="5274310" cy="2573020"/>
+            <wp:effectExtent l="0" t="0" r="0" b="0"/>
+            <wp:docPr id="3" name="Image3" descr="" title=""/>
+            <wp:cNvGraphicFramePr>
+              <a:graphicFrameLocks xmlns:a="http://schemas.openxmlformats.org/drawingml/2006/main" noChangeAspect="1"/>
+            </wp:cNvGraphicFramePr>
+            <a:graphic xmlns:a="http://schemas.openxmlformats.org/drawingml/2006/main">
+              <a:graphicData uri="http://schemas.openxmlformats.org/drawingml/2006/picture">
+                <pic:pic xmlns:pic="http://schemas.openxmlformats.org/drawingml/2006/picture">
+                  <pic:nvPicPr>
+                    <pic:cNvPr id="3" name="Image3" descr="" title=""/>
+                    <pic:cNvPicPr>
+                      <a:picLocks noChangeAspect="1" noChangeArrowheads="1"/>
+                    </pic:cNvPicPr>
+                  </pic:nvPicPr>
+                  <pic:blipFill>
+                    <a:blip r:embed="rId6"/>
+                    <a:stretch>
+                      <a:fillRect/>
+                    </a:stretch>
+                  </pic:blipFill>
+                  <pic:spPr bwMode="auto">
+                    <a:xfrm>
+                      <a:off x="0" y="0"/>
+                      <a:ext cx="5274310" cy="2573020"/>
+                    </a:xfrm>
+                    <a:prstGeom prst="rect">
+                      <a:avLst/>
+                    </a:prstGeom>
+                  </pic:spPr>
+                </pic:pic>
+              </a:graphicData>
+            </a:graphic>
+          </wp:inline>
+        </w:drawing>
       </w:r>
     </w:p>
     <w:p>
       <w:pPr>
         <w:pStyle w:val="Caption"/>
+        <w:keepNext w:val="true"/>
         <w:jc w:val="center"/>
         <w:rPr>
           <w:rFonts w:ascii="Times New Roman" w:hAnsi="Times New Roman" w:eastAsia="黑体"/>
@@ -25775,6 +25772,30 @@
           <w:sz w:val="21"/>
         </w:rPr>
         <w:t xml:space="preserve"> 三业务共用的缩比协同仿真场景</w:t>
+      </w:r>
+    </w:p>
+    <w:p>
+      <w:pPr>
+        <w:pStyle w:val="ReportNote"/>
+        <w:rPr/>
+      </w:pPr>
+      <w:r>
+        <w:rPr>
+          <w:sz w:val="18"/>
+        </w:rPr>
+        <w:t>注：使用已有实际</w:t>
+      </w:r>
+      <w:r>
+        <w:rPr>
+          <w:sz w:val="18"/>
+        </w:rPr>
+        <w:t>RViz</w:t>
+      </w:r>
+      <w:r>
+        <w:rPr>
+          <w:sz w:val="18"/>
+        </w:rPr>
+        <w:t>场景全景，展示设施与部署关系，不使用概念效果图代替运行画面。</w:t>
       </w:r>
     </w:p>
     <w:p>
@@ -25979,6 +26000,7 @@
           <w:p>
             <w:pPr>
               <w:pStyle w:val="ReportTable"/>
+              <w:keepNext w:val="false"/>
               <w:widowControl w:val="false"/>
               <w:jc w:val="start"/>
               <w:rPr/>
@@ -26003,6 +26025,7 @@
           <w:p>
             <w:pPr>
               <w:pStyle w:val="ReportTable"/>
+              <w:keepNext w:val="false"/>
               <w:widowControl w:val="false"/>
               <w:jc w:val="start"/>
               <w:rPr/>
@@ -26029,6 +26052,7 @@
           <w:p>
             <w:pPr>
               <w:pStyle w:val="ReportTable"/>
+              <w:keepNext w:val="false"/>
               <w:widowControl w:val="false"/>
               <w:jc w:val="start"/>
               <w:rPr/>
@@ -26050,6 +26074,7 @@
           <w:p>
             <w:pPr>
               <w:pStyle w:val="ReportTable"/>
+              <w:keepNext w:val="false"/>
               <w:widowControl w:val="false"/>
               <w:jc w:val="start"/>
               <w:rPr/>
@@ -26100,6 +26125,7 @@
           <w:p>
             <w:pPr>
               <w:pStyle w:val="ReportTable"/>
+              <w:keepNext w:val="false"/>
               <w:widowControl w:val="false"/>
               <w:jc w:val="start"/>
               <w:rPr/>
@@ -26121,6 +26147,7 @@
           <w:p>
             <w:pPr>
               <w:pStyle w:val="ReportTable"/>
+              <w:keepNext w:val="false"/>
               <w:widowControl w:val="false"/>
               <w:jc w:val="start"/>
               <w:rPr/>
@@ -26165,6 +26192,7 @@
           <w:p>
             <w:pPr>
               <w:pStyle w:val="ReportTable"/>
+              <w:keepNext w:val="false"/>
               <w:widowControl w:val="false"/>
               <w:jc w:val="start"/>
               <w:rPr/>
@@ -26198,6 +26226,7 @@
           <w:p>
             <w:pPr>
               <w:pStyle w:val="ReportTable"/>
+              <w:keepNext w:val="false"/>
               <w:widowControl w:val="false"/>
               <w:jc w:val="start"/>
               <w:rPr/>
@@ -26230,6 +26259,7 @@
           <w:p>
             <w:pPr>
               <w:pStyle w:val="ReportTable"/>
+              <w:keepNext w:val="false"/>
               <w:widowControl w:val="false"/>
               <w:jc w:val="start"/>
               <w:rPr/>
@@ -26251,6 +26281,7 @@
           <w:p>
             <w:pPr>
               <w:pStyle w:val="ReportTable"/>
+              <w:keepNext w:val="false"/>
               <w:widowControl w:val="false"/>
               <w:jc w:val="start"/>
               <w:rPr/>
@@ -26283,6 +26314,7 @@
           <w:p>
             <w:pPr>
               <w:pStyle w:val="ReportTable"/>
+              <w:keepNext w:val="false"/>
               <w:widowControl w:val="false"/>
               <w:jc w:val="start"/>
               <w:rPr/>
@@ -26304,6 +26336,7 @@
           <w:p>
             <w:pPr>
               <w:pStyle w:val="ReportTable"/>
+              <w:keepNext w:val="false"/>
               <w:widowControl w:val="false"/>
               <w:jc w:val="start"/>
               <w:rPr/>
@@ -26336,6 +26369,7 @@
           <w:p>
             <w:pPr>
               <w:pStyle w:val="ReportTable"/>
+              <w:keepNext w:val="false"/>
               <w:widowControl w:val="false"/>
               <w:jc w:val="start"/>
               <w:rPr/>
@@ -26357,6 +26391,7 @@
           <w:p>
             <w:pPr>
               <w:pStyle w:val="ReportTable"/>
+              <w:keepNext w:val="false"/>
               <w:widowControl w:val="false"/>
               <w:jc w:val="start"/>
               <w:rPr/>
@@ -26401,6 +26436,7 @@
           <w:p>
             <w:pPr>
               <w:pStyle w:val="ReportTable"/>
+              <w:keepNext w:val="false"/>
               <w:widowControl w:val="false"/>
               <w:jc w:val="start"/>
               <w:rPr/>
@@ -26422,6 +26458,7 @@
           <w:p>
             <w:pPr>
               <w:pStyle w:val="ReportTable"/>
+              <w:keepNext w:val="false"/>
               <w:widowControl w:val="false"/>
               <w:jc w:val="start"/>
               <w:rPr/>
@@ -26468,6 +26505,7 @@
           <w:p>
             <w:pPr>
               <w:pStyle w:val="ReportTable"/>
+              <w:keepNext w:val="false"/>
               <w:widowControl w:val="false"/>
               <w:jc w:val="start"/>
               <w:rPr/>
@@ -26491,6 +26529,7 @@
           <w:p>
             <w:pPr>
               <w:pStyle w:val="ReportTable"/>
+              <w:keepNext w:val="false"/>
               <w:widowControl w:val="false"/>
               <w:jc w:val="start"/>
               <w:rPr/>
@@ -26550,9 +26589,9 @@
         </w:numPr>
         <w:rPr/>
       </w:pPr>
-      <w:bookmarkStart w:id="60" w:name="__RefHeading___Toc1838_4125612531"/>
-      <w:bookmarkStart w:id="61" w:name="a区域调查"/>
-      <w:bookmarkEnd w:id="60"/>
+      <w:bookmarkStart w:id="50" w:name="__RefHeading___Toc2016_2481719326"/>
+      <w:bookmarkStart w:id="51" w:name="a区域调查"/>
+      <w:bookmarkEnd w:id="50"/>
       <w:r>
         <w:rPr/>
         <w:t>5.2 A</w:t>
@@ -26561,7 +26600,7 @@
         <w:rPr/>
         <w:t>：区域调查</w:t>
       </w:r>
-      <w:bookmarkEnd w:id="61"/>
+      <w:bookmarkEnd w:id="51"/>
     </w:p>
     <w:p>
       <w:pPr>
@@ -26802,9 +26841,9 @@
         </w:numPr>
         <w:rPr/>
       </w:pPr>
-      <w:bookmarkStart w:id="62" w:name="__RefHeading___Toc1840_4125612531"/>
-      <w:bookmarkStart w:id="63" w:name="b风机巡检"/>
-      <w:bookmarkEnd w:id="62"/>
+      <w:bookmarkStart w:id="52" w:name="__RefHeading___Toc2018_2481719326"/>
+      <w:bookmarkStart w:id="53" w:name="b风机巡检"/>
+      <w:bookmarkEnd w:id="52"/>
       <w:r>
         <w:rPr/>
         <w:t>5.3 B</w:t>
@@ -26813,7 +26852,7 @@
         <w:rPr/>
         <w:t>：风机巡检</w:t>
       </w:r>
-      <w:bookmarkEnd w:id="63"/>
+      <w:bookmarkEnd w:id="53"/>
     </w:p>
     <w:p>
       <w:pPr>
@@ -27052,7 +27091,19 @@
         <w:rPr>
           <w:sz w:val="21"/>
         </w:rPr>
-        <w:t>拟展示</w:t>
+        <w:t>同时展示</w:t>
+      </w:r>
+      <w:r>
+        <w:rPr>
+          <w:sz w:val="21"/>
+        </w:rPr>
+        <w:t>A/B/C</w:t>
+      </w:r>
+      <w:r>
+        <w:rPr>
+          <w:sz w:val="21"/>
+        </w:rPr>
+        <w:t>三次独立完整记录。条带取每个匹配</w:t>
       </w:r>
       <w:r>
         <w:rPr>
@@ -27064,7 +27115,7 @@
         <w:rPr>
           <w:sz w:val="21"/>
         </w:rPr>
-        <w:t>派发至实际活动完成的窗口和报告事件。空中、水下活动存在重叠，</w:t>
+        <w:t>的派发时刻至终态核实时刻，包含接近、准备及等待，不将其全部解释为持续运动。空中、水下作业窗口存在重叠，</w:t>
       </w:r>
       <w:r>
         <w:rPr>
@@ -27076,60 +27127,71 @@
         <w:rPr>
           <w:sz w:val="21"/>
         </w:rPr>
-        <w:t>两个服务接续，时间轴为模型相对时间。</w:t>
+        <w:t>服务与作业并行；三台</w:t>
+      </w:r>
+      <w:r>
+        <w:rPr>
+          <w:sz w:val="21"/>
+        </w:rPr>
+        <w:t>AAV</w:t>
+      </w:r>
+      <w:r>
+        <w:rPr>
+          <w:sz w:val="21"/>
+        </w:rPr>
+        <w:t>分别集结后进入共同返航活动。报告产生与母船匹配实收分别标记，竖虚线表示人工返回授权。</w:t>
       </w:r>
     </w:p>
     <w:p>
       <w:pPr>
-        <w:pStyle w:val="FigurePlaceholder"/>
+        <w:pStyle w:val="ReportFigure"/>
         <w:rPr/>
       </w:pPr>
       <w:r>
-        <w:rPr>
-          <w:sz w:val="21"/>
-        </w:rPr>
-        <w:t>【图</w:t>
-      </w:r>
-      <w:r>
-        <w:rPr>
-          <w:sz w:val="21"/>
-        </w:rPr>
-        <w:t>4</w:t>
-      </w:r>
-      <w:r>
-        <w:rPr>
-          <w:sz w:val="21"/>
-        </w:rPr>
-        <w:t>预留：</w:t>
-      </w:r>
-      <w:r>
-        <w:rPr>
-          <w:sz w:val="21"/>
-        </w:rPr>
-        <w:t>B</w:t>
-      </w:r>
-      <w:r>
-        <w:rPr>
-          <w:sz w:val="21"/>
-        </w:rPr>
-        <w:t>四项作业与</w:t>
-      </w:r>
-      <w:r>
-        <w:rPr>
-          <w:sz w:val="21"/>
-        </w:rPr>
-        <w:t>USV</w:t>
-      </w:r>
-      <w:r>
-        <w:rPr>
-          <w:sz w:val="21"/>
-        </w:rPr>
-        <w:t>服务的实际时间轴，附报告生成／实收标记；数值取原执行记录。】</w:t>
+        <w:rPr/>
+        <w:drawing>
+          <wp:inline distT="0" distB="0" distL="0" distR="0">
+            <wp:extent cx="5274310" cy="6059805"/>
+            <wp:effectExtent l="0" t="0" r="0" b="0"/>
+            <wp:docPr id="4" name="Image4" descr="" title=""/>
+            <wp:cNvGraphicFramePr>
+              <a:graphicFrameLocks xmlns:a="http://schemas.openxmlformats.org/drawingml/2006/main" noChangeAspect="1"/>
+            </wp:cNvGraphicFramePr>
+            <a:graphic xmlns:a="http://schemas.openxmlformats.org/drawingml/2006/main">
+              <a:graphicData uri="http://schemas.openxmlformats.org/drawingml/2006/picture">
+                <pic:pic xmlns:pic="http://schemas.openxmlformats.org/drawingml/2006/picture">
+                  <pic:nvPicPr>
+                    <pic:cNvPr id="4" name="Image4" descr="" title=""/>
+                    <pic:cNvPicPr>
+                      <a:picLocks noChangeAspect="1" noChangeArrowheads="1"/>
+                    </pic:cNvPicPr>
+                  </pic:nvPicPr>
+                  <pic:blipFill>
+                    <a:blip r:embed="rId7"/>
+                    <a:stretch>
+                      <a:fillRect/>
+                    </a:stretch>
+                  </pic:blipFill>
+                  <pic:spPr bwMode="auto">
+                    <a:xfrm>
+                      <a:off x="0" y="0"/>
+                      <a:ext cx="5274310" cy="6059805"/>
+                    </a:xfrm>
+                    <a:prstGeom prst="rect">
+                      <a:avLst/>
+                    </a:prstGeom>
+                  </pic:spPr>
+                </pic:pic>
+              </a:graphicData>
+            </a:graphic>
+          </wp:inline>
+        </w:drawing>
       </w:r>
     </w:p>
     <w:p>
       <w:pPr>
         <w:pStyle w:val="Caption"/>
+        <w:keepNext w:val="true"/>
         <w:jc w:val="center"/>
         <w:rPr>
           <w:rFonts w:ascii="Times New Roman" w:hAnsi="Times New Roman" w:eastAsia="黑体"/>
@@ -27200,7 +27262,7 @@
           <w:i w:val="false"/>
           <w:sz w:val="21"/>
         </w:rPr>
-        <w:t>B</w:t>
+        <w:t>A/B/C</w:t>
       </w:r>
       <w:r>
         <w:rPr>
@@ -27208,7 +27270,55 @@
           <w:i w:val="false"/>
           <w:sz w:val="21"/>
         </w:rPr>
-        <w:t>任务实际执行活动与报告事件</w:t>
+        <w:t>任务实际执行窗口与报告事件</w:t>
+      </w:r>
+    </w:p>
+    <w:p>
+      <w:pPr>
+        <w:pStyle w:val="ReportNote"/>
+        <w:rPr/>
+      </w:pPr>
+      <w:r>
+        <w:rPr>
+          <w:sz w:val="18"/>
+        </w:rPr>
+        <w:t>注：条带为</w:t>
+      </w:r>
+      <w:r>
+        <w:rPr>
+          <w:sz w:val="18"/>
+        </w:rPr>
+        <w:t>Goal</w:t>
+      </w:r>
+      <w:r>
+        <w:rPr>
+          <w:sz w:val="18"/>
+        </w:rPr>
+        <w:t>派发至核实终态，包含准备与等待，不是纯运动时长。三幅为独立运行，横轴分别设置；</w:t>
+      </w:r>
+      <w:r>
+        <w:rPr>
+          <w:sz w:val="18"/>
+        </w:rPr>
+        <w:t>C</w:t>
+      </w:r>
+      <w:r>
+        <w:rPr>
+          <w:sz w:val="18"/>
+        </w:rPr>
+        <w:t>的</w:t>
+      </w:r>
+      <w:r>
+        <w:rPr>
+          <w:sz w:val="18"/>
+        </w:rPr>
+        <w:t>UUV</w:t>
+      </w:r>
+      <w:r>
+        <w:rPr>
+          <w:sz w:val="18"/>
+        </w:rPr>
+        <w:t>待命。</w:t>
       </w:r>
     </w:p>
     <w:p>
@@ -27256,9 +27366,9 @@
         </w:numPr>
         <w:rPr/>
       </w:pPr>
-      <w:bookmarkStart w:id="64" w:name="__RefHeading___Toc1842_4125612531"/>
-      <w:bookmarkStart w:id="65" w:name="c平台及管路巡检"/>
-      <w:bookmarkEnd w:id="64"/>
+      <w:bookmarkStart w:id="54" w:name="__RefHeading___Toc2020_2481719326"/>
+      <w:bookmarkStart w:id="55" w:name="c平台及管路巡检"/>
+      <w:bookmarkEnd w:id="54"/>
       <w:r>
         <w:rPr/>
         <w:t>5.4 C</w:t>
@@ -27267,7 +27377,7 @@
         <w:rPr/>
         <w:t>：平台及管路巡检</w:t>
       </w:r>
-      <w:bookmarkEnd w:id="65"/>
+      <w:bookmarkEnd w:id="55"/>
     </w:p>
     <w:p>
       <w:pPr>
@@ -27602,9 +27712,9 @@
         </w:numPr>
         <w:rPr/>
       </w:pPr>
-      <w:bookmarkStart w:id="66" w:name="__RefHeading___Toc1844_4125612531"/>
-      <w:bookmarkStart w:id="67" w:name="实际反馈驱动支援调整"/>
-      <w:bookmarkEnd w:id="66"/>
+      <w:bookmarkStart w:id="56" w:name="__RefHeading___Toc2022_2481719326"/>
+      <w:bookmarkStart w:id="57" w:name="实际反馈驱动支援调整"/>
+      <w:bookmarkEnd w:id="56"/>
       <w:r>
         <w:rPr/>
         <w:t xml:space="preserve">5.5 </w:t>
@@ -27613,7 +27723,7 @@
         <w:rPr/>
         <w:t>实际反馈驱动支援调整</w:t>
       </w:r>
-      <w:bookmarkEnd w:id="67"/>
+      <w:bookmarkEnd w:id="57"/>
     </w:p>
     <w:p>
       <w:pPr>
@@ -27654,7 +27764,31 @@
         <w:rPr>
           <w:sz w:val="21"/>
         </w:rPr>
-        <w:t>并实际派发。已完成作业及实收保留，</w:t>
+        <w:t>，下一服务</w:t>
+      </w:r>
+      <w:r>
+        <w:rPr>
+          <w:sz w:val="21"/>
+        </w:rPr>
+        <w:t>Goal</w:t>
+      </w:r>
+      <w:r>
+        <w:rPr>
+          <w:sz w:val="21"/>
+        </w:rPr>
+        <w:t>于</w:t>
+      </w:r>
+      <w:r>
+        <w:rPr>
+          <w:sz w:val="21"/>
+        </w:rPr>
+        <w:t>1103.530s</w:t>
+      </w:r>
+      <w:r>
+        <w:rPr>
+          <w:sz w:val="21"/>
+        </w:rPr>
+        <w:t>派发。已完成作业及实收保留，</w:t>
       </w:r>
       <w:r>
         <w:rPr>
@@ -27666,7 +27800,19 @@
         <w:rPr>
           <w:sz w:val="21"/>
         </w:rPr>
-        <w:t>实际结束事件释放下一活动。</w:t>
+        <w:t>实际结束事件释放下一活动。原预计开始与实际放行相差</w:t>
+      </w:r>
+      <w:r>
+        <w:rPr>
+          <w:sz w:val="21"/>
+        </w:rPr>
+        <w:t>652.680s</w:t>
+      </w:r>
+      <w:r>
+        <w:rPr>
+          <w:sz w:val="21"/>
+        </w:rPr>
+        <w:t>，说明本次服务运动与交付等待不能仅依赖初始时长估计；实际终态用于更新后继，避免预计时间已到而物理成员仍被占用时提前派发。</w:t>
       </w:r>
     </w:p>
     <w:p>
@@ -27743,67 +27889,54 @@
     </w:p>
     <w:p>
       <w:pPr>
-        <w:pStyle w:val="FigurePlaceholder"/>
+        <w:pStyle w:val="ReportFigure"/>
         <w:rPr/>
       </w:pPr>
       <w:r>
-        <w:rPr>
-          <w:sz w:val="21"/>
-        </w:rPr>
-        <w:t>【图</w:t>
-      </w:r>
-      <w:r>
-        <w:rPr>
-          <w:sz w:val="21"/>
-        </w:rPr>
-        <w:t>5</w:t>
-      </w:r>
-      <w:r>
-        <w:rPr>
-          <w:sz w:val="21"/>
-        </w:rPr>
-        <w:t>预留：</w:t>
-      </w:r>
-      <w:r>
-        <w:rPr>
-          <w:sz w:val="21"/>
-        </w:rPr>
-        <w:t>B</w:t>
-      </w:r>
-      <w:r>
-        <w:rPr>
-          <w:sz w:val="21"/>
-        </w:rPr>
-        <w:t>同请求支援时序调整图，比较</w:t>
-      </w:r>
-      <w:r>
-        <w:rPr>
-          <w:sz w:val="21"/>
-        </w:rPr>
-        <w:t>450.700s</w:t>
-      </w:r>
-      <w:r>
-        <w:rPr>
-          <w:sz w:val="21"/>
-        </w:rPr>
-        <w:t>预计与</w:t>
-      </w:r>
-      <w:r>
-        <w:rPr>
-          <w:sz w:val="21"/>
-        </w:rPr>
-        <w:t>1103.380s</w:t>
-      </w:r>
-      <w:r>
-        <w:rPr>
-          <w:sz w:val="21"/>
-        </w:rPr>
-        <w:t>实际释放，关联服务及实收。】</w:t>
+        <w:rPr/>
+        <w:drawing>
+          <wp:inline distT="0" distB="0" distL="0" distR="0">
+            <wp:extent cx="5274310" cy="3230880"/>
+            <wp:effectExtent l="0" t="0" r="0" b="0"/>
+            <wp:docPr id="5" name="Image5" descr="" title=""/>
+            <wp:cNvGraphicFramePr>
+              <a:graphicFrameLocks xmlns:a="http://schemas.openxmlformats.org/drawingml/2006/main" noChangeAspect="1"/>
+            </wp:cNvGraphicFramePr>
+            <a:graphic xmlns:a="http://schemas.openxmlformats.org/drawingml/2006/main">
+              <a:graphicData uri="http://schemas.openxmlformats.org/drawingml/2006/picture">
+                <pic:pic xmlns:pic="http://schemas.openxmlformats.org/drawingml/2006/picture">
+                  <pic:nvPicPr>
+                    <pic:cNvPr id="5" name="Image5" descr="" title=""/>
+                    <pic:cNvPicPr>
+                      <a:picLocks noChangeAspect="1" noChangeArrowheads="1"/>
+                    </pic:cNvPicPr>
+                  </pic:nvPicPr>
+                  <pic:blipFill>
+                    <a:blip r:embed="rId8"/>
+                    <a:stretch>
+                      <a:fillRect/>
+                    </a:stretch>
+                  </pic:blipFill>
+                  <pic:spPr bwMode="auto">
+                    <a:xfrm>
+                      <a:off x="0" y="0"/>
+                      <a:ext cx="5274310" cy="3230880"/>
+                    </a:xfrm>
+                    <a:prstGeom prst="rect">
+                      <a:avLst/>
+                    </a:prstGeom>
+                  </pic:spPr>
+                </pic:pic>
+              </a:graphicData>
+            </a:graphic>
+          </wp:inline>
+        </w:drawing>
       </w:r>
     </w:p>
     <w:p>
       <w:pPr>
         <w:pStyle w:val="Caption"/>
+        <w:keepNext w:val="true"/>
         <w:jc w:val="center"/>
         <w:rPr>
           <w:rFonts w:ascii="Times New Roman" w:hAnsi="Times New Roman" w:eastAsia="黑体"/>
@@ -27867,6 +28000,54 @@
           <w:sz w:val="21"/>
         </w:rPr>
         <w:t xml:space="preserve"> 支援实际完成事件驱动的后继调度调整</w:t>
+      </w:r>
+    </w:p>
+    <w:p>
+      <w:pPr>
+        <w:pStyle w:val="ReportNote"/>
+        <w:rPr/>
+      </w:pPr>
+      <w:r>
+        <w:rPr>
+          <w:sz w:val="18"/>
+        </w:rPr>
+        <w:t>注：取同一</w:t>
+      </w:r>
+      <w:r>
+        <w:rPr>
+          <w:sz w:val="18"/>
+        </w:rPr>
+        <w:t>B</w:t>
+      </w:r>
+      <w:r>
+        <w:rPr>
+          <w:sz w:val="18"/>
+        </w:rPr>
+        <w:t>请求的</w:t>
+      </w:r>
+      <w:r>
+        <w:rPr>
+          <w:sz w:val="18"/>
+        </w:rPr>
+        <w:t>Plan</w:t>
+      </w:r>
+      <w:r>
+        <w:rPr>
+          <w:sz w:val="18"/>
+        </w:rPr>
+        <w:t>历史、实际完成事件与</w:t>
+      </w:r>
+      <w:r>
+        <w:rPr>
+          <w:sz w:val="18"/>
+        </w:rPr>
+        <w:t>Goal</w:t>
+      </w:r>
+      <w:r>
+        <w:rPr>
+          <w:sz w:val="18"/>
+        </w:rPr>
+        <w:t>派发；服务接续按实际事件放行，不仅按预计时间放行。</w:t>
       </w:r>
     </w:p>
     <w:p>
@@ -27878,9 +28059,9 @@
         </w:numPr>
         <w:rPr/>
       </w:pPr>
-      <w:bookmarkStart w:id="68" w:name="__RefHeading___Toc1846_4125612531"/>
-      <w:bookmarkStart w:id="69" w:name="结果统计"/>
-      <w:bookmarkEnd w:id="68"/>
+      <w:bookmarkStart w:id="58" w:name="__RefHeading___Toc2024_2481719326"/>
+      <w:bookmarkStart w:id="59" w:name="结果统计"/>
+      <w:bookmarkEnd w:id="58"/>
       <w:r>
         <w:rPr/>
         <w:t xml:space="preserve">5.6 </w:t>
@@ -27889,7 +28070,7 @@
         <w:rPr/>
         <w:t>结果统计</w:t>
       </w:r>
-      <w:bookmarkEnd w:id="69"/>
+      <w:bookmarkEnd w:id="59"/>
     </w:p>
     <w:p>
       <w:pPr>
@@ -27999,6 +28180,7 @@
           <w:p>
             <w:pPr>
               <w:pStyle w:val="ReportTable"/>
+              <w:keepNext w:val="true"/>
               <w:widowControl w:val="false"/>
               <w:jc w:val="start"/>
               <w:rPr/>
@@ -28023,6 +28205,7 @@
           <w:p>
             <w:pPr>
               <w:pStyle w:val="ReportTable"/>
+              <w:keepNext w:val="true"/>
               <w:widowControl w:val="false"/>
               <w:jc w:val="start"/>
               <w:rPr/>
@@ -28053,6 +28236,7 @@
           <w:p>
             <w:pPr>
               <w:pStyle w:val="ReportTable"/>
+              <w:keepNext w:val="true"/>
               <w:widowControl w:val="false"/>
               <w:jc w:val="start"/>
               <w:rPr/>
@@ -28083,6 +28267,7 @@
           <w:p>
             <w:pPr>
               <w:pStyle w:val="ReportTable"/>
+              <w:keepNext w:val="true"/>
               <w:widowControl w:val="false"/>
               <w:jc w:val="start"/>
               <w:rPr/>
@@ -28115,6 +28300,7 @@
           <w:p>
             <w:pPr>
               <w:pStyle w:val="ReportTable"/>
+              <w:keepNext w:val="true"/>
               <w:widowControl w:val="false"/>
               <w:jc w:val="start"/>
               <w:rPr/>
@@ -28123,7 +28309,7 @@
               <w:rPr>
                 <w:sz w:val="18"/>
               </w:rPr>
-              <w:t>首份方案耗时</w:t>
+              <w:t>首份方案墙时</w:t>
             </w:r>
             <w:r>
               <w:rPr>
@@ -28142,6 +28328,7 @@
           <w:p>
             <w:pPr>
               <w:pStyle w:val="ReportTable"/>
+              <w:keepNext w:val="true"/>
               <w:widowControl w:val="false"/>
               <w:jc w:val="start"/>
               <w:rPr/>
@@ -28163,6 +28350,7 @@
           <w:p>
             <w:pPr>
               <w:pStyle w:val="ReportTable"/>
+              <w:keepNext w:val="true"/>
               <w:widowControl w:val="false"/>
               <w:jc w:val="start"/>
               <w:rPr/>
@@ -28184,6 +28372,7 @@
           <w:p>
             <w:pPr>
               <w:pStyle w:val="ReportTable"/>
+              <w:keepNext w:val="true"/>
               <w:widowControl w:val="false"/>
               <w:jc w:val="start"/>
               <w:rPr/>
@@ -28210,6 +28399,7 @@
           <w:p>
             <w:pPr>
               <w:pStyle w:val="ReportTable"/>
+              <w:keepNext w:val="true"/>
               <w:widowControl w:val="false"/>
               <w:jc w:val="start"/>
               <w:rPr/>
@@ -28243,6 +28433,7 @@
           <w:p>
             <w:pPr>
               <w:pStyle w:val="ReportTable"/>
+              <w:keepNext w:val="true"/>
               <w:widowControl w:val="false"/>
               <w:jc w:val="start"/>
               <w:rPr/>
@@ -28264,6 +28455,7 @@
           <w:p>
             <w:pPr>
               <w:pStyle w:val="ReportTable"/>
+              <w:keepNext w:val="true"/>
               <w:widowControl w:val="false"/>
               <w:jc w:val="start"/>
               <w:rPr/>
@@ -28285,6 +28477,7 @@
           <w:p>
             <w:pPr>
               <w:pStyle w:val="ReportTable"/>
+              <w:keepNext w:val="true"/>
               <w:widowControl w:val="false"/>
               <w:jc w:val="start"/>
               <w:rPr/>
@@ -28311,6 +28504,7 @@
           <w:p>
             <w:pPr>
               <w:pStyle w:val="ReportTable"/>
+              <w:keepNext w:val="true"/>
               <w:widowControl w:val="false"/>
               <w:jc w:val="start"/>
               <w:rPr/>
@@ -28344,6 +28538,7 @@
           <w:p>
             <w:pPr>
               <w:pStyle w:val="ReportTable"/>
+              <w:keepNext w:val="true"/>
               <w:widowControl w:val="false"/>
               <w:jc w:val="start"/>
               <w:rPr/>
@@ -28365,6 +28560,7 @@
           <w:p>
             <w:pPr>
               <w:pStyle w:val="ReportTable"/>
+              <w:keepNext w:val="true"/>
               <w:widowControl w:val="false"/>
               <w:jc w:val="start"/>
               <w:rPr/>
@@ -28386,6 +28582,7 @@
           <w:p>
             <w:pPr>
               <w:pStyle w:val="ReportTable"/>
+              <w:keepNext w:val="true"/>
               <w:widowControl w:val="false"/>
               <w:jc w:val="start"/>
               <w:rPr/>
@@ -28412,6 +28609,7 @@
           <w:p>
             <w:pPr>
               <w:pStyle w:val="ReportTable"/>
+              <w:keepNext w:val="true"/>
               <w:widowControl w:val="false"/>
               <w:jc w:val="start"/>
               <w:rPr/>
@@ -28433,6 +28631,7 @@
           <w:p>
             <w:pPr>
               <w:pStyle w:val="ReportTable"/>
+              <w:keepNext w:val="true"/>
               <w:widowControl w:val="false"/>
               <w:jc w:val="start"/>
               <w:rPr/>
@@ -28454,6 +28653,7 @@
           <w:p>
             <w:pPr>
               <w:pStyle w:val="ReportTable"/>
+              <w:keepNext w:val="true"/>
               <w:widowControl w:val="false"/>
               <w:jc w:val="start"/>
               <w:rPr/>
@@ -28481,6 +28681,7 @@
           <w:p>
             <w:pPr>
               <w:pStyle w:val="ReportTable"/>
+              <w:keepNext w:val="true"/>
               <w:widowControl w:val="false"/>
               <w:jc w:val="start"/>
               <w:rPr/>
@@ -28513,6 +28714,7 @@
           <w:p>
             <w:pPr>
               <w:pStyle w:val="ReportTable"/>
+              <w:keepNext w:val="true"/>
               <w:widowControl w:val="false"/>
               <w:jc w:val="start"/>
               <w:rPr/>
@@ -28534,6 +28736,7 @@
           <w:p>
             <w:pPr>
               <w:pStyle w:val="ReportTable"/>
+              <w:keepNext w:val="true"/>
               <w:widowControl w:val="false"/>
               <w:jc w:val="start"/>
               <w:rPr/>
@@ -28561,6 +28764,7 @@
           <w:p>
             <w:pPr>
               <w:pStyle w:val="ReportTable"/>
+              <w:keepNext w:val="true"/>
               <w:widowControl w:val="false"/>
               <w:jc w:val="start"/>
               <w:rPr/>
@@ -28588,6 +28792,7 @@
           <w:p>
             <w:pPr>
               <w:pStyle w:val="ReportTable"/>
+              <w:keepNext w:val="true"/>
               <w:widowControl w:val="false"/>
               <w:jc w:val="start"/>
               <w:rPr/>
@@ -28644,6 +28849,7 @@
           <w:p>
             <w:pPr>
               <w:pStyle w:val="ReportTable"/>
+              <w:keepNext w:val="true"/>
               <w:widowControl w:val="false"/>
               <w:jc w:val="start"/>
               <w:rPr/>
@@ -28677,6 +28883,7 @@
           <w:p>
             <w:pPr>
               <w:pStyle w:val="ReportTable"/>
+              <w:keepNext w:val="true"/>
               <w:widowControl w:val="false"/>
               <w:jc w:val="start"/>
               <w:rPr/>
@@ -28698,6 +28905,7 @@
           <w:p>
             <w:pPr>
               <w:pStyle w:val="ReportTable"/>
+              <w:keepNext w:val="true"/>
               <w:widowControl w:val="false"/>
               <w:jc w:val="start"/>
               <w:rPr/>
@@ -28719,6 +28927,7 @@
           <w:p>
             <w:pPr>
               <w:pStyle w:val="ReportTable"/>
+              <w:keepNext w:val="true"/>
               <w:widowControl w:val="false"/>
               <w:jc w:val="start"/>
               <w:rPr/>
@@ -28747,6 +28956,7 @@
           <w:p>
             <w:pPr>
               <w:pStyle w:val="ReportTable"/>
+              <w:keepNext w:val="false"/>
               <w:widowControl w:val="false"/>
               <w:jc w:val="start"/>
               <w:rPr/>
@@ -28770,6 +28980,7 @@
           <w:p>
             <w:pPr>
               <w:pStyle w:val="ReportTable"/>
+              <w:keepNext w:val="false"/>
               <w:widowControl w:val="false"/>
               <w:jc w:val="start"/>
               <w:rPr/>
@@ -28793,6 +29004,7 @@
           <w:p>
             <w:pPr>
               <w:pStyle w:val="ReportTable"/>
+              <w:keepNext w:val="false"/>
               <w:widowControl w:val="false"/>
               <w:jc w:val="start"/>
               <w:rPr/>
@@ -28816,6 +29028,7 @@
           <w:p>
             <w:pPr>
               <w:pStyle w:val="ReportTable"/>
+              <w:keepNext w:val="false"/>
               <w:widowControl w:val="false"/>
               <w:jc w:val="start"/>
               <w:rPr/>
@@ -28839,7 +29052,79 @@
         <w:rPr>
           <w:sz w:val="21"/>
         </w:rPr>
-        <w:t>三份方案响应均在预算内，数值对应各自几何和展开方法。持续执行及反馈使三类业务完成作业和实收，最终回到部署状态。</w:t>
+        <w:t>三份方案响应均在</w:t>
+      </w:r>
+      <w:r>
+        <w:rPr>
+          <w:sz w:val="21"/>
+        </w:rPr>
+        <w:t>10</w:t>
+      </w:r>
+      <w:r>
+        <w:rPr>
+          <w:sz w:val="21"/>
+        </w:rPr>
+        <w:t>墙上秒预算内，数值对应各自几何、任务规模和候选展开方法。每类业务采用一次完整记录，不将这些数值作为多次运行均值，也不由不同任务的耗时直接推导算法性能优劣。</w:t>
+      </w:r>
+      <w:r>
+        <w:rPr>
+          <w:sz w:val="21"/>
+        </w:rPr>
+        <w:t>A</w:t>
+      </w:r>
+      <w:r>
+        <w:rPr>
+          <w:sz w:val="21"/>
+        </w:rPr>
+        <w:t>的</w:t>
+      </w:r>
+      <w:r>
+        <w:rPr>
+          <w:sz w:val="21"/>
+        </w:rPr>
+        <w:t>33</w:t>
+      </w:r>
+      <w:r>
+        <w:rPr>
+          <w:sz w:val="21"/>
+        </w:rPr>
+        <w:t>份为建图采样产品及跨介质结果，</w:t>
+      </w:r>
+      <w:r>
+        <w:rPr>
+          <w:sz w:val="21"/>
+        </w:rPr>
+        <w:t>B/C</w:t>
+      </w:r>
+      <w:r>
+        <w:rPr>
+          <w:sz w:val="21"/>
+        </w:rPr>
+        <w:t>的</w:t>
+      </w:r>
+      <w:r>
+        <w:rPr>
+          <w:sz w:val="21"/>
+        </w:rPr>
+        <w:t>4</w:t>
+      </w:r>
+      <w:r>
+        <w:rPr>
+          <w:sz w:val="21"/>
+        </w:rPr>
+        <w:t>份和</w:t>
+      </w:r>
+      <w:r>
+        <w:rPr>
+          <w:sz w:val="21"/>
+        </w:rPr>
+        <w:t>3</w:t>
+      </w:r>
+      <w:r>
+        <w:rPr>
+          <w:sz w:val="21"/>
+        </w:rPr>
+        <w:t>份为设施控制执行报告，产品粒度不同。持续执行及反馈使三类业务完成作业和实收，最终回到部署状态。</w:t>
       </w:r>
     </w:p>
     <w:p>
@@ -28893,6 +29178,1879 @@
           <w:rFonts w:ascii="Times New Roman" w:hAnsi="Times New Roman" w:eastAsia="黑体"/>
         </w:rPr>
         <w:t>6</w:t>
+      </w:r>
+      <w:r>
+        <w:rPr>
+          <w:sz w:val="21"/>
+          <w:i w:val="false"/>
+          <w:rFonts w:ascii="Times New Roman" w:hAnsi="Times New Roman" w:eastAsia="黑体"/>
+        </w:rPr>
+        <w:fldChar w:fldCharType="end"/>
+      </w:r>
+      <w:r>
+        <w:rPr>
+          <w:rFonts w:ascii="Times New Roman" w:hAnsi="Times New Roman" w:eastAsia="黑体"/>
+          <w:i w:val="false"/>
+          <w:sz w:val="21"/>
+        </w:rPr>
+        <w:t xml:space="preserve"> 完整任务的实际收件与返回时序</w:t>
+      </w:r>
+    </w:p>
+    <w:tbl>
+      <w:tblPr>
+        <w:tblStyle w:val="Table"/>
+        <w:tblW w:w="8304" w:type="dxa"/>
+        <w:jc w:val="center"/>
+        <w:tblInd w:w="0" w:type="dxa"/>
+        <w:tblLayout w:type="fixed"/>
+        <w:tblCellMar>
+          <w:top w:w="0" w:type="dxa"/>
+          <w:start w:w="108" w:type="dxa"/>
+          <w:bottom w:w="0" w:type="dxa"/>
+          <w:end w:w="108" w:type="dxa"/>
+        </w:tblCellMar>
+        <w:tblLook w:firstRow="1"/>
+      </w:tblPr>
+      <w:tblGrid>
+        <w:gridCol w:w="2076"/>
+        <w:gridCol w:w="2076"/>
+        <w:gridCol w:w="2076"/>
+        <w:gridCol w:w="2075"/>
+      </w:tblGrid>
+      <w:tr>
+        <w:trPr>
+          <w:tblHeader w:val="true"/>
+          <w:cantSplit w:val="true"/>
+          <w:cnfStyle w:firstRow="1"/>
+        </w:trPr>
+        <w:tc>
+          <w:tcPr>
+            <w:tcW w:w="2076" w:type="dxa"/>
+            <w:tcBorders>
+              <w:top w:val="single" w:sz="4" w:space="0" w:color="000000"/>
+              <w:bottom w:val="single" w:sz="4" w:space="0" w:color="000000"/>
+            </w:tcBorders>
+            <w:vAlign w:val="center"/>
+          </w:tcPr>
+          <w:p>
+            <w:pPr>
+              <w:pStyle w:val="ReportTable"/>
+              <w:keepNext w:val="true"/>
+              <w:widowControl w:val="false"/>
+              <w:jc w:val="start"/>
+              <w:rPr/>
+            </w:pPr>
+            <w:r>
+              <w:rPr>
+                <w:sz w:val="18"/>
+              </w:rPr>
+              <w:t>指标（仿真时间</w:t>
+            </w:r>
+            <w:r>
+              <w:rPr>
+                <w:sz w:val="18"/>
+              </w:rPr>
+              <w:t>/s</w:t>
+            </w:r>
+            <w:r>
+              <w:rPr>
+                <w:sz w:val="18"/>
+              </w:rPr>
+              <w:t>）</w:t>
+            </w:r>
+          </w:p>
+        </w:tc>
+        <w:tc>
+          <w:tcPr>
+            <w:tcW w:w="2076" w:type="dxa"/>
+            <w:tcBorders>
+              <w:top w:val="single" w:sz="4" w:space="0" w:color="000000"/>
+              <w:bottom w:val="single" w:sz="4" w:space="0" w:color="000000"/>
+            </w:tcBorders>
+            <w:vAlign w:val="center"/>
+          </w:tcPr>
+          <w:p>
+            <w:pPr>
+              <w:pStyle w:val="ReportTable"/>
+              <w:keepNext w:val="true"/>
+              <w:widowControl w:val="false"/>
+              <w:jc w:val="start"/>
+              <w:rPr/>
+            </w:pPr>
+            <w:r>
+              <w:rPr>
+                <w:sz w:val="18"/>
+              </w:rPr>
+              <w:t xml:space="preserve">A </w:t>
+            </w:r>
+            <w:r>
+              <w:rPr>
+                <w:sz w:val="18"/>
+              </w:rPr>
+              <w:t>区域调查</w:t>
+            </w:r>
+          </w:p>
+        </w:tc>
+        <w:tc>
+          <w:tcPr>
+            <w:tcW w:w="2076" w:type="dxa"/>
+            <w:tcBorders>
+              <w:top w:val="single" w:sz="4" w:space="0" w:color="000000"/>
+              <w:bottom w:val="single" w:sz="4" w:space="0" w:color="000000"/>
+            </w:tcBorders>
+            <w:vAlign w:val="center"/>
+          </w:tcPr>
+          <w:p>
+            <w:pPr>
+              <w:pStyle w:val="ReportTable"/>
+              <w:keepNext w:val="true"/>
+              <w:widowControl w:val="false"/>
+              <w:jc w:val="start"/>
+              <w:rPr/>
+            </w:pPr>
+            <w:r>
+              <w:rPr>
+                <w:sz w:val="18"/>
+              </w:rPr>
+              <w:t xml:space="preserve">B </w:t>
+            </w:r>
+            <w:r>
+              <w:rPr>
+                <w:sz w:val="18"/>
+              </w:rPr>
+              <w:t>风机巡检</w:t>
+            </w:r>
+          </w:p>
+        </w:tc>
+        <w:tc>
+          <w:tcPr>
+            <w:tcW w:w="2075" w:type="dxa"/>
+            <w:tcBorders>
+              <w:top w:val="single" w:sz="4" w:space="0" w:color="000000"/>
+              <w:bottom w:val="single" w:sz="4" w:space="0" w:color="000000"/>
+            </w:tcBorders>
+            <w:vAlign w:val="center"/>
+          </w:tcPr>
+          <w:p>
+            <w:pPr>
+              <w:pStyle w:val="ReportTable"/>
+              <w:keepNext w:val="true"/>
+              <w:widowControl w:val="false"/>
+              <w:jc w:val="start"/>
+              <w:rPr/>
+            </w:pPr>
+            <w:r>
+              <w:rPr>
+                <w:sz w:val="18"/>
+              </w:rPr>
+              <w:t xml:space="preserve">C </w:t>
+            </w:r>
+            <w:r>
+              <w:rPr>
+                <w:sz w:val="18"/>
+              </w:rPr>
+              <w:t>平台及管路</w:t>
+            </w:r>
+          </w:p>
+        </w:tc>
+      </w:tr>
+      <w:tr>
+        <w:trPr>
+          <w:cantSplit w:val="true"/>
+        </w:trPr>
+        <w:tc>
+          <w:tcPr>
+            <w:tcW w:w="2076" w:type="dxa"/>
+            <w:tcBorders/>
+            <w:vAlign w:val="center"/>
+          </w:tcPr>
+          <w:p>
+            <w:pPr>
+              <w:pStyle w:val="ReportTable"/>
+              <w:keepNext w:val="true"/>
+              <w:widowControl w:val="false"/>
+              <w:jc w:val="start"/>
+              <w:rPr/>
+            </w:pPr>
+            <w:r>
+              <w:rPr>
+                <w:sz w:val="18"/>
+              </w:rPr>
+              <w:t>末份必需报告实收</w:t>
+            </w:r>
+          </w:p>
+        </w:tc>
+        <w:tc>
+          <w:tcPr>
+            <w:tcW w:w="2076" w:type="dxa"/>
+            <w:tcBorders/>
+            <w:vAlign w:val="center"/>
+          </w:tcPr>
+          <w:p>
+            <w:pPr>
+              <w:pStyle w:val="ReportTable"/>
+              <w:keepNext w:val="true"/>
+              <w:widowControl w:val="false"/>
+              <w:jc w:val="start"/>
+              <w:rPr/>
+            </w:pPr>
+            <w:r>
+              <w:rPr>
+                <w:sz w:val="18"/>
+              </w:rPr>
+              <w:t>416.820</w:t>
+            </w:r>
+          </w:p>
+        </w:tc>
+        <w:tc>
+          <w:tcPr>
+            <w:tcW w:w="2076" w:type="dxa"/>
+            <w:tcBorders/>
+            <w:vAlign w:val="center"/>
+          </w:tcPr>
+          <w:p>
+            <w:pPr>
+              <w:pStyle w:val="ReportTable"/>
+              <w:keepNext w:val="true"/>
+              <w:widowControl w:val="false"/>
+              <w:jc w:val="start"/>
+              <w:rPr/>
+            </w:pPr>
+            <w:r>
+              <w:rPr>
+                <w:sz w:val="18"/>
+              </w:rPr>
+              <w:t>1268.460</w:t>
+            </w:r>
+          </w:p>
+        </w:tc>
+        <w:tc>
+          <w:tcPr>
+            <w:tcW w:w="2075" w:type="dxa"/>
+            <w:tcBorders/>
+            <w:vAlign w:val="center"/>
+          </w:tcPr>
+          <w:p>
+            <w:pPr>
+              <w:pStyle w:val="ReportTable"/>
+              <w:keepNext w:val="true"/>
+              <w:widowControl w:val="false"/>
+              <w:jc w:val="start"/>
+              <w:rPr/>
+            </w:pPr>
+            <w:r>
+              <w:rPr>
+                <w:sz w:val="18"/>
+              </w:rPr>
+              <w:t>1096.560</w:t>
+            </w:r>
+          </w:p>
+        </w:tc>
+      </w:tr>
+      <w:tr>
+        <w:trPr>
+          <w:cantSplit w:val="true"/>
+        </w:trPr>
+        <w:tc>
+          <w:tcPr>
+            <w:tcW w:w="2076" w:type="dxa"/>
+            <w:tcBorders/>
+            <w:vAlign w:val="center"/>
+          </w:tcPr>
+          <w:p>
+            <w:pPr>
+              <w:pStyle w:val="ReportTable"/>
+              <w:keepNext w:val="true"/>
+              <w:widowControl w:val="false"/>
+              <w:jc w:val="start"/>
+              <w:rPr/>
+            </w:pPr>
+            <w:r>
+              <w:rPr>
+                <w:sz w:val="18"/>
+              </w:rPr>
+              <w:t>人工返回授权</w:t>
+            </w:r>
+          </w:p>
+        </w:tc>
+        <w:tc>
+          <w:tcPr>
+            <w:tcW w:w="2076" w:type="dxa"/>
+            <w:tcBorders/>
+            <w:vAlign w:val="center"/>
+          </w:tcPr>
+          <w:p>
+            <w:pPr>
+              <w:pStyle w:val="ReportTable"/>
+              <w:keepNext w:val="true"/>
+              <w:widowControl w:val="false"/>
+              <w:jc w:val="start"/>
+              <w:rPr/>
+            </w:pPr>
+            <w:r>
+              <w:rPr>
+                <w:sz w:val="18"/>
+              </w:rPr>
+              <w:t>426.740</w:t>
+            </w:r>
+          </w:p>
+        </w:tc>
+        <w:tc>
+          <w:tcPr>
+            <w:tcW w:w="2076" w:type="dxa"/>
+            <w:tcBorders/>
+            <w:vAlign w:val="center"/>
+          </w:tcPr>
+          <w:p>
+            <w:pPr>
+              <w:pStyle w:val="ReportTable"/>
+              <w:keepNext w:val="true"/>
+              <w:widowControl w:val="false"/>
+              <w:jc w:val="start"/>
+              <w:rPr/>
+            </w:pPr>
+            <w:r>
+              <w:rPr>
+                <w:sz w:val="18"/>
+              </w:rPr>
+              <w:t>1281.530</w:t>
+            </w:r>
+          </w:p>
+        </w:tc>
+        <w:tc>
+          <w:tcPr>
+            <w:tcW w:w="2075" w:type="dxa"/>
+            <w:tcBorders/>
+            <w:vAlign w:val="center"/>
+          </w:tcPr>
+          <w:p>
+            <w:pPr>
+              <w:pStyle w:val="ReportTable"/>
+              <w:keepNext w:val="true"/>
+              <w:widowControl w:val="false"/>
+              <w:jc w:val="start"/>
+              <w:rPr/>
+            </w:pPr>
+            <w:r>
+              <w:rPr>
+                <w:sz w:val="18"/>
+              </w:rPr>
+              <w:t>1109.660</w:t>
+            </w:r>
+          </w:p>
+        </w:tc>
+      </w:tr>
+      <w:tr>
+        <w:trPr>
+          <w:cantSplit w:val="true"/>
+        </w:trPr>
+        <w:tc>
+          <w:tcPr>
+            <w:tcW w:w="2076" w:type="dxa"/>
+            <w:tcBorders/>
+            <w:vAlign w:val="center"/>
+          </w:tcPr>
+          <w:p>
+            <w:pPr>
+              <w:pStyle w:val="ReportTable"/>
+              <w:keepNext w:val="true"/>
+              <w:widowControl w:val="false"/>
+              <w:jc w:val="start"/>
+              <w:rPr/>
+            </w:pPr>
+            <w:r>
+              <w:rPr>
+                <w:sz w:val="18"/>
+              </w:rPr>
+              <w:t>最后匹配核实终态</w:t>
+            </w:r>
+          </w:p>
+        </w:tc>
+        <w:tc>
+          <w:tcPr>
+            <w:tcW w:w="2076" w:type="dxa"/>
+            <w:tcBorders/>
+            <w:vAlign w:val="center"/>
+          </w:tcPr>
+          <w:p>
+            <w:pPr>
+              <w:pStyle w:val="ReportTable"/>
+              <w:keepNext w:val="true"/>
+              <w:widowControl w:val="false"/>
+              <w:jc w:val="start"/>
+              <w:rPr/>
+            </w:pPr>
+            <w:r>
+              <w:rPr>
+                <w:sz w:val="18"/>
+              </w:rPr>
+              <w:t>627.710</w:t>
+            </w:r>
+          </w:p>
+        </w:tc>
+        <w:tc>
+          <w:tcPr>
+            <w:tcW w:w="2076" w:type="dxa"/>
+            <w:tcBorders/>
+            <w:vAlign w:val="center"/>
+          </w:tcPr>
+          <w:p>
+            <w:pPr>
+              <w:pStyle w:val="ReportTable"/>
+              <w:keepNext w:val="true"/>
+              <w:widowControl w:val="false"/>
+              <w:jc w:val="start"/>
+              <w:rPr/>
+            </w:pPr>
+            <w:r>
+              <w:rPr>
+                <w:sz w:val="18"/>
+              </w:rPr>
+              <w:t>1835.890</w:t>
+            </w:r>
+          </w:p>
+        </w:tc>
+        <w:tc>
+          <w:tcPr>
+            <w:tcW w:w="2075" w:type="dxa"/>
+            <w:tcBorders/>
+            <w:vAlign w:val="center"/>
+          </w:tcPr>
+          <w:p>
+            <w:pPr>
+              <w:pStyle w:val="ReportTable"/>
+              <w:keepNext w:val="true"/>
+              <w:widowControl w:val="false"/>
+              <w:jc w:val="start"/>
+              <w:rPr/>
+            </w:pPr>
+            <w:r>
+              <w:rPr>
+                <w:sz w:val="18"/>
+              </w:rPr>
+              <w:t>2059.140</w:t>
+            </w:r>
+          </w:p>
+        </w:tc>
+      </w:tr>
+      <w:tr>
+        <w:trPr>
+          <w:cantSplit w:val="true"/>
+        </w:trPr>
+        <w:tc>
+          <w:tcPr>
+            <w:tcW w:w="2076" w:type="dxa"/>
+            <w:tcBorders>
+              <w:bottom w:val="single" w:sz="4" w:space="0" w:color="000000"/>
+            </w:tcBorders>
+            <w:vAlign w:val="center"/>
+          </w:tcPr>
+          <w:p>
+            <w:pPr>
+              <w:pStyle w:val="ReportTable"/>
+              <w:keepNext w:val="false"/>
+              <w:widowControl w:val="false"/>
+              <w:jc w:val="start"/>
+              <w:rPr/>
+            </w:pPr>
+            <w:r>
+              <w:rPr>
+                <w:sz w:val="18"/>
+              </w:rPr>
+              <w:t>授权至最后返回终态</w:t>
+            </w:r>
+          </w:p>
+        </w:tc>
+        <w:tc>
+          <w:tcPr>
+            <w:tcW w:w="2076" w:type="dxa"/>
+            <w:tcBorders>
+              <w:bottom w:val="single" w:sz="4" w:space="0" w:color="000000"/>
+            </w:tcBorders>
+            <w:vAlign w:val="center"/>
+          </w:tcPr>
+          <w:p>
+            <w:pPr>
+              <w:pStyle w:val="ReportTable"/>
+              <w:keepNext w:val="false"/>
+              <w:widowControl w:val="false"/>
+              <w:jc w:val="start"/>
+              <w:rPr/>
+            </w:pPr>
+            <w:r>
+              <w:rPr>
+                <w:sz w:val="18"/>
+              </w:rPr>
+              <w:t>200.970</w:t>
+            </w:r>
+          </w:p>
+        </w:tc>
+        <w:tc>
+          <w:tcPr>
+            <w:tcW w:w="2076" w:type="dxa"/>
+            <w:tcBorders>
+              <w:bottom w:val="single" w:sz="4" w:space="0" w:color="000000"/>
+            </w:tcBorders>
+            <w:vAlign w:val="center"/>
+          </w:tcPr>
+          <w:p>
+            <w:pPr>
+              <w:pStyle w:val="ReportTable"/>
+              <w:keepNext w:val="false"/>
+              <w:widowControl w:val="false"/>
+              <w:jc w:val="start"/>
+              <w:rPr/>
+            </w:pPr>
+            <w:r>
+              <w:rPr>
+                <w:sz w:val="18"/>
+              </w:rPr>
+              <w:t>554.360</w:t>
+            </w:r>
+          </w:p>
+        </w:tc>
+        <w:tc>
+          <w:tcPr>
+            <w:tcW w:w="2075" w:type="dxa"/>
+            <w:tcBorders>
+              <w:bottom w:val="single" w:sz="4" w:space="0" w:color="000000"/>
+            </w:tcBorders>
+            <w:vAlign w:val="center"/>
+          </w:tcPr>
+          <w:p>
+            <w:pPr>
+              <w:pStyle w:val="ReportTable"/>
+              <w:keepNext w:val="false"/>
+              <w:widowControl w:val="false"/>
+              <w:jc w:val="start"/>
+              <w:rPr/>
+            </w:pPr>
+            <w:r>
+              <w:rPr>
+                <w:sz w:val="18"/>
+              </w:rPr>
+              <w:t>949.480</w:t>
+            </w:r>
+          </w:p>
+        </w:tc>
+      </w:tr>
+    </w:tbl>
+    <w:p>
+      <w:pPr>
+        <w:pStyle w:val="Normal"/>
+        <w:rPr/>
+      </w:pPr>
+      <w:r>
+        <w:rPr>
+          <w:sz w:val="21"/>
+        </w:rPr>
+        <w:t>前三行按各次记录的同一任务时间原点归一化，最后一行为终态与授权时刻之差，包含集结、运动及终态核实等待。收件完成与返回完成分别统计，不能互相替代。各业务的初态、范围、参与成员和服务路线不同，时间用于描述本次执行过程，不作为实机作业耗时预测。报告事件是本次任务级</w:t>
+      </w:r>
+      <w:r>
+        <w:rPr>
+          <w:sz w:val="21"/>
+        </w:rPr>
+        <w:t>ROS</w:t>
+      </w:r>
+      <w:r>
+        <w:rPr>
+          <w:sz w:val="21"/>
+        </w:rPr>
+        <w:t>收件模型的记录，产生到实收的等待不是测得的声学或射频传输时延。</w:t>
+      </w:r>
+    </w:p>
+    <w:p>
+      <w:pPr>
+        <w:pStyle w:val="Caption"/>
+        <w:keepNext w:val="true"/>
+        <w:jc w:val="center"/>
+        <w:rPr>
+          <w:rFonts w:ascii="Times New Roman" w:hAnsi="Times New Roman" w:eastAsia="黑体"/>
+          <w:i w:val="false"/>
+          <w:i w:val="false"/>
+          <w:sz w:val="21"/>
+        </w:rPr>
+      </w:pPr>
+      <w:r>
+        <w:rPr>
+          <w:rFonts w:ascii="Times New Roman" w:hAnsi="Times New Roman" w:eastAsia="黑体"/>
+          <w:i w:val="false"/>
+          <w:sz w:val="21"/>
+        </w:rPr>
+        <w:t xml:space="preserve">表 </w:t>
+      </w:r>
+      <w:r>
+        <w:rPr>
+          <w:rFonts w:ascii="Times New Roman" w:hAnsi="Times New Roman" w:eastAsia="黑体"/>
+          <w:i w:val="false"/>
+          <w:sz w:val="21"/>
+        </w:rPr>
+        <w:fldChar w:fldCharType="begin"/>
+      </w:r>
+      <w:r>
+        <w:rPr>
+          <w:sz w:val="21"/>
+          <w:i w:val="false"/>
+          <w:rFonts w:ascii="Times New Roman" w:hAnsi="Times New Roman" w:eastAsia="黑体"/>
+        </w:rPr>
+        <w:instrText xml:space="preserve"> SEQ 表 \* ARABIC </w:instrText>
+      </w:r>
+      <w:r>
+        <w:rPr>
+          <w:sz w:val="21"/>
+          <w:i w:val="false"/>
+          <w:rFonts w:ascii="Times New Roman" w:hAnsi="Times New Roman" w:eastAsia="黑体"/>
+        </w:rPr>
+        <w:fldChar w:fldCharType="separate"/>
+      </w:r>
+      <w:r>
+        <w:rPr>
+          <w:sz w:val="21"/>
+          <w:i w:val="false"/>
+          <w:rFonts w:ascii="Times New Roman" w:hAnsi="Times New Roman" w:eastAsia="黑体"/>
+        </w:rPr>
+        <w:t>7</w:t>
+      </w:r>
+      <w:r>
+        <w:rPr>
+          <w:sz w:val="21"/>
+          <w:i w:val="false"/>
+          <w:rFonts w:ascii="Times New Roman" w:hAnsi="Times New Roman" w:eastAsia="黑体"/>
+        </w:rPr>
+        <w:fldChar w:fldCharType="end"/>
+      </w:r>
+      <w:r>
+        <w:rPr>
+          <w:rFonts w:ascii="Times New Roman" w:hAnsi="Times New Roman" w:eastAsia="黑体"/>
+          <w:i w:val="false"/>
+          <w:sz w:val="21"/>
+        </w:rPr>
+        <w:t xml:space="preserve"> </w:t>
+      </w:r>
+      <w:r>
+        <w:rPr>
+          <w:rFonts w:eastAsia="黑体"/>
+          <w:i w:val="false"/>
+          <w:sz w:val="21"/>
+        </w:rPr>
+        <w:t>B/C</w:t>
+      </w:r>
+      <w:r>
+        <w:rPr>
+          <w:rFonts w:ascii="Times New Roman" w:hAnsi="Times New Roman" w:eastAsia="黑体"/>
+          <w:i w:val="false"/>
+          <w:sz w:val="21"/>
+        </w:rPr>
+        <w:t>设施作业的实际合格量</w:t>
+      </w:r>
+    </w:p>
+    <w:tbl>
+      <w:tblPr>
+        <w:tblStyle w:val="Table"/>
+        <w:tblW w:w="8306" w:type="dxa"/>
+        <w:jc w:val="center"/>
+        <w:tblInd w:w="0" w:type="dxa"/>
+        <w:tblLayout w:type="fixed"/>
+        <w:tblCellMar>
+          <w:top w:w="0" w:type="dxa"/>
+          <w:start w:w="108" w:type="dxa"/>
+          <w:bottom w:w="0" w:type="dxa"/>
+          <w:end w:w="108" w:type="dxa"/>
+        </w:tblCellMar>
+        <w:tblLook w:firstRow="1"/>
+      </w:tblPr>
+      <w:tblGrid>
+        <w:gridCol w:w="1661"/>
+        <w:gridCol w:w="1661"/>
+        <w:gridCol w:w="1661"/>
+        <w:gridCol w:w="1661"/>
+        <w:gridCol w:w="1662"/>
+      </w:tblGrid>
+      <w:tr>
+        <w:trPr>
+          <w:tblHeader w:val="true"/>
+          <w:cantSplit w:val="true"/>
+          <w:cnfStyle w:firstRow="1"/>
+        </w:trPr>
+        <w:tc>
+          <w:tcPr>
+            <w:tcW w:w="1661" w:type="dxa"/>
+            <w:tcBorders>
+              <w:top w:val="single" w:sz="4" w:space="0" w:color="000000"/>
+              <w:bottom w:val="single" w:sz="4" w:space="0" w:color="000000"/>
+            </w:tcBorders>
+            <w:vAlign w:val="center"/>
+          </w:tcPr>
+          <w:p>
+            <w:pPr>
+              <w:pStyle w:val="ReportTable"/>
+              <w:keepNext w:val="true"/>
+              <w:widowControl w:val="false"/>
+              <w:jc w:val="start"/>
+              <w:rPr/>
+            </w:pPr>
+            <w:r>
+              <w:rPr>
+                <w:sz w:val="18"/>
+              </w:rPr>
+              <w:t>业务与作业</w:t>
+            </w:r>
+          </w:p>
+        </w:tc>
+        <w:tc>
+          <w:tcPr>
+            <w:tcW w:w="1661" w:type="dxa"/>
+            <w:tcBorders>
+              <w:top w:val="single" w:sz="4" w:space="0" w:color="000000"/>
+              <w:bottom w:val="single" w:sz="4" w:space="0" w:color="000000"/>
+            </w:tcBorders>
+            <w:vAlign w:val="center"/>
+          </w:tcPr>
+          <w:p>
+            <w:pPr>
+              <w:pStyle w:val="ReportTable"/>
+              <w:keepNext w:val="true"/>
+              <w:widowControl w:val="false"/>
+              <w:jc w:val="start"/>
+              <w:rPr/>
+            </w:pPr>
+            <w:r>
+              <w:rPr>
+                <w:sz w:val="18"/>
+              </w:rPr>
+              <w:t>执行成员</w:t>
+            </w:r>
+          </w:p>
+        </w:tc>
+        <w:tc>
+          <w:tcPr>
+            <w:tcW w:w="1661" w:type="dxa"/>
+            <w:tcBorders>
+              <w:top w:val="single" w:sz="4" w:space="0" w:color="000000"/>
+              <w:bottom w:val="single" w:sz="4" w:space="0" w:color="000000"/>
+            </w:tcBorders>
+            <w:vAlign w:val="center"/>
+          </w:tcPr>
+          <w:p>
+            <w:pPr>
+              <w:pStyle w:val="ReportTable"/>
+              <w:keepNext w:val="true"/>
+              <w:widowControl w:val="false"/>
+              <w:jc w:val="start"/>
+              <w:rPr/>
+            </w:pPr>
+            <w:r>
+              <w:rPr>
+                <w:sz w:val="18"/>
+              </w:rPr>
+              <w:t>完成段数</w:t>
+            </w:r>
+            <w:r>
+              <w:rPr>
+                <w:sz w:val="18"/>
+              </w:rPr>
+              <w:t>/</w:t>
+            </w:r>
+            <w:r>
+              <w:rPr>
+                <w:sz w:val="18"/>
+              </w:rPr>
+              <w:t>要求</w:t>
+            </w:r>
+          </w:p>
+        </w:tc>
+        <w:tc>
+          <w:tcPr>
+            <w:tcW w:w="1661" w:type="dxa"/>
+            <w:tcBorders>
+              <w:top w:val="single" w:sz="4" w:space="0" w:color="000000"/>
+              <w:bottom w:val="single" w:sz="4" w:space="0" w:color="000000"/>
+            </w:tcBorders>
+            <w:vAlign w:val="center"/>
+          </w:tcPr>
+          <w:p>
+            <w:pPr>
+              <w:pStyle w:val="ReportTable"/>
+              <w:keepNext w:val="true"/>
+              <w:widowControl w:val="false"/>
+              <w:jc w:val="start"/>
+              <w:rPr/>
+            </w:pPr>
+            <w:r>
+              <w:rPr>
+                <w:sz w:val="18"/>
+              </w:rPr>
+              <w:t>合格长度</w:t>
+            </w:r>
+            <w:r>
+              <w:rPr>
+                <w:sz w:val="18"/>
+              </w:rPr>
+              <w:t>/m</w:t>
+            </w:r>
+          </w:p>
+        </w:tc>
+        <w:tc>
+          <w:tcPr>
+            <w:tcW w:w="1662" w:type="dxa"/>
+            <w:tcBorders>
+              <w:top w:val="single" w:sz="4" w:space="0" w:color="000000"/>
+              <w:bottom w:val="single" w:sz="4" w:space="0" w:color="000000"/>
+            </w:tcBorders>
+            <w:vAlign w:val="center"/>
+          </w:tcPr>
+          <w:p>
+            <w:pPr>
+              <w:pStyle w:val="ReportTable"/>
+              <w:keepNext w:val="true"/>
+              <w:widowControl w:val="false"/>
+              <w:jc w:val="start"/>
+              <w:rPr/>
+            </w:pPr>
+            <w:r>
+              <w:rPr>
+                <w:sz w:val="18"/>
+              </w:rPr>
+              <w:t>合格驻留</w:t>
+            </w:r>
+            <w:r>
+              <w:rPr>
+                <w:sz w:val="18"/>
+              </w:rPr>
+              <w:t>/s</w:t>
+            </w:r>
+          </w:p>
+        </w:tc>
+      </w:tr>
+      <w:tr>
+        <w:trPr>
+          <w:cantSplit w:val="true"/>
+        </w:trPr>
+        <w:tc>
+          <w:tcPr>
+            <w:tcW w:w="1661" w:type="dxa"/>
+            <w:tcBorders/>
+            <w:vAlign w:val="center"/>
+          </w:tcPr>
+          <w:p>
+            <w:pPr>
+              <w:pStyle w:val="ReportTable"/>
+              <w:keepNext w:val="true"/>
+              <w:widowControl w:val="false"/>
+              <w:jc w:val="start"/>
+              <w:rPr/>
+            </w:pPr>
+            <w:r>
+              <w:rPr>
+                <w:sz w:val="18"/>
+              </w:rPr>
+              <w:t xml:space="preserve">B </w:t>
+            </w:r>
+            <w:r>
+              <w:rPr>
+                <w:sz w:val="18"/>
+              </w:rPr>
+              <w:t>风机</w:t>
+            </w:r>
+            <w:r>
+              <w:rPr>
+                <w:sz w:val="18"/>
+              </w:rPr>
+              <w:t>1</w:t>
+            </w:r>
+            <w:r>
+              <w:rPr>
+                <w:sz w:val="18"/>
+              </w:rPr>
+              <w:t>水上</w:t>
+            </w:r>
+          </w:p>
+        </w:tc>
+        <w:tc>
+          <w:tcPr>
+            <w:tcW w:w="1661" w:type="dxa"/>
+            <w:tcBorders/>
+            <w:vAlign w:val="center"/>
+          </w:tcPr>
+          <w:p>
+            <w:pPr>
+              <w:pStyle w:val="ReportTable"/>
+              <w:keepNext w:val="true"/>
+              <w:widowControl w:val="false"/>
+              <w:jc w:val="start"/>
+              <w:rPr/>
+            </w:pPr>
+            <w:r>
+              <w:rPr>
+                <w:sz w:val="18"/>
+              </w:rPr>
+              <w:t>AAV3</w:t>
+            </w:r>
+          </w:p>
+        </w:tc>
+        <w:tc>
+          <w:tcPr>
+            <w:tcW w:w="1661" w:type="dxa"/>
+            <w:tcBorders/>
+            <w:vAlign w:val="center"/>
+          </w:tcPr>
+          <w:p>
+            <w:pPr>
+              <w:pStyle w:val="ReportTable"/>
+              <w:keepNext w:val="true"/>
+              <w:widowControl w:val="false"/>
+              <w:jc w:val="start"/>
+              <w:rPr/>
+            </w:pPr>
+            <w:r>
+              <w:rPr>
+                <w:sz w:val="18"/>
+              </w:rPr>
+              <w:t>86/86</w:t>
+            </w:r>
+          </w:p>
+        </w:tc>
+        <w:tc>
+          <w:tcPr>
+            <w:tcW w:w="1661" w:type="dxa"/>
+            <w:tcBorders/>
+            <w:vAlign w:val="center"/>
+          </w:tcPr>
+          <w:p>
+            <w:pPr>
+              <w:pStyle w:val="ReportTable"/>
+              <w:keepNext w:val="true"/>
+              <w:widowControl w:val="false"/>
+              <w:jc w:val="start"/>
+              <w:rPr/>
+            </w:pPr>
+            <w:r>
+              <w:rPr>
+                <w:sz w:val="18"/>
+              </w:rPr>
+              <w:t>84.804</w:t>
+            </w:r>
+          </w:p>
+        </w:tc>
+        <w:tc>
+          <w:tcPr>
+            <w:tcW w:w="1662" w:type="dxa"/>
+            <w:tcBorders/>
+            <w:vAlign w:val="center"/>
+          </w:tcPr>
+          <w:p>
+            <w:pPr>
+              <w:pStyle w:val="ReportTable"/>
+              <w:keepNext w:val="true"/>
+              <w:widowControl w:val="false"/>
+              <w:jc w:val="start"/>
+              <w:rPr/>
+            </w:pPr>
+            <w:r>
+              <w:rPr>
+                <w:sz w:val="18"/>
+              </w:rPr>
+              <w:t>—</w:t>
+            </w:r>
+          </w:p>
+        </w:tc>
+      </w:tr>
+      <w:tr>
+        <w:trPr>
+          <w:cantSplit w:val="true"/>
+        </w:trPr>
+        <w:tc>
+          <w:tcPr>
+            <w:tcW w:w="1661" w:type="dxa"/>
+            <w:tcBorders/>
+            <w:vAlign w:val="center"/>
+          </w:tcPr>
+          <w:p>
+            <w:pPr>
+              <w:pStyle w:val="ReportTable"/>
+              <w:keepNext w:val="true"/>
+              <w:widowControl w:val="false"/>
+              <w:jc w:val="start"/>
+              <w:rPr/>
+            </w:pPr>
+            <w:r>
+              <w:rPr>
+                <w:sz w:val="18"/>
+              </w:rPr>
+              <w:t xml:space="preserve">B </w:t>
+            </w:r>
+            <w:r>
+              <w:rPr>
+                <w:sz w:val="18"/>
+              </w:rPr>
+              <w:t>风机</w:t>
+            </w:r>
+            <w:r>
+              <w:rPr>
+                <w:sz w:val="18"/>
+              </w:rPr>
+              <w:t>2</w:t>
+            </w:r>
+            <w:r>
+              <w:rPr>
+                <w:sz w:val="18"/>
+              </w:rPr>
+              <w:t>水上</w:t>
+            </w:r>
+          </w:p>
+        </w:tc>
+        <w:tc>
+          <w:tcPr>
+            <w:tcW w:w="1661" w:type="dxa"/>
+            <w:tcBorders/>
+            <w:vAlign w:val="center"/>
+          </w:tcPr>
+          <w:p>
+            <w:pPr>
+              <w:pStyle w:val="ReportTable"/>
+              <w:keepNext w:val="true"/>
+              <w:widowControl w:val="false"/>
+              <w:jc w:val="start"/>
+              <w:rPr/>
+            </w:pPr>
+            <w:r>
+              <w:rPr>
+                <w:sz w:val="18"/>
+              </w:rPr>
+              <w:t>AAV1</w:t>
+            </w:r>
+          </w:p>
+        </w:tc>
+        <w:tc>
+          <w:tcPr>
+            <w:tcW w:w="1661" w:type="dxa"/>
+            <w:tcBorders/>
+            <w:vAlign w:val="center"/>
+          </w:tcPr>
+          <w:p>
+            <w:pPr>
+              <w:pStyle w:val="ReportTable"/>
+              <w:keepNext w:val="true"/>
+              <w:widowControl w:val="false"/>
+              <w:jc w:val="start"/>
+              <w:rPr/>
+            </w:pPr>
+            <w:r>
+              <w:rPr>
+                <w:sz w:val="18"/>
+              </w:rPr>
+              <w:t>86/86</w:t>
+            </w:r>
+          </w:p>
+        </w:tc>
+        <w:tc>
+          <w:tcPr>
+            <w:tcW w:w="1661" w:type="dxa"/>
+            <w:tcBorders/>
+            <w:vAlign w:val="center"/>
+          </w:tcPr>
+          <w:p>
+            <w:pPr>
+              <w:pStyle w:val="ReportTable"/>
+              <w:keepNext w:val="true"/>
+              <w:widowControl w:val="false"/>
+              <w:jc w:val="start"/>
+              <w:rPr/>
+            </w:pPr>
+            <w:r>
+              <w:rPr>
+                <w:sz w:val="18"/>
+              </w:rPr>
+              <w:t>84.804</w:t>
+            </w:r>
+          </w:p>
+        </w:tc>
+        <w:tc>
+          <w:tcPr>
+            <w:tcW w:w="1662" w:type="dxa"/>
+            <w:tcBorders/>
+            <w:vAlign w:val="center"/>
+          </w:tcPr>
+          <w:p>
+            <w:pPr>
+              <w:pStyle w:val="ReportTable"/>
+              <w:keepNext w:val="true"/>
+              <w:widowControl w:val="false"/>
+              <w:jc w:val="start"/>
+              <w:rPr/>
+            </w:pPr>
+            <w:r>
+              <w:rPr>
+                <w:sz w:val="18"/>
+              </w:rPr>
+              <w:t>—</w:t>
+            </w:r>
+          </w:p>
+        </w:tc>
+      </w:tr>
+      <w:tr>
+        <w:trPr>
+          <w:cantSplit w:val="true"/>
+        </w:trPr>
+        <w:tc>
+          <w:tcPr>
+            <w:tcW w:w="1661" w:type="dxa"/>
+            <w:tcBorders/>
+            <w:vAlign w:val="center"/>
+          </w:tcPr>
+          <w:p>
+            <w:pPr>
+              <w:pStyle w:val="ReportTable"/>
+              <w:keepNext w:val="true"/>
+              <w:widowControl w:val="false"/>
+              <w:jc w:val="start"/>
+              <w:rPr/>
+            </w:pPr>
+            <w:r>
+              <w:rPr>
+                <w:sz w:val="18"/>
+              </w:rPr>
+              <w:t xml:space="preserve">B </w:t>
+            </w:r>
+            <w:r>
+              <w:rPr>
+                <w:sz w:val="18"/>
+              </w:rPr>
+              <w:t>风机</w:t>
+            </w:r>
+            <w:r>
+              <w:rPr>
+                <w:sz w:val="18"/>
+              </w:rPr>
+              <w:t>1</w:t>
+            </w:r>
+            <w:r>
+              <w:rPr>
+                <w:sz w:val="18"/>
+              </w:rPr>
+              <w:t>基础</w:t>
+            </w:r>
+          </w:p>
+        </w:tc>
+        <w:tc>
+          <w:tcPr>
+            <w:tcW w:w="1661" w:type="dxa"/>
+            <w:tcBorders/>
+            <w:vAlign w:val="center"/>
+          </w:tcPr>
+          <w:p>
+            <w:pPr>
+              <w:pStyle w:val="ReportTable"/>
+              <w:keepNext w:val="true"/>
+              <w:widowControl w:val="false"/>
+              <w:jc w:val="start"/>
+              <w:rPr/>
+            </w:pPr>
+            <w:r>
+              <w:rPr>
+                <w:sz w:val="18"/>
+              </w:rPr>
+              <w:t>AAV2</w:t>
+            </w:r>
+          </w:p>
+        </w:tc>
+        <w:tc>
+          <w:tcPr>
+            <w:tcW w:w="1661" w:type="dxa"/>
+            <w:tcBorders/>
+            <w:vAlign w:val="center"/>
+          </w:tcPr>
+          <w:p>
+            <w:pPr>
+              <w:pStyle w:val="ReportTable"/>
+              <w:keepNext w:val="true"/>
+              <w:widowControl w:val="false"/>
+              <w:jc w:val="start"/>
+              <w:rPr/>
+            </w:pPr>
+            <w:r>
+              <w:rPr>
+                <w:sz w:val="18"/>
+              </w:rPr>
+              <w:t>60/60</w:t>
+            </w:r>
+          </w:p>
+        </w:tc>
+        <w:tc>
+          <w:tcPr>
+            <w:tcW w:w="1661" w:type="dxa"/>
+            <w:tcBorders/>
+            <w:vAlign w:val="center"/>
+          </w:tcPr>
+          <w:p>
+            <w:pPr>
+              <w:pStyle w:val="ReportTable"/>
+              <w:keepNext w:val="true"/>
+              <w:widowControl w:val="false"/>
+              <w:jc w:val="start"/>
+              <w:rPr/>
+            </w:pPr>
+            <w:r>
+              <w:rPr>
+                <w:sz w:val="18"/>
+              </w:rPr>
+              <w:t>35.434</w:t>
+            </w:r>
+          </w:p>
+        </w:tc>
+        <w:tc>
+          <w:tcPr>
+            <w:tcW w:w="1662" w:type="dxa"/>
+            <w:tcBorders/>
+            <w:vAlign w:val="center"/>
+          </w:tcPr>
+          <w:p>
+            <w:pPr>
+              <w:pStyle w:val="ReportTable"/>
+              <w:keepNext w:val="true"/>
+              <w:widowControl w:val="false"/>
+              <w:jc w:val="start"/>
+              <w:rPr/>
+            </w:pPr>
+            <w:r>
+              <w:rPr>
+                <w:sz w:val="18"/>
+              </w:rPr>
+              <w:t>—</w:t>
+            </w:r>
+          </w:p>
+        </w:tc>
+      </w:tr>
+      <w:tr>
+        <w:trPr>
+          <w:cantSplit w:val="true"/>
+        </w:trPr>
+        <w:tc>
+          <w:tcPr>
+            <w:tcW w:w="1661" w:type="dxa"/>
+            <w:tcBorders/>
+            <w:vAlign w:val="center"/>
+          </w:tcPr>
+          <w:p>
+            <w:pPr>
+              <w:pStyle w:val="ReportTable"/>
+              <w:keepNext w:val="true"/>
+              <w:widowControl w:val="false"/>
+              <w:jc w:val="start"/>
+              <w:rPr/>
+            </w:pPr>
+            <w:r>
+              <w:rPr>
+                <w:sz w:val="18"/>
+              </w:rPr>
+              <w:t xml:space="preserve">B </w:t>
+            </w:r>
+            <w:r>
+              <w:rPr>
+                <w:sz w:val="18"/>
+              </w:rPr>
+              <w:t>风机</w:t>
+            </w:r>
+            <w:r>
+              <w:rPr>
+                <w:sz w:val="18"/>
+              </w:rPr>
+              <w:t>2</w:t>
+            </w:r>
+            <w:r>
+              <w:rPr>
+                <w:sz w:val="18"/>
+              </w:rPr>
+              <w:t>基础</w:t>
+            </w:r>
+          </w:p>
+        </w:tc>
+        <w:tc>
+          <w:tcPr>
+            <w:tcW w:w="1661" w:type="dxa"/>
+            <w:tcBorders/>
+            <w:vAlign w:val="center"/>
+          </w:tcPr>
+          <w:p>
+            <w:pPr>
+              <w:pStyle w:val="ReportTable"/>
+              <w:keepNext w:val="true"/>
+              <w:widowControl w:val="false"/>
+              <w:jc w:val="start"/>
+              <w:rPr/>
+            </w:pPr>
+            <w:r>
+              <w:rPr>
+                <w:sz w:val="18"/>
+              </w:rPr>
+              <w:t>UUV</w:t>
+            </w:r>
+          </w:p>
+        </w:tc>
+        <w:tc>
+          <w:tcPr>
+            <w:tcW w:w="1661" w:type="dxa"/>
+            <w:tcBorders/>
+            <w:vAlign w:val="center"/>
+          </w:tcPr>
+          <w:p>
+            <w:pPr>
+              <w:pStyle w:val="ReportTable"/>
+              <w:keepNext w:val="true"/>
+              <w:widowControl w:val="false"/>
+              <w:jc w:val="start"/>
+              <w:rPr/>
+            </w:pPr>
+            <w:r>
+              <w:rPr>
+                <w:sz w:val="18"/>
+              </w:rPr>
+              <w:t>60/60</w:t>
+            </w:r>
+          </w:p>
+        </w:tc>
+        <w:tc>
+          <w:tcPr>
+            <w:tcW w:w="1661" w:type="dxa"/>
+            <w:tcBorders/>
+            <w:vAlign w:val="center"/>
+          </w:tcPr>
+          <w:p>
+            <w:pPr>
+              <w:pStyle w:val="ReportTable"/>
+              <w:keepNext w:val="true"/>
+              <w:widowControl w:val="false"/>
+              <w:jc w:val="start"/>
+              <w:rPr/>
+            </w:pPr>
+            <w:r>
+              <w:rPr>
+                <w:sz w:val="18"/>
+              </w:rPr>
+              <w:t>35.434</w:t>
+            </w:r>
+          </w:p>
+        </w:tc>
+        <w:tc>
+          <w:tcPr>
+            <w:tcW w:w="1662" w:type="dxa"/>
+            <w:tcBorders/>
+            <w:vAlign w:val="center"/>
+          </w:tcPr>
+          <w:p>
+            <w:pPr>
+              <w:pStyle w:val="ReportTable"/>
+              <w:keepNext w:val="true"/>
+              <w:widowControl w:val="false"/>
+              <w:jc w:val="start"/>
+              <w:rPr/>
+            </w:pPr>
+            <w:r>
+              <w:rPr>
+                <w:sz w:val="18"/>
+              </w:rPr>
+              <w:t>—</w:t>
+            </w:r>
+          </w:p>
+        </w:tc>
+      </w:tr>
+      <w:tr>
+        <w:trPr>
+          <w:cantSplit w:val="true"/>
+        </w:trPr>
+        <w:tc>
+          <w:tcPr>
+            <w:tcW w:w="1661" w:type="dxa"/>
+            <w:tcBorders/>
+            <w:vAlign w:val="center"/>
+          </w:tcPr>
+          <w:p>
+            <w:pPr>
+              <w:pStyle w:val="ReportTable"/>
+              <w:keepNext w:val="true"/>
+              <w:widowControl w:val="false"/>
+              <w:jc w:val="start"/>
+              <w:rPr/>
+            </w:pPr>
+            <w:r>
+              <w:rPr>
+                <w:sz w:val="18"/>
+              </w:rPr>
+              <w:t xml:space="preserve">C </w:t>
+            </w:r>
+            <w:r>
+              <w:rPr>
+                <w:sz w:val="18"/>
+              </w:rPr>
+              <w:t>平台水上外侧</w:t>
+            </w:r>
+          </w:p>
+        </w:tc>
+        <w:tc>
+          <w:tcPr>
+            <w:tcW w:w="1661" w:type="dxa"/>
+            <w:tcBorders/>
+            <w:vAlign w:val="center"/>
+          </w:tcPr>
+          <w:p>
+            <w:pPr>
+              <w:pStyle w:val="ReportTable"/>
+              <w:keepNext w:val="true"/>
+              <w:widowControl w:val="false"/>
+              <w:jc w:val="start"/>
+              <w:rPr/>
+            </w:pPr>
+            <w:r>
+              <w:rPr>
+                <w:sz w:val="18"/>
+              </w:rPr>
+              <w:t>AAV2</w:t>
+            </w:r>
+          </w:p>
+        </w:tc>
+        <w:tc>
+          <w:tcPr>
+            <w:tcW w:w="1661" w:type="dxa"/>
+            <w:tcBorders/>
+            <w:vAlign w:val="center"/>
+          </w:tcPr>
+          <w:p>
+            <w:pPr>
+              <w:pStyle w:val="ReportTable"/>
+              <w:keepNext w:val="true"/>
+              <w:widowControl w:val="false"/>
+              <w:jc w:val="start"/>
+              <w:rPr/>
+            </w:pPr>
+            <w:r>
+              <w:rPr>
+                <w:sz w:val="18"/>
+              </w:rPr>
+              <w:t>60/60</w:t>
+            </w:r>
+          </w:p>
+        </w:tc>
+        <w:tc>
+          <w:tcPr>
+            <w:tcW w:w="1661" w:type="dxa"/>
+            <w:tcBorders/>
+            <w:vAlign w:val="center"/>
+          </w:tcPr>
+          <w:p>
+            <w:pPr>
+              <w:pStyle w:val="ReportTable"/>
+              <w:keepNext w:val="true"/>
+              <w:widowControl w:val="false"/>
+              <w:jc w:val="start"/>
+              <w:rPr/>
+            </w:pPr>
+            <w:r>
+              <w:rPr>
+                <w:sz w:val="18"/>
+              </w:rPr>
+              <w:t>116.512</w:t>
+            </w:r>
+          </w:p>
+        </w:tc>
+        <w:tc>
+          <w:tcPr>
+            <w:tcW w:w="1662" w:type="dxa"/>
+            <w:tcBorders/>
+            <w:vAlign w:val="center"/>
+          </w:tcPr>
+          <w:p>
+            <w:pPr>
+              <w:pStyle w:val="ReportTable"/>
+              <w:keepNext w:val="true"/>
+              <w:widowControl w:val="false"/>
+              <w:jc w:val="start"/>
+              <w:rPr/>
+            </w:pPr>
+            <w:r>
+              <w:rPr>
+                <w:sz w:val="18"/>
+              </w:rPr>
+              <w:t>—</w:t>
+            </w:r>
+          </w:p>
+        </w:tc>
+      </w:tr>
+      <w:tr>
+        <w:trPr>
+          <w:cantSplit w:val="true"/>
+        </w:trPr>
+        <w:tc>
+          <w:tcPr>
+            <w:tcW w:w="1661" w:type="dxa"/>
+            <w:tcBorders/>
+            <w:vAlign w:val="center"/>
+          </w:tcPr>
+          <w:p>
+            <w:pPr>
+              <w:pStyle w:val="ReportTable"/>
+              <w:keepNext w:val="true"/>
+              <w:widowControl w:val="false"/>
+              <w:jc w:val="start"/>
+              <w:rPr/>
+            </w:pPr>
+            <w:r>
+              <w:rPr>
+                <w:sz w:val="18"/>
+              </w:rPr>
+              <w:t xml:space="preserve">C </w:t>
+            </w:r>
+            <w:r>
+              <w:rPr>
+                <w:sz w:val="18"/>
+              </w:rPr>
+              <w:t>平台水下结构</w:t>
+            </w:r>
+          </w:p>
+        </w:tc>
+        <w:tc>
+          <w:tcPr>
+            <w:tcW w:w="1661" w:type="dxa"/>
+            <w:tcBorders/>
+            <w:vAlign w:val="center"/>
+          </w:tcPr>
+          <w:p>
+            <w:pPr>
+              <w:pStyle w:val="ReportTable"/>
+              <w:keepNext w:val="true"/>
+              <w:widowControl w:val="false"/>
+              <w:jc w:val="start"/>
+              <w:rPr/>
+            </w:pPr>
+            <w:r>
+              <w:rPr>
+                <w:sz w:val="18"/>
+              </w:rPr>
+              <w:t>AAV3</w:t>
+            </w:r>
+          </w:p>
+        </w:tc>
+        <w:tc>
+          <w:tcPr>
+            <w:tcW w:w="1661" w:type="dxa"/>
+            <w:tcBorders/>
+            <w:vAlign w:val="center"/>
+          </w:tcPr>
+          <w:p>
+            <w:pPr>
+              <w:pStyle w:val="ReportTable"/>
+              <w:keepNext w:val="true"/>
+              <w:widowControl w:val="false"/>
+              <w:jc w:val="start"/>
+              <w:rPr/>
+            </w:pPr>
+            <w:r>
+              <w:rPr>
+                <w:sz w:val="18"/>
+              </w:rPr>
+              <w:t>60/60</w:t>
+            </w:r>
+          </w:p>
+        </w:tc>
+        <w:tc>
+          <w:tcPr>
+            <w:tcW w:w="1661" w:type="dxa"/>
+            <w:tcBorders/>
+            <w:vAlign w:val="center"/>
+          </w:tcPr>
+          <w:p>
+            <w:pPr>
+              <w:pStyle w:val="ReportTable"/>
+              <w:keepNext w:val="true"/>
+              <w:widowControl w:val="false"/>
+              <w:jc w:val="start"/>
+              <w:rPr/>
+            </w:pPr>
+            <w:r>
+              <w:rPr>
+                <w:sz w:val="18"/>
+              </w:rPr>
+              <w:t>94.474</w:t>
+            </w:r>
+          </w:p>
+        </w:tc>
+        <w:tc>
+          <w:tcPr>
+            <w:tcW w:w="1662" w:type="dxa"/>
+            <w:tcBorders/>
+            <w:vAlign w:val="center"/>
+          </w:tcPr>
+          <w:p>
+            <w:pPr>
+              <w:pStyle w:val="ReportTable"/>
+              <w:keepNext w:val="true"/>
+              <w:widowControl w:val="false"/>
+              <w:jc w:val="start"/>
+              <w:rPr/>
+            </w:pPr>
+            <w:r>
+              <w:rPr>
+                <w:sz w:val="18"/>
+              </w:rPr>
+              <w:t>—</w:t>
+            </w:r>
+          </w:p>
+        </w:tc>
+      </w:tr>
+      <w:tr>
+        <w:trPr>
+          <w:cantSplit w:val="true"/>
+        </w:trPr>
+        <w:tc>
+          <w:tcPr>
+            <w:tcW w:w="1661" w:type="dxa"/>
+            <w:tcBorders>
+              <w:bottom w:val="single" w:sz="4" w:space="0" w:color="000000"/>
+            </w:tcBorders>
+            <w:vAlign w:val="center"/>
+          </w:tcPr>
+          <w:p>
+            <w:pPr>
+              <w:pStyle w:val="ReportTable"/>
+              <w:keepNext w:val="false"/>
+              <w:widowControl w:val="false"/>
+              <w:jc w:val="start"/>
+              <w:rPr/>
+            </w:pPr>
+            <w:r>
+              <w:rPr>
+                <w:sz w:val="18"/>
+              </w:rPr>
+              <w:t xml:space="preserve">C </w:t>
+            </w:r>
+            <w:r>
+              <w:rPr>
+                <w:sz w:val="18"/>
+              </w:rPr>
+              <w:t>管路及局部位置</w:t>
+            </w:r>
+          </w:p>
+        </w:tc>
+        <w:tc>
+          <w:tcPr>
+            <w:tcW w:w="1661" w:type="dxa"/>
+            <w:tcBorders>
+              <w:bottom w:val="single" w:sz="4" w:space="0" w:color="000000"/>
+            </w:tcBorders>
+            <w:vAlign w:val="center"/>
+          </w:tcPr>
+          <w:p>
+            <w:pPr>
+              <w:pStyle w:val="ReportTable"/>
+              <w:keepNext w:val="false"/>
+              <w:widowControl w:val="false"/>
+              <w:jc w:val="start"/>
+              <w:rPr/>
+            </w:pPr>
+            <w:r>
+              <w:rPr>
+                <w:sz w:val="18"/>
+              </w:rPr>
+              <w:t>AAV1</w:t>
+            </w:r>
+          </w:p>
+        </w:tc>
+        <w:tc>
+          <w:tcPr>
+            <w:tcW w:w="1661" w:type="dxa"/>
+            <w:tcBorders>
+              <w:bottom w:val="single" w:sz="4" w:space="0" w:color="000000"/>
+            </w:tcBorders>
+            <w:vAlign w:val="center"/>
+          </w:tcPr>
+          <w:p>
+            <w:pPr>
+              <w:pStyle w:val="ReportTable"/>
+              <w:keepNext w:val="false"/>
+              <w:widowControl w:val="false"/>
+              <w:jc w:val="start"/>
+              <w:rPr/>
+            </w:pPr>
+            <w:r>
+              <w:rPr>
+                <w:sz w:val="18"/>
+              </w:rPr>
+              <w:t>6/6</w:t>
+            </w:r>
+          </w:p>
+        </w:tc>
+        <w:tc>
+          <w:tcPr>
+            <w:tcW w:w="1661" w:type="dxa"/>
+            <w:tcBorders>
+              <w:bottom w:val="single" w:sz="4" w:space="0" w:color="000000"/>
+            </w:tcBorders>
+            <w:vAlign w:val="center"/>
+          </w:tcPr>
+          <w:p>
+            <w:pPr>
+              <w:pStyle w:val="ReportTable"/>
+              <w:keepNext w:val="false"/>
+              <w:widowControl w:val="false"/>
+              <w:jc w:val="start"/>
+              <w:rPr/>
+            </w:pPr>
+            <w:r>
+              <w:rPr>
+                <w:sz w:val="18"/>
+              </w:rPr>
+              <w:t>21.492</w:t>
+            </w:r>
+          </w:p>
+        </w:tc>
+        <w:tc>
+          <w:tcPr>
+            <w:tcW w:w="1662" w:type="dxa"/>
+            <w:tcBorders>
+              <w:bottom w:val="single" w:sz="4" w:space="0" w:color="000000"/>
+            </w:tcBorders>
+            <w:vAlign w:val="center"/>
+          </w:tcPr>
+          <w:p>
+            <w:pPr>
+              <w:pStyle w:val="ReportTable"/>
+              <w:keepNext w:val="false"/>
+              <w:widowControl w:val="false"/>
+              <w:jc w:val="start"/>
+              <w:rPr/>
+            </w:pPr>
+            <w:r>
+              <w:rPr>
+                <w:sz w:val="18"/>
+              </w:rPr>
+              <w:t>12.000</w:t>
+            </w:r>
+          </w:p>
+        </w:tc>
+      </w:tr>
+    </w:tbl>
+    <w:p>
+      <w:pPr>
+        <w:pStyle w:val="Normal"/>
+        <w:rPr/>
+      </w:pPr>
+      <w:r>
+        <w:rPr>
+          <w:sz w:val="21"/>
+        </w:rPr>
+        <w:t>长度取控制报告中的实际合格区间累计，不是全程航迹里程；进场、段间连接、避障及返回不计入作业量，重复合格区间不重复计数。管路的</w:t>
+      </w:r>
+      <w:r>
+        <w:rPr>
+          <w:sz w:val="21"/>
+        </w:rPr>
+        <w:t>6</w:t>
+      </w:r>
+      <w:r>
+        <w:rPr>
+          <w:sz w:val="21"/>
+        </w:rPr>
+        <w:t>段包括</w:t>
+      </w:r>
+      <w:r>
+        <w:rPr>
+          <w:sz w:val="21"/>
+        </w:rPr>
+        <w:t>3</w:t>
+      </w:r>
+      <w:r>
+        <w:rPr>
+          <w:sz w:val="21"/>
+        </w:rPr>
+        <w:t>段沿线和</w:t>
+      </w:r>
+      <w:r>
+        <w:rPr>
+          <w:sz w:val="21"/>
+        </w:rPr>
+        <w:t>3</w:t>
+      </w:r>
+      <w:r>
+        <w:rPr>
+          <w:sz w:val="21"/>
+        </w:rPr>
+        <w:t>处局部作业，局部时间要求为</w:t>
+      </w:r>
+      <w:r>
+        <w:rPr>
+          <w:sz w:val="21"/>
+        </w:rPr>
+        <w:t>3×4s</w:t>
+      </w:r>
+      <w:r>
+        <w:rPr>
+          <w:sz w:val="21"/>
+        </w:rPr>
+        <w:t>。各项作业的区间、版本及完成报告对应同一请求，统计结果为所选控制作业</w:t>
+      </w:r>
+      <w:r>
+        <w:rPr>
+          <w:sz w:val="21"/>
+        </w:rPr>
+        <w:t>100%</w:t>
+      </w:r>
+      <w:r>
+        <w:rPr>
+          <w:sz w:val="21"/>
+        </w:rPr>
+        <w:t>完成，不代替缺陷识别或传感质量评价。</w:t>
+      </w:r>
+    </w:p>
+    <w:p>
+      <w:pPr>
+        <w:pStyle w:val="Caption"/>
+        <w:keepNext w:val="true"/>
+        <w:jc w:val="center"/>
+        <w:rPr>
+          <w:rFonts w:ascii="Times New Roman" w:hAnsi="Times New Roman" w:eastAsia="黑体"/>
+          <w:i w:val="false"/>
+          <w:i w:val="false"/>
+          <w:sz w:val="21"/>
+        </w:rPr>
+      </w:pPr>
+      <w:r>
+        <w:rPr>
+          <w:rFonts w:ascii="Times New Roman" w:hAnsi="Times New Roman" w:eastAsia="黑体"/>
+          <w:i w:val="false"/>
+          <w:sz w:val="21"/>
+        </w:rPr>
+        <w:t xml:space="preserve">表 </w:t>
+      </w:r>
+      <w:r>
+        <w:rPr>
+          <w:rFonts w:ascii="Times New Roman" w:hAnsi="Times New Roman" w:eastAsia="黑体"/>
+          <w:i w:val="false"/>
+          <w:sz w:val="21"/>
+        </w:rPr>
+        <w:fldChar w:fldCharType="begin"/>
+      </w:r>
+      <w:r>
+        <w:rPr>
+          <w:sz w:val="21"/>
+          <w:i w:val="false"/>
+          <w:rFonts w:ascii="Times New Roman" w:hAnsi="Times New Roman" w:eastAsia="黑体"/>
+        </w:rPr>
+        <w:instrText xml:space="preserve"> SEQ 表 \* ARABIC </w:instrText>
+      </w:r>
+      <w:r>
+        <w:rPr>
+          <w:sz w:val="21"/>
+          <w:i w:val="false"/>
+          <w:rFonts w:ascii="Times New Roman" w:hAnsi="Times New Roman" w:eastAsia="黑体"/>
+        </w:rPr>
+        <w:fldChar w:fldCharType="separate"/>
+      </w:r>
+      <w:r>
+        <w:rPr>
+          <w:sz w:val="21"/>
+          <w:i w:val="false"/>
+          <w:rFonts w:ascii="Times New Roman" w:hAnsi="Times New Roman" w:eastAsia="黑体"/>
+        </w:rPr>
+        <w:t>8</w:t>
       </w:r>
       <w:r>
         <w:rPr>
@@ -28965,6 +31123,7 @@
           <w:p>
             <w:pPr>
               <w:pStyle w:val="ReportTable"/>
+              <w:keepNext w:val="true"/>
               <w:widowControl w:val="false"/>
               <w:jc w:val="start"/>
               <w:rPr/>
@@ -28989,6 +31148,7 @@
           <w:p>
             <w:pPr>
               <w:pStyle w:val="ReportTable"/>
+              <w:keepNext w:val="true"/>
               <w:widowControl w:val="false"/>
               <w:jc w:val="start"/>
               <w:rPr/>
@@ -29013,6 +31173,7 @@
           <w:p>
             <w:pPr>
               <w:pStyle w:val="ReportTable"/>
+              <w:keepNext w:val="true"/>
               <w:widowControl w:val="false"/>
               <w:jc w:val="start"/>
               <w:rPr/>
@@ -29039,6 +31200,7 @@
           <w:p>
             <w:pPr>
               <w:pStyle w:val="ReportTable"/>
+              <w:keepNext w:val="true"/>
               <w:widowControl w:val="false"/>
               <w:jc w:val="start"/>
               <w:rPr/>
@@ -29066,6 +31228,7 @@
           <w:p>
             <w:pPr>
               <w:pStyle w:val="ReportTable"/>
+              <w:keepNext w:val="true"/>
               <w:widowControl w:val="false"/>
               <w:jc w:val="start"/>
               <w:rPr/>
@@ -29087,6 +31250,7 @@
           <w:p>
             <w:pPr>
               <w:pStyle w:val="ReportTable"/>
+              <w:keepNext w:val="true"/>
               <w:widowControl w:val="false"/>
               <w:jc w:val="start"/>
               <w:rPr/>
@@ -29113,6 +31277,7 @@
           <w:p>
             <w:pPr>
               <w:pStyle w:val="ReportTable"/>
+              <w:keepNext w:val="true"/>
               <w:widowControl w:val="false"/>
               <w:jc w:val="start"/>
               <w:rPr/>
@@ -29140,6 +31305,7 @@
           <w:p>
             <w:pPr>
               <w:pStyle w:val="ReportTable"/>
+              <w:keepNext w:val="true"/>
               <w:widowControl w:val="false"/>
               <w:jc w:val="start"/>
               <w:rPr/>
@@ -29161,6 +31327,7 @@
           <w:p>
             <w:pPr>
               <w:pStyle w:val="ReportTable"/>
+              <w:keepNext w:val="true"/>
               <w:widowControl w:val="false"/>
               <w:jc w:val="start"/>
               <w:rPr/>
@@ -29187,6 +31354,7 @@
           <w:p>
             <w:pPr>
               <w:pStyle w:val="ReportTable"/>
+              <w:keepNext w:val="true"/>
               <w:widowControl w:val="false"/>
               <w:jc w:val="start"/>
               <w:rPr/>
@@ -29208,6 +31376,7 @@
           <w:p>
             <w:pPr>
               <w:pStyle w:val="ReportTable"/>
+              <w:keepNext w:val="true"/>
               <w:widowControl w:val="false"/>
               <w:jc w:val="start"/>
               <w:rPr/>
@@ -29229,6 +31398,7 @@
           <w:p>
             <w:pPr>
               <w:pStyle w:val="ReportTable"/>
+              <w:keepNext w:val="true"/>
               <w:widowControl w:val="false"/>
               <w:jc w:val="start"/>
               <w:rPr/>
@@ -29255,6 +31425,7 @@
           <w:p>
             <w:pPr>
               <w:pStyle w:val="ReportTable"/>
+              <w:keepNext w:val="true"/>
               <w:widowControl w:val="false"/>
               <w:jc w:val="start"/>
               <w:rPr/>
@@ -29276,6 +31447,7 @@
           <w:p>
             <w:pPr>
               <w:pStyle w:val="ReportTable"/>
+              <w:keepNext w:val="true"/>
               <w:widowControl w:val="false"/>
               <w:jc w:val="start"/>
               <w:rPr/>
@@ -29297,6 +31469,7 @@
           <w:p>
             <w:pPr>
               <w:pStyle w:val="ReportTable"/>
+              <w:keepNext w:val="true"/>
               <w:widowControl w:val="false"/>
               <w:jc w:val="start"/>
               <w:rPr/>
@@ -29325,6 +31498,7 @@
           <w:p>
             <w:pPr>
               <w:pStyle w:val="ReportTable"/>
+              <w:keepNext w:val="false"/>
               <w:widowControl w:val="false"/>
               <w:jc w:val="start"/>
               <w:rPr/>
@@ -29348,6 +31522,7 @@
           <w:p>
             <w:pPr>
               <w:pStyle w:val="ReportTable"/>
+              <w:keepNext w:val="false"/>
               <w:widowControl w:val="false"/>
               <w:jc w:val="start"/>
               <w:rPr/>
@@ -29371,6 +31546,7 @@
           <w:p>
             <w:pPr>
               <w:pStyle w:val="ReportTable"/>
+              <w:keepNext w:val="false"/>
               <w:widowControl w:val="false"/>
               <w:jc w:val="start"/>
               <w:rPr/>
@@ -29460,7 +31636,82 @@
         <w:rPr>
           <w:sz w:val="21"/>
         </w:rPr>
+        <w:t>表</w:t>
+      </w:r>
+      <w:r>
+        <w:rPr>
+          <w:sz w:val="21"/>
+        </w:rPr>
+        <w:t>8</w:t>
+      </w:r>
+      <w:r>
+        <w:rPr>
+          <w:sz w:val="21"/>
+        </w:rPr>
+        <w:t>为完整历史采样的声明包络净距，不是连续时间安全证书。</w:t>
+      </w:r>
+      <w:r>
+        <w:rPr>
+          <w:sz w:val="21"/>
+        </w:rPr>
+        <w:t>A</w:t>
+      </w:r>
+      <w:r>
+        <w:rPr>
+          <w:sz w:val="21"/>
+        </w:rPr>
+        <w:t>本次未做同口径完整独立净距审计，因而不补填与</w:t>
+      </w:r>
+      <w:r>
+        <w:rPr>
+          <w:sz w:val="21"/>
+        </w:rPr>
+        <w:t>B/C</w:t>
+      </w:r>
+      <w:r>
+        <w:rPr>
+          <w:sz w:val="21"/>
+        </w:rPr>
+        <w:t>可比的安全数据。图</w:t>
+      </w:r>
+      <w:r>
+        <w:rPr>
+          <w:sz w:val="21"/>
+        </w:rPr>
+        <w:t>4</w:t>
+      </w:r>
+      <w:r>
+        <w:rPr>
+          <w:sz w:val="21"/>
+        </w:rPr>
+        <w:t>与表</w:t>
+      </w:r>
+      <w:r>
+        <w:rPr>
+          <w:sz w:val="21"/>
+        </w:rPr>
+        <w:t>5—8</w:t>
+      </w:r>
+      <w:r>
+        <w:rPr>
+          <w:sz w:val="21"/>
+        </w:rPr>
+        <w:t>分别保留执行过程、任务闭合、合格量和采样检查口径。</w:t>
+      </w:r>
+    </w:p>
+    <w:p>
+      <w:pPr>
+        <w:pStyle w:val="Normal"/>
+        <w:rPr/>
+      </w:pPr>
+      <w:r>
+        <w:rPr>
+          <w:sz w:val="21"/>
+        </w:rPr>
         <w:t>统一模型确定语义，联合求解组织成员和服务，误差及正进度推导建立有限完成条件，实际记录确认作业、支援、实收和返回按该链路闭合。采样净距及时间对齐给出过程量化结果。</w:t>
+      </w:r>
+      <w:r>
+        <w:br w:type="page"/>
       </w:r>
     </w:p>
     <w:p>
@@ -29472,9 +31723,9 @@
         </w:numPr>
         <w:rPr/>
       </w:pPr>
-      <w:bookmarkStart w:id="70" w:name="__RefHeading___Toc1848_4125612531"/>
-      <w:bookmarkStart w:id="71" w:name="结论"/>
-      <w:bookmarkEnd w:id="70"/>
+      <w:bookmarkStart w:id="60" w:name="__RefHeading___Toc2026_2481719326"/>
+      <w:bookmarkStart w:id="61" w:name="结论"/>
+      <w:bookmarkEnd w:id="60"/>
       <w:r>
         <w:rPr/>
         <w:t xml:space="preserve">6 </w:t>
@@ -29483,7 +31734,7 @@
         <w:rPr/>
         <w:t>结论</w:t>
       </w:r>
-      <w:bookmarkEnd w:id="71"/>
+      <w:bookmarkEnd w:id="61"/>
     </w:p>
     <w:p>
       <w:pPr>
@@ -29713,14 +31964,14 @@
         </w:numPr>
         <w:rPr/>
       </w:pPr>
-      <w:bookmarkStart w:id="72" w:name="__RefHeading___Toc1850_4125612531"/>
-      <w:bookmarkStart w:id="73" w:name="参考文献"/>
-      <w:bookmarkEnd w:id="72"/>
+      <w:bookmarkStart w:id="62" w:name="__RefHeading___Toc2028_2481719326"/>
+      <w:bookmarkStart w:id="63" w:name="参考文献"/>
+      <w:bookmarkEnd w:id="62"/>
       <w:r>
         <w:rPr/>
         <w:t>参考文献</w:t>
       </w:r>
-      <w:bookmarkEnd w:id="73"/>
+      <w:bookmarkEnd w:id="63"/>
     </w:p>
     <w:p>
       <w:pPr>
@@ -30010,9 +32261,9 @@
         </w:numPr>
         <w:rPr/>
       </w:pPr>
-      <w:bookmarkStart w:id="74" w:name="__RefHeading___Toc1852_4125612531"/>
-      <w:bookmarkStart w:id="75" w:name="附录a-仿真数据与统计定义"/>
-      <w:bookmarkEnd w:id="74"/>
+      <w:bookmarkStart w:id="64" w:name="__RefHeading___Toc2030_2481719326"/>
+      <w:bookmarkStart w:id="65" w:name="附录a-仿真数据与统计定义"/>
+      <w:bookmarkEnd w:id="64"/>
       <w:r>
         <w:rPr/>
         <w:t>附录</w:t>
@@ -30025,7 +32276,7 @@
         <w:rPr/>
         <w:t>仿真数据与统计定义</w:t>
       </w:r>
-      <w:bookmarkEnd w:id="75"/>
+      <w:bookmarkEnd w:id="65"/>
     </w:p>
     <w:p>
       <w:pPr>
@@ -30150,6 +32401,7 @@
           <w:p>
             <w:pPr>
               <w:pStyle w:val="ReportTable"/>
+              <w:keepNext w:val="true"/>
               <w:widowControl w:val="false"/>
               <w:jc w:val="start"/>
               <w:rPr/>
@@ -30174,6 +32426,7 @@
           <w:p>
             <w:pPr>
               <w:pStyle w:val="ReportTable"/>
+              <w:keepNext w:val="true"/>
               <w:widowControl w:val="false"/>
               <w:jc w:val="start"/>
               <w:rPr/>
@@ -30198,6 +32451,7 @@
           <w:p>
             <w:pPr>
               <w:pStyle w:val="ReportTable"/>
+              <w:keepNext w:val="true"/>
               <w:widowControl w:val="false"/>
               <w:jc w:val="start"/>
               <w:rPr/>
@@ -30224,6 +32478,7 @@
           <w:p>
             <w:pPr>
               <w:pStyle w:val="ReportTable"/>
+              <w:keepNext w:val="true"/>
               <w:widowControl w:val="false"/>
               <w:jc w:val="start"/>
               <w:rPr/>
@@ -30245,6 +32500,7 @@
           <w:p>
             <w:pPr>
               <w:pStyle w:val="ReportTable"/>
+              <w:keepNext w:val="true"/>
               <w:widowControl w:val="false"/>
               <w:jc w:val="start"/>
               <w:rPr/>
@@ -30266,6 +32522,7 @@
           <w:p>
             <w:pPr>
               <w:pStyle w:val="ReportTable"/>
+              <w:keepNext w:val="true"/>
               <w:widowControl w:val="false"/>
               <w:jc w:val="start"/>
               <w:rPr/>
@@ -30292,6 +32549,7 @@
           <w:p>
             <w:pPr>
               <w:pStyle w:val="ReportTable"/>
+              <w:keepNext w:val="true"/>
               <w:widowControl w:val="false"/>
               <w:jc w:val="start"/>
               <w:rPr/>
@@ -30313,6 +32571,7 @@
           <w:p>
             <w:pPr>
               <w:pStyle w:val="ReportTable"/>
+              <w:keepNext w:val="true"/>
               <w:widowControl w:val="false"/>
               <w:jc w:val="start"/>
               <w:rPr/>
@@ -30334,6 +32593,7 @@
           <w:p>
             <w:pPr>
               <w:pStyle w:val="ReportTable"/>
+              <w:keepNext w:val="true"/>
               <w:widowControl w:val="false"/>
               <w:jc w:val="start"/>
               <w:rPr/>
@@ -30362,6 +32622,7 @@
           <w:p>
             <w:pPr>
               <w:pStyle w:val="ReportTable"/>
+              <w:keepNext w:val="false"/>
               <w:widowControl w:val="false"/>
               <w:jc w:val="start"/>
               <w:rPr/>
@@ -30385,6 +32646,7 @@
           <w:p>
             <w:pPr>
               <w:pStyle w:val="ReportTable"/>
+              <w:keepNext w:val="false"/>
               <w:widowControl w:val="false"/>
               <w:jc w:val="start"/>
               <w:rPr/>
@@ -30408,6 +32670,7 @@
           <w:p>
             <w:pPr>
               <w:pStyle w:val="ReportTable"/>
+              <w:keepNext w:val="false"/>
               <w:widowControl w:val="false"/>
               <w:jc w:val="start"/>
               <w:rPr/>
@@ -30569,7 +32832,91 @@
         <w:rPr>
           <w:sz w:val="21"/>
         </w:rPr>
-        <w:t>待以派发、实际完成和报告时刻绘制，图</w:t>
+        <w:t>的起点取</w:t>
+      </w:r>
+      <w:r>
+        <w:rPr>
+          <w:sz w:val="21"/>
+        </w:rPr>
+        <w:t>GoalID</w:t>
+      </w:r>
+      <w:r>
+        <w:rPr>
+          <w:sz w:val="21"/>
+        </w:rPr>
+        <w:t>内编码的</w:t>
+      </w:r>
+      <w:r>
+        <w:rPr>
+          <w:sz w:val="21"/>
+        </w:rPr>
+        <w:t>ROS</w:t>
+      </w:r>
+      <w:r>
+        <w:rPr>
+          <w:sz w:val="21"/>
+        </w:rPr>
+        <w:t>派发时间，终点取</w:t>
+      </w:r>
+      <w:r>
+        <w:rPr>
+          <w:sz w:val="21"/>
+        </w:rPr>
+        <w:t>step_results</w:t>
+      </w:r>
+      <w:r>
+        <w:rPr>
+          <w:sz w:val="21"/>
+        </w:rPr>
+        <w:t>中匹配成功且核实的</w:t>
+      </w:r>
+      <w:r>
+        <w:rPr>
+          <w:sz w:val="21"/>
+        </w:rPr>
+        <w:t>result_received_at</w:t>
+      </w:r>
+      <w:r>
+        <w:rPr>
+          <w:sz w:val="21"/>
+        </w:rPr>
+        <w:t>；起点不是物理运动开始时刻，时间分辨率约</w:t>
+      </w:r>
+      <w:r>
+        <w:rPr>
+          <w:sz w:val="21"/>
+        </w:rPr>
+        <w:t>1ms</w:t>
+      </w:r>
+      <w:r>
+        <w:rPr>
+          <w:sz w:val="21"/>
+        </w:rPr>
+        <w:t>。报告取</w:t>
+      </w:r>
+      <w:r>
+        <w:rPr>
+          <w:sz w:val="21"/>
+        </w:rPr>
+        <w:t>generated_at</w:t>
+      </w:r>
+      <w:r>
+        <w:rPr>
+          <w:sz w:val="21"/>
+        </w:rPr>
+        <w:t>和</w:t>
+      </w:r>
+      <w:r>
+        <w:rPr>
+          <w:sz w:val="21"/>
+        </w:rPr>
+        <w:t>received_at</w:t>
+      </w:r>
+      <w:r>
+        <w:rPr>
+          <w:sz w:val="21"/>
+        </w:rPr>
+        <w:t>。图</w:t>
       </w:r>
       <w:r>
         <w:rPr>
@@ -30581,7 +32928,223 @@
         <w:rPr>
           <w:sz w:val="21"/>
         </w:rPr>
-        <w:t>待以原方案与首服务实际完成事件绘制。</w:t>
+        <w:t>另取</w:t>
+      </w:r>
+      <w:r>
+        <w:rPr>
+          <w:sz w:val="21"/>
+        </w:rPr>
+        <w:t>plan_history</w:t>
+      </w:r>
+      <w:r>
+        <w:rPr>
+          <w:sz w:val="21"/>
+        </w:rPr>
+        <w:t>中的服务预计开始及实际结束，并关联实际</w:t>
+      </w:r>
+      <w:r>
+        <w:rPr>
+          <w:sz w:val="21"/>
+        </w:rPr>
+        <w:t>Goal</w:t>
+      </w:r>
+      <w:r>
+        <w:rPr>
+          <w:sz w:val="21"/>
+        </w:rPr>
+        <w:t>派发。</w:t>
+      </w:r>
+    </w:p>
+    <w:p>
+      <w:pPr>
+        <w:pStyle w:val="Normal"/>
+        <w:rPr/>
+      </w:pPr>
+      <w:r>
+        <w:rPr>
+          <w:sz w:val="21"/>
+        </w:rPr>
+        <w:t>各次记录的时间原点由匹配活动的</w:t>
+      </w:r>
+      <w:r>
+        <w:rPr>
+          <w:sz w:val="21"/>
+        </w:rPr>
+        <w:t>result_received_at</w:t>
+      </w:r>
+      <w:r>
+        <w:rPr>
+          <w:sz w:val="21"/>
+        </w:rPr>
+        <w:t>减去</w:t>
+      </w:r>
+      <w:r>
+        <w:rPr>
+          <w:sz w:val="21"/>
+        </w:rPr>
+        <w:t>Plan</w:t>
+      </w:r>
+      <w:r>
+        <w:rPr>
+          <w:sz w:val="21"/>
+        </w:rPr>
+        <w:t>中</w:t>
+      </w:r>
+      <w:r>
+        <w:rPr>
+          <w:sz w:val="21"/>
+        </w:rPr>
+        <w:t>actual_finish</w:t>
+      </w:r>
+      <w:r>
+        <w:rPr>
+          <w:sz w:val="21"/>
+        </w:rPr>
+        <w:t>恢复，并用该次所有可匹配活动交叉核对。表</w:t>
+      </w:r>
+      <w:r>
+        <w:rPr>
+          <w:sz w:val="21"/>
+        </w:rPr>
+        <w:t>6</w:t>
+      </w:r>
+      <w:r>
+        <w:rPr>
+          <w:sz w:val="21"/>
+        </w:rPr>
+        <w:t>的最后终态取全部核实成功步骤的接收时刻最大值，与活动汇总时刻可能存在一轮更新差异，两者不混用。规划耗时使用墙时，其余执行时序使用仿真时间，不由</w:t>
+      </w:r>
+      <w:r>
+        <w:rPr>
+          <w:sz w:val="21"/>
+        </w:rPr>
+        <w:t>16</w:t>
+      </w:r>
+      <w:r>
+        <w:rPr>
+          <w:sz w:val="21"/>
+        </w:rPr>
+        <w:t>倍回放视频时长换算。</w:t>
+      </w:r>
+    </w:p>
+    <w:p>
+      <w:pPr>
+        <w:pStyle w:val="Normal"/>
+        <w:rPr/>
+      </w:pPr>
+      <w:r>
+        <w:rPr>
+          <w:sz w:val="21"/>
+        </w:rPr>
+        <w:t>图表的小型数据副本保存在本报告目录的</w:t>
+      </w:r>
+      <w:r>
+        <w:rPr>
+          <w:sz w:val="21"/>
+        </w:rPr>
+        <w:t>data/</w:t>
+      </w:r>
+      <w:r>
+        <w:rPr>
+          <w:sz w:val="21"/>
+        </w:rPr>
+        <w:t>，包括任务汇总、</w:t>
+      </w:r>
+      <w:r>
+        <w:rPr>
+          <w:sz w:val="21"/>
+        </w:rPr>
+        <w:t>Goal</w:t>
+      </w:r>
+      <w:r>
+        <w:rPr>
+          <w:sz w:val="21"/>
+        </w:rPr>
+        <w:t>事件、报告事件、设施合格量、支援调整和已接纳几何；</w:t>
+      </w:r>
+      <w:r>
+        <w:rPr>
+          <w:sz w:val="21"/>
+        </w:rPr>
+        <w:t>provenance.json</w:t>
+      </w:r>
+      <w:r>
+        <w:rPr>
+          <w:sz w:val="21"/>
+        </w:rPr>
+        <w:t>列出原文件路径与</w:t>
+      </w:r>
+      <w:r>
+        <w:rPr>
+          <w:sz w:val="21"/>
+        </w:rPr>
+        <w:t>SHA256</w:t>
+      </w:r>
+      <w:r>
+        <w:rPr>
+          <w:sz w:val="21"/>
+        </w:rPr>
+        <w:t>。</w:t>
+      </w:r>
+      <w:r>
+        <w:rPr>
+          <w:sz w:val="21"/>
+        </w:rPr>
+        <w:t>make_report_figures.py</w:t>
+      </w:r>
+      <w:r>
+        <w:rPr>
+          <w:sz w:val="21"/>
+        </w:rPr>
+        <w:t>可从这些数据复绘；使用–</w:t>
+      </w:r>
+      <w:r>
+        <w:rPr>
+          <w:sz w:val="21"/>
+        </w:rPr>
+        <w:t>refresh-data</w:t>
+      </w:r>
+      <w:r>
+        <w:rPr>
+          <w:sz w:val="21"/>
+        </w:rPr>
+        <w:t>则从本地原实验重新提取。图</w:t>
+      </w:r>
+      <w:r>
+        <w:rPr>
+          <w:sz w:val="21"/>
+        </w:rPr>
+        <w:t>3</w:t>
+      </w:r>
+      <w:r>
+        <w:rPr>
+          <w:sz w:val="21"/>
+        </w:rPr>
+        <w:t>使用既有实际</w:t>
+      </w:r>
+      <w:r>
+        <w:rPr>
+          <w:sz w:val="21"/>
+        </w:rPr>
+        <w:t>RViz</w:t>
+      </w:r>
+      <w:r>
+        <w:rPr>
+          <w:sz w:val="21"/>
+        </w:rPr>
+        <w:t>场景全景，其余图按本报告模型及记录绘制。数据与图片不含原始</w:t>
+      </w:r>
+      <w:r>
+        <w:rPr>
+          <w:sz w:val="21"/>
+        </w:rPr>
+        <w:t>bag</w:t>
+      </w:r>
+      <w:r>
+        <w:rPr>
+          <w:sz w:val="21"/>
+        </w:rPr>
+        <w:t>，不拼接不同运行以声称同一会话完成。</w:t>
       </w:r>
       <w:r>
         <w:br w:type="page"/>
@@ -30596,9 +33159,9 @@
         </w:numPr>
         <w:rPr/>
       </w:pPr>
-      <w:bookmarkStart w:id="76" w:name="__RefHeading___Toc1854_4125612531"/>
-      <w:bookmarkStart w:id="77" w:name="附录b-符号说明"/>
-      <w:bookmarkEnd w:id="76"/>
+      <w:bookmarkStart w:id="66" w:name="__RefHeading___Toc2032_2481719326"/>
+      <w:bookmarkStart w:id="67" w:name="附录b-符号说明"/>
+      <w:bookmarkEnd w:id="66"/>
       <w:r>
         <w:rPr/>
         <w:t>附录</w:t>
@@ -30611,7 +33174,7 @@
         <w:rPr/>
         <w:t>符号说明</w:t>
       </w:r>
-      <w:bookmarkEnd w:id="77"/>
+      <w:bookmarkEnd w:id="67"/>
     </w:p>
     <w:p>
       <w:pPr>
@@ -30735,6 +33298,7 @@
           <w:p>
             <w:pPr>
               <w:pStyle w:val="ReportTable"/>
+              <w:keepNext w:val="false"/>
               <w:widowControl w:val="false"/>
               <w:jc w:val="start"/>
               <w:rPr/>
@@ -30759,6 +33323,7 @@
           <w:p>
             <w:pPr>
               <w:pStyle w:val="ReportTable"/>
+              <w:keepNext w:val="false"/>
               <w:widowControl w:val="false"/>
               <w:jc w:val="start"/>
               <w:rPr/>
@@ -30785,6 +33350,7 @@
           <w:p>
             <w:pPr>
               <w:pStyle w:val="ReportTable"/>
+              <w:keepNext w:val="false"/>
               <w:widowControl w:val="false"/>
               <w:jc w:val="start"/>
               <w:rPr/>
@@ -30831,6 +33397,7 @@
           <w:p>
             <w:pPr>
               <w:pStyle w:val="ReportTable"/>
+              <w:keepNext w:val="false"/>
               <w:widowControl w:val="false"/>
               <w:jc w:val="start"/>
               <w:rPr/>
@@ -30857,6 +33424,7 @@
           <w:p>
             <w:pPr>
               <w:pStyle w:val="ReportTable"/>
+              <w:keepNext w:val="false"/>
               <w:widowControl w:val="false"/>
               <w:jc w:val="start"/>
               <w:rPr/>
@@ -30916,6 +33484,7 @@
           <w:p>
             <w:pPr>
               <w:pStyle w:val="ReportTable"/>
+              <w:keepNext w:val="false"/>
               <w:widowControl w:val="false"/>
               <w:jc w:val="start"/>
               <w:rPr/>
@@ -30942,6 +33511,7 @@
           <w:p>
             <w:pPr>
               <w:pStyle w:val="ReportTable"/>
+              <w:keepNext w:val="false"/>
               <w:widowControl w:val="false"/>
               <w:jc w:val="start"/>
               <w:rPr/>
@@ -31017,6 +33587,7 @@
           <w:p>
             <w:pPr>
               <w:pStyle w:val="ReportTable"/>
+              <w:keepNext w:val="false"/>
               <w:widowControl w:val="false"/>
               <w:jc w:val="start"/>
               <w:rPr/>
@@ -31043,6 +33614,7 @@
           <w:p>
             <w:pPr>
               <w:pStyle w:val="ReportTable"/>
+              <w:keepNext w:val="false"/>
               <w:widowControl w:val="false"/>
               <w:jc w:val="start"/>
               <w:rPr/>
@@ -31106,6 +33678,7 @@
           <w:p>
             <w:pPr>
               <w:pStyle w:val="ReportTable"/>
+              <w:keepNext w:val="false"/>
               <w:widowControl w:val="false"/>
               <w:jc w:val="start"/>
               <w:rPr/>
@@ -31132,6 +33705,7 @@
           <w:p>
             <w:pPr>
               <w:pStyle w:val="ReportTable"/>
+              <w:keepNext w:val="false"/>
               <w:widowControl w:val="false"/>
               <w:jc w:val="start"/>
               <w:rPr/>
@@ -31211,6 +33785,7 @@
           <w:p>
             <w:pPr>
               <w:pStyle w:val="ReportTable"/>
+              <w:keepNext w:val="false"/>
               <w:widowControl w:val="false"/>
               <w:jc w:val="start"/>
               <w:rPr/>
@@ -31237,6 +33812,7 @@
           <w:p>
             <w:pPr>
               <w:pStyle w:val="ReportTable"/>
+              <w:keepNext w:val="false"/>
               <w:widowControl w:val="false"/>
               <w:jc w:val="start"/>
               <w:rPr/>
@@ -31290,6 +33866,7 @@
           <w:p>
             <w:pPr>
               <w:pStyle w:val="ReportTable"/>
+              <w:keepNext w:val="false"/>
               <w:widowControl w:val="false"/>
               <w:jc w:val="start"/>
               <w:rPr/>
@@ -31316,6 +33893,7 @@
           <w:p>
             <w:pPr>
               <w:pStyle w:val="ReportTable"/>
+              <w:keepNext w:val="false"/>
               <w:widowControl w:val="false"/>
               <w:jc w:val="start"/>
               <w:rPr/>
@@ -31398,6 +33976,7 @@
           <w:p>
             <w:pPr>
               <w:pStyle w:val="ReportTable"/>
+              <w:keepNext w:val="false"/>
               <w:widowControl w:val="false"/>
               <w:jc w:val="start"/>
               <w:rPr/>
@@ -31424,6 +34003,7 @@
           <w:p>
             <w:pPr>
               <w:pStyle w:val="ReportTable"/>
+              <w:keepNext w:val="false"/>
               <w:widowControl w:val="false"/>
               <w:jc w:val="start"/>
               <w:rPr/>
@@ -31514,6 +34094,7 @@
           <w:p>
             <w:pPr>
               <w:pStyle w:val="ReportTable"/>
+              <w:keepNext w:val="false"/>
               <w:widowControl w:val="false"/>
               <w:jc w:val="start"/>
               <w:rPr/>
@@ -31540,6 +34121,7 @@
           <w:p>
             <w:pPr>
               <w:pStyle w:val="ReportTable"/>
+              <w:keepNext w:val="false"/>
               <w:widowControl w:val="false"/>
               <w:jc w:val="start"/>
               <w:rPr/>
@@ -31615,6 +34197,7 @@
           <w:p>
             <w:pPr>
               <w:pStyle w:val="ReportTable"/>
+              <w:keepNext w:val="false"/>
               <w:widowControl w:val="false"/>
               <w:jc w:val="start"/>
               <w:rPr/>
@@ -31641,6 +34224,7 @@
           <w:p>
             <w:pPr>
               <w:pStyle w:val="ReportTable"/>
+              <w:keepNext w:val="false"/>
               <w:widowControl w:val="false"/>
               <w:jc w:val="start"/>
               <w:rPr/>
@@ -31716,6 +34300,7 @@
           <w:p>
             <w:pPr>
               <w:pStyle w:val="ReportTable"/>
+              <w:keepNext w:val="false"/>
               <w:widowControl w:val="false"/>
               <w:jc w:val="start"/>
               <w:rPr/>
@@ -31742,6 +34327,7 @@
           <w:p>
             <w:pPr>
               <w:pStyle w:val="ReportTable"/>
+              <w:keepNext w:val="false"/>
               <w:widowControl w:val="false"/>
               <w:jc w:val="start"/>
               <w:rPr/>
@@ -31815,6 +34401,7 @@
           <w:p>
             <w:pPr>
               <w:pStyle w:val="ReportTable"/>
+              <w:keepNext w:val="false"/>
               <w:widowControl w:val="false"/>
               <w:jc w:val="start"/>
               <w:rPr/>
@@ -31843,6 +34430,7 @@
           <w:p>
             <w:pPr>
               <w:pStyle w:val="ReportTable"/>
+              <w:keepNext w:val="false"/>
               <w:widowControl w:val="false"/>
               <w:jc w:val="start"/>
               <w:rPr/>
@@ -31919,6 +34507,7 @@
           <w:p>
             <w:pPr>
               <w:pStyle w:val="ReportTable"/>
+              <w:keepNext w:val="false"/>
               <w:widowControl w:val="false"/>
               <w:jc w:val="start"/>
               <w:rPr/>
@@ -31934,8 +34523,8 @@
       </w:tr>
     </w:tbl>
     <w:sectPr>
-      <w:headerReference w:type="default" r:id="rId4"/>
-      <w:footerReference w:type="default" r:id="rId5"/>
+      <w:headerReference w:type="default" r:id="rId9"/>
+      <w:footerReference w:type="default" r:id="rId10"/>
       <w:type w:val="nextPage"/>
       <w:pgSz w:w="11906" w:h="16838"/>
       <w:pgMar w:left="1800" w:right="1800" w:gutter="0" w:header="851" w:top="1440" w:footer="992" w:bottom="1440"/>
@@ -32004,7 +34593,7 @@
     </w:r>
     <w:r>
       <w:rPr/>
-      <w:t>23</w:t>
+      <w:t>28</w:t>
     </w:r>
     <w:r>
       <w:rPr/>
@@ -33422,6 +36011,51 @@
       <w:lang w:val="en-US" w:eastAsia="zh-CN" w:bidi="hi-IN"/>
     </w:rPr>
   </w:style>
+  <w:style w:type="paragraph" w:styleId="ReportFigure" w:customStyle="1">
+    <w:name w:val="ReportFigure"/>
+    <w:qFormat/>
+    <w:pPr>
+      <w:keepNext w:val="true"/>
+      <w:widowControl/>
+      <w:suppressAutoHyphens w:val="true"/>
+      <w:bidi w:val="0"/>
+      <w:spacing w:lineRule="auto" w:line="240" w:before="120" w:after="60"/>
+      <w:ind w:hanging="0"/>
+      <w:jc w:val="center"/>
+    </w:pPr>
+    <w:rPr>
+      <w:rFonts w:ascii="Times New Roman" w:hAnsi="Times New Roman" w:eastAsia="宋体" w:cs="Lohit Devanagari"/>
+      <w:b w:val="false"/>
+      <w:i w:val="false"/>
+      <w:color w:val="auto"/>
+      <w:kern w:val="0"/>
+      <w:sz w:val="21"/>
+      <w:szCs w:val="24"/>
+      <w:lang w:val="en-US" w:eastAsia="zh-CN" w:bidi="hi-IN"/>
+    </w:rPr>
+  </w:style>
+  <w:style w:type="paragraph" w:styleId="ReportNote" w:customStyle="1">
+    <w:name w:val="ReportNote"/>
+    <w:qFormat/>
+    <w:pPr>
+      <w:widowControl/>
+      <w:suppressAutoHyphens w:val="true"/>
+      <w:bidi w:val="0"/>
+      <w:spacing w:lineRule="auto" w:line="360" w:before="0" w:after="0"/>
+      <w:ind w:hanging="0"/>
+      <w:jc w:val="start"/>
+    </w:pPr>
+    <w:rPr>
+      <w:rFonts w:ascii="Times New Roman" w:hAnsi="Times New Roman" w:eastAsia="宋体" w:cs="Lohit Devanagari"/>
+      <w:b w:val="false"/>
+      <w:i w:val="false"/>
+      <w:color w:val="auto"/>
+      <w:kern w:val="0"/>
+      <w:sz w:val="18"/>
+      <w:szCs w:val="24"/>
+      <w:lang w:val="en-US" w:eastAsia="zh-CN" w:bidi="hi-IN"/>
+    </w:rPr>
+  </w:style>
   <w:style w:type="paragraph" w:styleId="Contents4" w:customStyle="1">
     <w:name w:val="TOC 4"/>
     <w:pPr>
